--- a/docs/Meheruns_stuff/MATERIALS - WEEK 5.docx
+++ b/docs/Meheruns_stuff/MATERIALS - WEEK 5.docx
@@ -495,23 +495,7 @@
                 <w:rFonts w:ascii="Calibri" w:hAnsi="Calibri" w:cs="Calibri"/>
                 <w:lang w:val="en-US"/>
               </w:rPr>
-              <w:t xml:space="preserve">Heat </w:t>
-            </w:r>
-            <w:proofErr w:type="gramStart"/>
-            <w:r>
-              <w:rPr>
-                <w:rFonts w:ascii="Calibri" w:hAnsi="Calibri" w:cs="Calibri"/>
-                <w:lang w:val="en-US"/>
-              </w:rPr>
-              <w:t>treat</w:t>
-            </w:r>
-            <w:proofErr w:type="gramEnd"/>
-            <w:r>
-              <w:rPr>
-                <w:rFonts w:ascii="Calibri" w:hAnsi="Calibri" w:cs="Calibri"/>
-                <w:lang w:val="en-US"/>
-              </w:rPr>
-              <w:t xml:space="preserve"> to form solid solution, quench, then age to form precipitates</w:t>
+              <w:t>Heat treat to form solid solution, quench, then age to form precipitates</w:t>
             </w:r>
           </w:p>
         </w:tc>
@@ -539,23 +523,7 @@
                 <w:rFonts w:ascii="Calibri" w:hAnsi="Calibri" w:cs="Calibri"/>
                 <w:lang w:val="en-US"/>
               </w:rPr>
-              <w:t xml:space="preserve">Precipitates dispersed in the matrix (e.g., </w:t>
-            </w:r>
-            <w:proofErr w:type="spellStart"/>
-            <w:r>
-              <w:rPr>
-                <w:rFonts w:ascii="Calibri" w:hAnsi="Calibri" w:cs="Calibri"/>
-                <w:lang w:val="en-US"/>
-              </w:rPr>
-              <w:t>CuAl</w:t>
-            </w:r>
-            <w:proofErr w:type="spellEnd"/>
-            <w:r>
-              <w:rPr>
-                <w:rFonts w:ascii="Calibri" w:hAnsi="Calibri" w:cs="Calibri"/>
-                <w:lang w:val="en-US"/>
-              </w:rPr>
-              <w:t>₂ in Duralumin)</w:t>
+              <w:t>Precipitates dispersed in the matrix (e.g., CuAl₂ in Duralumin)</w:t>
             </w:r>
           </w:p>
         </w:tc>
@@ -1532,51 +1500,7 @@
           <w:sz w:val="24"/>
           <w:szCs w:val="24"/>
         </w:rPr>
-        <w:t xml:space="preserve">No </w:t>
-      </w:r>
-      <w:proofErr w:type="gramStart"/>
-      <w:r>
-        <w:rPr>
-          <w:rFonts w:ascii="Calibri" w:hAnsi="Calibri" w:cs="Calibri"/>
-          <w:b/>
-          <w:bCs/>
-          <w:sz w:val="24"/>
-          <w:szCs w:val="24"/>
-        </w:rPr>
-        <w:t>graphite;</w:t>
-      </w:r>
-      <w:proofErr w:type="gramEnd"/>
-      <w:r>
-        <w:rPr>
-          <w:rFonts w:ascii="Calibri" w:hAnsi="Calibri" w:cs="Calibri"/>
-          <w:b/>
-          <w:bCs/>
-          <w:sz w:val="24"/>
-          <w:szCs w:val="24"/>
-        </w:rPr>
-        <w:t xml:space="preserve"> carbon is mostly iron carbide (</w:t>
-      </w:r>
-      <w:proofErr w:type="spellStart"/>
-      <w:r>
-        <w:rPr>
-          <w:rFonts w:ascii="Calibri" w:hAnsi="Calibri" w:cs="Calibri"/>
-          <w:b/>
-          <w:bCs/>
-          <w:sz w:val="24"/>
-          <w:szCs w:val="24"/>
-        </w:rPr>
-        <w:t>Fe₃C</w:t>
-      </w:r>
-      <w:proofErr w:type="spellEnd"/>
-      <w:r>
-        <w:rPr>
-          <w:rFonts w:ascii="Calibri" w:hAnsi="Calibri" w:cs="Calibri"/>
-          <w:b/>
-          <w:bCs/>
-          <w:sz w:val="24"/>
-          <w:szCs w:val="24"/>
-        </w:rPr>
-        <w:t xml:space="preserve"> or cementite)</w:t>
+        <w:t>No graphite; carbon is mostly iron carbide (Fe₃C or cementite)</w:t>
       </w:r>
     </w:p>
     <w:p>
@@ -2087,23 +2011,7 @@
                 <w:rFonts w:ascii="Calibri" w:hAnsi="Calibri" w:cs="Calibri"/>
                 <w:lang w:val="en-US"/>
               </w:rPr>
-              <w:t xml:space="preserve">Metals contract when cooled from </w:t>
-            </w:r>
-            <w:proofErr w:type="gramStart"/>
-            <w:r>
-              <w:rPr>
-                <w:rFonts w:ascii="Calibri" w:hAnsi="Calibri" w:cs="Calibri"/>
-                <w:lang w:val="en-US"/>
-              </w:rPr>
-              <w:t>melt</w:t>
-            </w:r>
-            <w:proofErr w:type="gramEnd"/>
-            <w:r>
-              <w:rPr>
-                <w:rFonts w:ascii="Calibri" w:hAnsi="Calibri" w:cs="Calibri"/>
-                <w:lang w:val="en-US"/>
-              </w:rPr>
-              <w:t>, which affects dimensional accuracy.</w:t>
+              <w:t>Metals contract when cooled from melt, which affects dimensional accuracy.</w:t>
             </w:r>
           </w:p>
         </w:tc>
@@ -2166,23 +2074,7 @@
                 <w:rFonts w:ascii="Calibri" w:hAnsi="Calibri" w:cs="Calibri"/>
                 <w:lang w:val="en-US"/>
               </w:rPr>
-              <w:t xml:space="preserve">Shrinkage during cooling creates a gap between metal and </w:t>
-            </w:r>
-            <w:proofErr w:type="spellStart"/>
-            <w:r>
-              <w:rPr>
-                <w:rFonts w:ascii="Calibri" w:hAnsi="Calibri" w:cs="Calibri"/>
-                <w:lang w:val="en-US"/>
-              </w:rPr>
-              <w:t>mould</w:t>
-            </w:r>
-            <w:proofErr w:type="spellEnd"/>
-            <w:r>
-              <w:rPr>
-                <w:rFonts w:ascii="Calibri" w:hAnsi="Calibri" w:cs="Calibri"/>
-                <w:lang w:val="en-US"/>
-              </w:rPr>
-              <w:t>, reducing heat transfer.</w:t>
+              <w:t>Shrinkage during cooling creates a gap between metal and mould, reducing heat transfer.</w:t>
             </w:r>
           </w:p>
         </w:tc>
@@ -2308,23 +2200,7 @@
                 <w:rFonts w:ascii="Calibri" w:hAnsi="Calibri" w:cs="Calibri"/>
                 <w:lang w:val="en-US"/>
               </w:rPr>
-              <w:t xml:space="preserve">Excessive deformation risks </w:t>
-            </w:r>
-            <w:proofErr w:type="gramStart"/>
-            <w:r>
-              <w:rPr>
-                <w:rFonts w:ascii="Calibri" w:hAnsi="Calibri" w:cs="Calibri"/>
-                <w:lang w:val="en-US"/>
-              </w:rPr>
-              <w:t>cracking;</w:t>
-            </w:r>
-            <w:proofErr w:type="gramEnd"/>
-            <w:r>
-              <w:rPr>
-                <w:rFonts w:ascii="Calibri" w:hAnsi="Calibri" w:cs="Calibri"/>
-                <w:lang w:val="en-US"/>
-              </w:rPr>
-              <w:t xml:space="preserve"> shaping must be done in steps.</w:t>
+              <w:t>Excessive deformation risks cracking; shaping must be done in steps.</w:t>
             </w:r>
           </w:p>
         </w:tc>
@@ -2387,23 +2263,7 @@
                 <w:rFonts w:ascii="Calibri" w:hAnsi="Calibri" w:cs="Calibri"/>
                 <w:lang w:val="en-US"/>
               </w:rPr>
-              <w:t xml:space="preserve">Metals struggle to fill sharp </w:t>
-            </w:r>
-            <w:proofErr w:type="spellStart"/>
-            <w:r>
-              <w:rPr>
-                <w:rFonts w:ascii="Calibri" w:hAnsi="Calibri" w:cs="Calibri"/>
-                <w:lang w:val="en-US"/>
-              </w:rPr>
-              <w:t>mould</w:t>
-            </w:r>
-            <w:proofErr w:type="spellEnd"/>
-            <w:r>
-              <w:rPr>
-                <w:rFonts w:ascii="Calibri" w:hAnsi="Calibri" w:cs="Calibri"/>
-                <w:lang w:val="en-US"/>
-              </w:rPr>
-              <w:t xml:space="preserve"> corners, leading to defects.</w:t>
+              <w:t>Metals struggle to fill sharp mould corners, leading to defects.</w:t>
             </w:r>
           </w:p>
         </w:tc>
@@ -2466,23 +2326,7 @@
                 <w:rFonts w:ascii="Calibri" w:hAnsi="Calibri" w:cs="Calibri"/>
                 <w:lang w:val="en-US"/>
               </w:rPr>
-              <w:t xml:space="preserve">Forging presses push in one direction; liquids can fill complex </w:t>
-            </w:r>
-            <w:proofErr w:type="spellStart"/>
-            <w:r>
-              <w:rPr>
-                <w:rFonts w:ascii="Calibri" w:hAnsi="Calibri" w:cs="Calibri"/>
-                <w:lang w:val="en-US"/>
-              </w:rPr>
-              <w:t>moulds</w:t>
-            </w:r>
-            <w:proofErr w:type="spellEnd"/>
-            <w:r>
-              <w:rPr>
-                <w:rFonts w:ascii="Calibri" w:hAnsi="Calibri" w:cs="Calibri"/>
-                <w:lang w:val="en-US"/>
-              </w:rPr>
-              <w:t xml:space="preserve"> better.</w:t>
+              <w:t>Forging presses push in one direction; liquids can fill complex moulds better.</w:t>
             </w:r>
           </w:p>
         </w:tc>
@@ -2545,23 +2389,7 @@
                 <w:rFonts w:ascii="Calibri" w:hAnsi="Calibri" w:cs="Calibri"/>
                 <w:lang w:val="en-US"/>
               </w:rPr>
-              <w:t xml:space="preserve">Structural changes </w:t>
-            </w:r>
-            <w:proofErr w:type="gramStart"/>
-            <w:r>
-              <w:rPr>
-                <w:rFonts w:ascii="Calibri" w:hAnsi="Calibri" w:cs="Calibri"/>
-                <w:lang w:val="en-US"/>
-              </w:rPr>
-              <w:t>on</w:t>
-            </w:r>
-            <w:proofErr w:type="gramEnd"/>
-            <w:r>
-              <w:rPr>
-                <w:rFonts w:ascii="Calibri" w:hAnsi="Calibri" w:cs="Calibri"/>
-                <w:lang w:val="en-US"/>
-              </w:rPr>
-              <w:t xml:space="preserve"> heating/cooling influence mechanical properties and process control.</w:t>
+              <w:t>Structural changes on heating/cooling influence mechanical properties and process control.</w:t>
             </w:r>
           </w:p>
         </w:tc>
@@ -2704,23 +2532,7 @@
           <w:rFonts w:ascii="Calibri" w:hAnsi="Calibri" w:cs="Calibri"/>
           <w:color w:val="EE0000"/>
         </w:rPr>
-        <w:t xml:space="preserve">pouring molten metal into </w:t>
-      </w:r>
-      <w:proofErr w:type="spellStart"/>
-      <w:r>
-        <w:rPr>
-          <w:rFonts w:ascii="Calibri" w:hAnsi="Calibri" w:cs="Calibri"/>
-          <w:color w:val="EE0000"/>
-        </w:rPr>
-        <w:t>molds</w:t>
-      </w:r>
-      <w:proofErr w:type="spellEnd"/>
-      <w:r>
-        <w:rPr>
-          <w:rFonts w:ascii="Calibri" w:hAnsi="Calibri" w:cs="Calibri"/>
-          <w:color w:val="EE0000"/>
-        </w:rPr>
-        <w:t xml:space="preserve"> to form simple, solid shapes called ingots. </w:t>
+        <w:t xml:space="preserve">pouring molten metal into molds to form simple, solid shapes called ingots. </w:t>
       </w:r>
     </w:p>
     <w:p>
@@ -2747,27 +2559,7 @@
           <w:bCs/>
           <w:color w:val="196B24" w:themeColor="accent3"/>
         </w:rPr>
-        <w:t xml:space="preserve">melting temperature of a material determines the casting process and </w:t>
-      </w:r>
-      <w:proofErr w:type="spellStart"/>
-      <w:r>
-        <w:rPr>
-          <w:rFonts w:ascii="Calibri" w:hAnsi="Calibri" w:cs="Calibri"/>
-          <w:b/>
-          <w:bCs/>
-          <w:color w:val="196B24" w:themeColor="accent3"/>
-        </w:rPr>
-        <w:t>mold</w:t>
-      </w:r>
-      <w:proofErr w:type="spellEnd"/>
-      <w:r>
-        <w:rPr>
-          <w:rFonts w:ascii="Calibri" w:hAnsi="Calibri" w:cs="Calibri"/>
-          <w:b/>
-          <w:bCs/>
-          <w:color w:val="196B24" w:themeColor="accent3"/>
-        </w:rPr>
-        <w:t xml:space="preserve"> design</w:t>
+        <w:t>melting temperature of a material determines the casting process and mold design</w:t>
       </w:r>
       <w:r>
         <w:rPr>
@@ -2800,21 +2592,7 @@
         <w:rPr>
           <w:rFonts w:ascii="Calibri" w:hAnsi="Calibri" w:cs="Calibri"/>
         </w:rPr>
-        <w:t xml:space="preserve">, and </w:t>
-      </w:r>
-      <w:proofErr w:type="spellStart"/>
-      <w:r>
-        <w:rPr>
-          <w:rFonts w:ascii="Calibri" w:hAnsi="Calibri" w:cs="Calibri"/>
-        </w:rPr>
-        <w:t>mold</w:t>
-      </w:r>
-      <w:proofErr w:type="spellEnd"/>
-      <w:r>
-        <w:rPr>
-          <w:rFonts w:ascii="Calibri" w:hAnsi="Calibri" w:cs="Calibri"/>
-        </w:rPr>
-        <w:t xml:space="preserve"> materials must withstand it without degrading.</w:t>
+        <w:t>, and mold materials must withstand it without degrading.</w:t>
       </w:r>
     </w:p>
     <w:p>
@@ -2940,25 +2718,7 @@
           <w:b/>
           <w:bCs/>
         </w:rPr>
-        <w:t xml:space="preserve">Q: What are typical </w:t>
-      </w:r>
-      <w:proofErr w:type="spellStart"/>
-      <w:r>
-        <w:rPr>
-          <w:rFonts w:ascii="Calibri" w:hAnsi="Calibri" w:cs="Calibri"/>
-          <w:b/>
-          <w:bCs/>
-        </w:rPr>
-        <w:t>mold</w:t>
-      </w:r>
-      <w:proofErr w:type="spellEnd"/>
-      <w:r>
-        <w:rPr>
-          <w:rFonts w:ascii="Calibri" w:hAnsi="Calibri" w:cs="Calibri"/>
-          <w:b/>
-          <w:bCs/>
-        </w:rPr>
-        <w:t xml:space="preserve"> characteristics for ingot casting?</w:t>
+        <w:t>Q: What are typical mold characteristics for ingot casting?</w:t>
       </w:r>
       <w:r>
         <w:rPr>
@@ -3090,21 +2850,7 @@
         <w:rPr>
           <w:rFonts w:ascii="Calibri" w:hAnsi="Calibri" w:cs="Calibri"/>
         </w:rPr>
-        <w:t xml:space="preserve">. Since solidification starts at the </w:t>
-      </w:r>
-      <w:proofErr w:type="spellStart"/>
-      <w:r>
-        <w:rPr>
-          <w:rFonts w:ascii="Calibri" w:hAnsi="Calibri" w:cs="Calibri"/>
-        </w:rPr>
-        <w:t>mold</w:t>
-      </w:r>
-      <w:proofErr w:type="spellEnd"/>
-      <w:r>
-        <w:rPr>
-          <w:rFonts w:ascii="Calibri" w:hAnsi="Calibri" w:cs="Calibri"/>
-        </w:rPr>
-        <w:t xml:space="preserve"> walls and proceeds inward and upward, a </w:t>
+        <w:t xml:space="preserve">. Since solidification starts at the mold walls and proceeds inward and upward, a </w:t>
       </w:r>
       <w:r>
         <w:rPr>
@@ -3366,21 +3112,7 @@
         <w:rPr>
           <w:rFonts w:ascii="Calibri" w:hAnsi="Calibri" w:cs="Calibri"/>
         </w:rPr>
-        <w:t xml:space="preserve">, usually the </w:t>
-      </w:r>
-      <w:proofErr w:type="spellStart"/>
-      <w:r>
-        <w:rPr>
-          <w:rFonts w:ascii="Calibri" w:hAnsi="Calibri" w:cs="Calibri"/>
-        </w:rPr>
-        <w:t>center</w:t>
-      </w:r>
-      <w:proofErr w:type="spellEnd"/>
-      <w:r>
-        <w:rPr>
-          <w:rFonts w:ascii="Calibri" w:hAnsi="Calibri" w:cs="Calibri"/>
-        </w:rPr>
-        <w:t xml:space="preserve"> or top, creating </w:t>
+        <w:t xml:space="preserve">, usually the center or top, creating </w:t>
       </w:r>
       <w:r>
         <w:rPr>
@@ -3494,21 +3226,7 @@
         <w:rPr>
           <w:rFonts w:ascii="Calibri" w:hAnsi="Calibri" w:cs="Calibri"/>
         </w:rPr>
-        <w:t xml:space="preserve"> </w:t>
-      </w:r>
-      <w:proofErr w:type="gramStart"/>
-      <w:r>
-        <w:rPr>
-          <w:rFonts w:ascii="Calibri" w:hAnsi="Calibri" w:cs="Calibri"/>
-        </w:rPr>
-        <w:t>is</w:t>
-      </w:r>
-      <w:proofErr w:type="gramEnd"/>
-      <w:r>
-        <w:rPr>
-          <w:rFonts w:ascii="Calibri" w:hAnsi="Calibri" w:cs="Calibri"/>
-        </w:rPr>
-        <w:t xml:space="preserve"> needed to shape them later (e.g., into sheets or rods).</w:t>
+        <w:t xml:space="preserve"> is needed to shape them later (e.g., into sheets or rods).</w:t>
       </w:r>
     </w:p>
     <w:p>
@@ -3991,50 +3709,14 @@
           <w:bCs/>
           <w:color w:val="000000" w:themeColor="text1"/>
         </w:rPr>
-        <w:t xml:space="preserve">molten metal is poured into a </w:t>
-      </w:r>
-      <w:proofErr w:type="spellStart"/>
-      <w:r>
-        <w:rPr>
-          <w:rFonts w:ascii="Calibri" w:hAnsi="Calibri" w:cs="Calibri"/>
-          <w:b/>
-          <w:bCs/>
-          <w:color w:val="000000" w:themeColor="text1"/>
-        </w:rPr>
-        <w:t>mold</w:t>
-      </w:r>
-      <w:proofErr w:type="spellEnd"/>
-      <w:r>
-        <w:rPr>
-          <w:rFonts w:ascii="Calibri" w:hAnsi="Calibri" w:cs="Calibri"/>
-          <w:b/>
-          <w:bCs/>
-          <w:color w:val="000000" w:themeColor="text1"/>
-        </w:rPr>
-        <w:t xml:space="preserve"> made of sand</w:t>
-      </w:r>
-      <w:r>
-        <w:rPr>
-          <w:rFonts w:ascii="Calibri" w:hAnsi="Calibri" w:cs="Calibri"/>
-          <w:color w:val="000000" w:themeColor="text1"/>
-        </w:rPr>
-        <w:t xml:space="preserve">. Once the metal cools and solidifies, the sand </w:t>
-      </w:r>
-      <w:proofErr w:type="spellStart"/>
-      <w:r>
-        <w:rPr>
-          <w:rFonts w:ascii="Calibri" w:hAnsi="Calibri" w:cs="Calibri"/>
-          <w:color w:val="000000" w:themeColor="text1"/>
-        </w:rPr>
-        <w:t>mold</w:t>
-      </w:r>
-      <w:proofErr w:type="spellEnd"/>
-      <w:r>
-        <w:rPr>
-          <w:rFonts w:ascii="Calibri" w:hAnsi="Calibri" w:cs="Calibri"/>
-          <w:color w:val="000000" w:themeColor="text1"/>
-        </w:rPr>
-        <w:t xml:space="preserve"> is </w:t>
+        <w:t>molten metal is poured into a mold made of sand</w:t>
+      </w:r>
+      <w:r>
+        <w:rPr>
+          <w:rFonts w:ascii="Calibri" w:hAnsi="Calibri" w:cs="Calibri"/>
+          <w:color w:val="000000" w:themeColor="text1"/>
+        </w:rPr>
+        <w:t xml:space="preserve">. Once the metal cools and solidifies, the sand mold is </w:t>
       </w:r>
       <w:r>
         <w:rPr>
@@ -4106,23 +3788,7 @@
           <w:rFonts w:ascii="Calibri" w:hAnsi="Calibri" w:cs="Calibri"/>
           <w:color w:val="000000" w:themeColor="text1"/>
         </w:rPr>
-        <w:t xml:space="preserve">It is pressed into sand to make a </w:t>
-      </w:r>
-      <w:proofErr w:type="spellStart"/>
-      <w:r>
-        <w:rPr>
-          <w:rFonts w:ascii="Calibri" w:hAnsi="Calibri" w:cs="Calibri"/>
-          <w:color w:val="000000" w:themeColor="text1"/>
-        </w:rPr>
-        <w:t>mold</w:t>
-      </w:r>
-      <w:proofErr w:type="spellEnd"/>
-      <w:r>
-        <w:rPr>
-          <w:rFonts w:ascii="Calibri" w:hAnsi="Calibri" w:cs="Calibri"/>
-          <w:color w:val="000000" w:themeColor="text1"/>
-        </w:rPr>
-        <w:t xml:space="preserve"> cavity.</w:t>
+        <w:t>It is pressed into sand to make a mold cavity.</w:t>
       </w:r>
     </w:p>
     <w:p>
@@ -4223,19 +3889,8 @@
           <w:bCs/>
           <w:color w:val="000000" w:themeColor="text1"/>
         </w:rPr>
-        <w:t xml:space="preserve">poured into the </w:t>
-      </w:r>
-      <w:proofErr w:type="spellStart"/>
-      <w:r>
-        <w:rPr>
-          <w:rFonts w:ascii="Calibri" w:hAnsi="Calibri" w:cs="Calibri"/>
-          <w:b/>
-          <w:bCs/>
-          <w:color w:val="000000" w:themeColor="text1"/>
-        </w:rPr>
-        <w:t>mold</w:t>
-      </w:r>
-      <w:proofErr w:type="spellEnd"/>
+        <w:t>poured into the mold</w:t>
+      </w:r>
       <w:r>
         <w:rPr>
           <w:rFonts w:ascii="Calibri" w:hAnsi="Calibri" w:cs="Calibri"/>
@@ -4299,25 +3954,14 @@
         </w:rPr>
         <w:t xml:space="preserve">The </w:t>
       </w:r>
-      <w:proofErr w:type="spellStart"/>
-      <w:r>
-        <w:rPr>
-          <w:rFonts w:ascii="Calibri" w:hAnsi="Calibri" w:cs="Calibri"/>
-          <w:b/>
-          <w:bCs/>
-          <w:color w:val="000000" w:themeColor="text1"/>
-        </w:rPr>
-        <w:t>mold</w:t>
-      </w:r>
-      <w:proofErr w:type="spellEnd"/>
-      <w:r>
-        <w:rPr>
-          <w:rFonts w:ascii="Calibri" w:hAnsi="Calibri" w:cs="Calibri"/>
-          <w:b/>
-          <w:bCs/>
-          <w:color w:val="000000" w:themeColor="text1"/>
-        </w:rPr>
-        <w:t xml:space="preserve"> is discarded</w:t>
+      <w:r>
+        <w:rPr>
+          <w:rFonts w:ascii="Calibri" w:hAnsi="Calibri" w:cs="Calibri"/>
+          <w:b/>
+          <w:bCs/>
+          <w:color w:val="000000" w:themeColor="text1"/>
+        </w:rPr>
+        <w:t>mold is discarded</w:t>
       </w:r>
       <w:r>
         <w:rPr>
@@ -4521,18 +4165,8 @@
           <w:b/>
           <w:bCs/>
         </w:rPr>
-        <w:t xml:space="preserve">form sand </w:t>
-      </w:r>
-      <w:proofErr w:type="spellStart"/>
-      <w:r>
-        <w:rPr>
-          <w:rFonts w:ascii="Calibri" w:hAnsi="Calibri" w:cs="Calibri"/>
-          <w:b/>
-          <w:bCs/>
-        </w:rPr>
-        <w:t>molds</w:t>
-      </w:r>
-      <w:proofErr w:type="spellEnd"/>
+        <w:t>form sand molds</w:t>
+      </w:r>
       <w:r>
         <w:rPr>
           <w:rFonts w:ascii="Calibri" w:hAnsi="Calibri" w:cs="Calibri"/>
@@ -4551,21 +4185,7 @@
         <w:rPr>
           <w:rFonts w:ascii="Calibri" w:hAnsi="Calibri" w:cs="Calibri"/>
         </w:rPr>
-        <w:t xml:space="preserve"> of cast parts. This method dramatically increases casting speed compared to traditional hand-packed </w:t>
-      </w:r>
-      <w:proofErr w:type="spellStart"/>
-      <w:r>
-        <w:rPr>
-          <w:rFonts w:ascii="Calibri" w:hAnsi="Calibri" w:cs="Calibri"/>
-        </w:rPr>
-        <w:t>molds</w:t>
-      </w:r>
-      <w:proofErr w:type="spellEnd"/>
-      <w:r>
-        <w:rPr>
-          <w:rFonts w:ascii="Calibri" w:hAnsi="Calibri" w:cs="Calibri"/>
-        </w:rPr>
-        <w:t>.</w:t>
+        <w:t xml:space="preserve"> of cast parts. This method dramatically increases casting speed compared to traditional hand-packed molds.</w:t>
       </w:r>
     </w:p>
     <w:p>
@@ -4916,21 +4536,7 @@
         <w:rPr>
           <w:rFonts w:ascii="Calibri" w:hAnsi="Calibri" w:cs="Calibri"/>
         </w:rPr>
-        <w:t xml:space="preserve">This </w:t>
-      </w:r>
-      <w:proofErr w:type="gramStart"/>
-      <w:r>
-        <w:rPr>
-          <w:rFonts w:ascii="Calibri" w:hAnsi="Calibri" w:cs="Calibri"/>
-        </w:rPr>
-        <w:t>is why die</w:t>
-      </w:r>
-      <w:proofErr w:type="gramEnd"/>
-      <w:r>
-        <w:rPr>
-          <w:rFonts w:ascii="Calibri" w:hAnsi="Calibri" w:cs="Calibri"/>
-        </w:rPr>
-        <w:t xml:space="preserve"> casting is </w:t>
+        <w:t xml:space="preserve">This is why die casting is </w:t>
       </w:r>
       <w:r>
         <w:rPr>
@@ -6274,21 +5880,7 @@
         <w:rPr>
           <w:rFonts w:ascii="Calibri" w:hAnsi="Calibri" w:cs="Calibri"/>
         </w:rPr>
-        <w:t xml:space="preserve">We use metal forming because casting has defects – </w:t>
-      </w:r>
-      <w:proofErr w:type="gramStart"/>
-      <w:r>
-        <w:rPr>
-          <w:rFonts w:ascii="Calibri" w:hAnsi="Calibri" w:cs="Calibri"/>
-        </w:rPr>
-        <w:t>cant</w:t>
-      </w:r>
-      <w:proofErr w:type="gramEnd"/>
-      <w:r>
-        <w:rPr>
-          <w:rFonts w:ascii="Calibri" w:hAnsi="Calibri" w:cs="Calibri"/>
-        </w:rPr>
-        <w:t xml:space="preserve"> fill voids/ cavity and holes therefore cost can be reduced</w:t>
+        <w:t>We use metal forming because casting has defects – cant fill voids/ cavity and holes therefore cost can be reduced</w:t>
       </w:r>
       <w:r>
         <w:rPr>
@@ -6365,21 +5957,7 @@
         <w:rPr>
           <w:rFonts w:ascii="Calibri" w:hAnsi="Calibri" w:cs="Calibri"/>
         </w:rPr>
-        <w:t xml:space="preserve"> due to cooling. Forming </w:t>
-      </w:r>
-      <w:proofErr w:type="gramStart"/>
-      <w:r>
-        <w:rPr>
-          <w:rFonts w:ascii="Calibri" w:hAnsi="Calibri" w:cs="Calibri"/>
-        </w:rPr>
-        <w:t>evens</w:t>
-      </w:r>
-      <w:proofErr w:type="gramEnd"/>
-      <w:r>
-        <w:rPr>
-          <w:rFonts w:ascii="Calibri" w:hAnsi="Calibri" w:cs="Calibri"/>
-        </w:rPr>
-        <w:t xml:space="preserve"> it out through </w:t>
+        <w:t xml:space="preserve"> due to cooling. Forming evens it out through </w:t>
       </w:r>
       <w:r>
         <w:rPr>
@@ -6409,27 +5987,25 @@
         <w:rPr>
           <w:rFonts w:ascii="Calibri" w:hAnsi="Calibri" w:cs="Calibri"/>
         </w:rPr>
-        <w:t xml:space="preserve">Some materials difficult to process as liquid due to high MELT temp – REFRACTORY MATERIALS </w:t>
-      </w:r>
-      <w:proofErr w:type="gramStart"/>
-      <w:r>
-        <w:rPr>
-          <w:rFonts w:ascii="Calibri" w:hAnsi="Calibri" w:cs="Calibri"/>
-        </w:rPr>
-        <w:t xml:space="preserve">- </w:t>
-      </w:r>
-      <w:r>
-        <w:rPr>
-          <w:rFonts w:ascii="Calibri" w:hAnsi="Calibri" w:cs="Calibri"/>
-        </w:rPr>
-        <w:t xml:space="preserve"> better</w:t>
-      </w:r>
-      <w:proofErr w:type="gramEnd"/>
-      <w:r>
-        <w:rPr>
-          <w:rFonts w:ascii="Calibri" w:hAnsi="Calibri" w:cs="Calibri"/>
-        </w:rPr>
-        <w:t xml:space="preserve"> shaped through forming or powder processes.</w:t>
+        <w:t>Some materials difficult to process as liquid due to high MELT temp – REFRACTORY MATERIALS</w:t>
+      </w:r>
+      <w:r>
+        <w:rPr>
+          <w:rFonts w:ascii="Calibri" w:hAnsi="Calibri" w:cs="Calibri"/>
+        </w:rPr>
+        <w:t>(NOBIUM AND TUNGSTEN)</w:t>
+      </w:r>
+      <w:r>
+        <w:rPr>
+          <w:rFonts w:ascii="Calibri" w:hAnsi="Calibri" w:cs="Calibri"/>
+        </w:rPr>
+        <w:t xml:space="preserve"> - </w:t>
+      </w:r>
+      <w:r>
+        <w:rPr>
+          <w:rFonts w:ascii="Calibri" w:hAnsi="Calibri" w:cs="Calibri"/>
+        </w:rPr>
+        <w:t xml:space="preserve"> better shaped through forming or powder processes.</w:t>
       </w:r>
     </w:p>
     <w:p>
@@ -8693,21 +8269,12 @@
           <w:color w:val="000000" w:themeColor="text1"/>
         </w:rPr>
       </w:pPr>
-      <w:proofErr w:type="spellStart"/>
-      <w:r>
-        <w:rPr>
-          <w:rFonts w:ascii="Calibri" w:hAnsi="Calibri" w:cs="Calibri"/>
-          <w:color w:val="000000" w:themeColor="text1"/>
-        </w:rPr>
-        <w:t>Well designed</w:t>
-      </w:r>
-      <w:proofErr w:type="spellEnd"/>
-      <w:r>
-        <w:rPr>
-          <w:rFonts w:ascii="Calibri" w:hAnsi="Calibri" w:cs="Calibri"/>
-          <w:color w:val="000000" w:themeColor="text1"/>
-        </w:rPr>
-        <w:t xml:space="preserve"> rolling mills have rolls of </w:t>
+      <w:r>
+        <w:rPr>
+          <w:rFonts w:ascii="Calibri" w:hAnsi="Calibri" w:cs="Calibri"/>
+          <w:color w:val="000000" w:themeColor="text1"/>
+        </w:rPr>
+        <w:t xml:space="preserve">Well designed rolling mills have rolls of </w:t>
       </w:r>
       <w:r>
         <w:rPr>
@@ -8964,31 +8531,7 @@
           <w:iCs/>
           <w:color w:val="000000" w:themeColor="text1"/>
         </w:rPr>
-        <w:t xml:space="preserve">Real Metal </w:t>
-      </w:r>
-      <w:proofErr w:type="spellStart"/>
-      <w:r>
-        <w:rPr>
-          <w:rFonts w:ascii="Calibri" w:hAnsi="Calibri" w:cs="Calibri"/>
-          <w:b/>
-          <w:bCs/>
-          <w:i/>
-          <w:iCs/>
-          <w:color w:val="000000" w:themeColor="text1"/>
-        </w:rPr>
-        <w:t>Behavior</w:t>
-      </w:r>
-      <w:proofErr w:type="spellEnd"/>
-      <w:r>
-        <w:rPr>
-          <w:rFonts w:ascii="Calibri" w:hAnsi="Calibri" w:cs="Calibri"/>
-          <w:b/>
-          <w:bCs/>
-          <w:i/>
-          <w:iCs/>
-          <w:color w:val="000000" w:themeColor="text1"/>
-        </w:rPr>
-        <w:t xml:space="preserve"> (with Work Hardening)</w:t>
+        <w:t>Real Metal Behavior (with Work Hardening)</w:t>
       </w:r>
     </w:p>
     <w:p>
@@ -9245,23 +8788,7 @@
           <w:rFonts w:ascii="Calibri" w:hAnsi="Calibri" w:cs="Calibri"/>
           <w:color w:val="000000" w:themeColor="text1"/>
         </w:rPr>
-        <w:t xml:space="preserve">This difference in </w:t>
-      </w:r>
-      <w:proofErr w:type="spellStart"/>
-      <w:r>
-        <w:rPr>
-          <w:rFonts w:ascii="Calibri" w:hAnsi="Calibri" w:cs="Calibri"/>
-          <w:color w:val="000000" w:themeColor="text1"/>
-        </w:rPr>
-        <w:t>behavior</w:t>
-      </w:r>
-      <w:proofErr w:type="spellEnd"/>
-      <w:r>
-        <w:rPr>
-          <w:rFonts w:ascii="Calibri" w:hAnsi="Calibri" w:cs="Calibri"/>
-          <w:color w:val="000000" w:themeColor="text1"/>
-        </w:rPr>
-        <w:t xml:space="preserve"> underpins the </w:t>
+        <w:t xml:space="preserve">This difference in behavior underpins the </w:t>
       </w:r>
       <w:r>
         <w:rPr>
@@ -10149,23 +9676,7 @@
           <w:rFonts w:ascii="Calibri" w:hAnsi="Calibri" w:cs="Calibri"/>
           <w:color w:val="000000" w:themeColor="text1"/>
         </w:rPr>
-        <w:t xml:space="preserve"> (important in fracture </w:t>
-      </w:r>
-      <w:proofErr w:type="spellStart"/>
-      <w:r>
-        <w:rPr>
-          <w:rFonts w:ascii="Calibri" w:hAnsi="Calibri" w:cs="Calibri"/>
-          <w:color w:val="000000" w:themeColor="text1"/>
-        </w:rPr>
-        <w:t>behavior</w:t>
-      </w:r>
-      <w:proofErr w:type="spellEnd"/>
-      <w:r>
-        <w:rPr>
-          <w:rFonts w:ascii="Calibri" w:hAnsi="Calibri" w:cs="Calibri"/>
-          <w:color w:val="000000" w:themeColor="text1"/>
-        </w:rPr>
-        <w:t>).</w:t>
+        <w:t xml:space="preserve"> (important in fracture behavior).</w:t>
       </w:r>
     </w:p>
     <w:p>
@@ -11228,27 +10739,7 @@
           <w:bCs/>
           <w:color w:val="000000" w:themeColor="text1"/>
         </w:rPr>
-        <w:t>vibrating tool (</w:t>
-      </w:r>
-      <w:proofErr w:type="spellStart"/>
-      <w:r>
-        <w:rPr>
-          <w:rFonts w:ascii="Calibri" w:hAnsi="Calibri" w:cs="Calibri"/>
-          <w:b/>
-          <w:bCs/>
-          <w:color w:val="000000" w:themeColor="text1"/>
-        </w:rPr>
-        <w:t>sonotrode</w:t>
-      </w:r>
-      <w:proofErr w:type="spellEnd"/>
-      <w:r>
-        <w:rPr>
-          <w:rFonts w:ascii="Calibri" w:hAnsi="Calibri" w:cs="Calibri"/>
-          <w:b/>
-          <w:bCs/>
-          <w:color w:val="000000" w:themeColor="text1"/>
-        </w:rPr>
-        <w:t>)</w:t>
+        <w:t>vibrating tool (sonotrode)</w:t>
       </w:r>
       <w:r>
         <w:rPr>
@@ -11940,27 +11431,560 @@
         <w:ind w:left="360"/>
         <w:rPr>
           <w:rFonts w:ascii="Calibri" w:hAnsi="Calibri" w:cs="Calibri"/>
-          <w:color w:val="000000" w:themeColor="text1"/>
-        </w:rPr>
-      </w:pPr>
-    </w:p>
-    <w:p>
-      <w:pPr>
+          <w:b/>
+          <w:bCs/>
+          <w:color w:val="000000" w:themeColor="text1"/>
+        </w:rPr>
+      </w:pPr>
+      <w:r>
+        <w:rPr>
+          <w:rFonts w:ascii="Calibri" w:hAnsi="Calibri" w:cs="Calibri"/>
+          <w:b/>
+          <w:bCs/>
+          <w:color w:val="000000" w:themeColor="text1"/>
+        </w:rPr>
+        <w:t xml:space="preserve">What Quenching </w:t>
+      </w:r>
+      <w:r>
+        <w:rPr>
+          <w:rFonts w:ascii="Calibri" w:hAnsi="Calibri" w:cs="Calibri"/>
+          <w:b/>
+          <w:bCs/>
+          <w:i/>
+          <w:iCs/>
+          <w:color w:val="000000" w:themeColor="text1"/>
+        </w:rPr>
+        <w:t>Does</w:t>
+      </w:r>
+      <w:r>
+        <w:rPr>
+          <w:rFonts w:ascii="Calibri" w:hAnsi="Calibri" w:cs="Calibri"/>
+          <w:b/>
+          <w:bCs/>
+          <w:color w:val="000000" w:themeColor="text1"/>
+        </w:rPr>
+        <w:t xml:space="preserve"> Change:</w:t>
+      </w:r>
+    </w:p>
+    <w:p>
+      <w:pPr>
+        <w:numPr>
+          <w:ilvl w:val="0"/>
+          <w:numId w:val="96"/>
+        </w:numPr>
         <w:tabs>
           <w:tab w:val="left" w:pos="6735"/>
         </w:tabs>
+        <w:rPr>
+          <w:rFonts w:ascii="Calibri" w:hAnsi="Calibri" w:cs="Calibri"/>
+          <w:color w:val="000000" w:themeColor="text1"/>
+        </w:rPr>
+      </w:pPr>
+      <w:r>
+        <w:rPr>
+          <w:rFonts w:ascii="Calibri" w:hAnsi="Calibri" w:cs="Calibri"/>
+          <w:b/>
+          <w:bCs/>
+          <w:color w:val="000000" w:themeColor="text1"/>
+        </w:rPr>
+        <w:t>Strength (Yield &amp; Ultimate)</w:t>
+      </w:r>
+      <w:r>
+        <w:rPr>
+          <w:rFonts w:ascii="Calibri" w:hAnsi="Calibri" w:cs="Calibri"/>
+          <w:color w:val="000000" w:themeColor="text1"/>
+        </w:rPr>
+        <w:t xml:space="preserve">: increases due to formation of </w:t>
+      </w:r>
+      <w:r>
+        <w:rPr>
+          <w:rFonts w:ascii="Calibri" w:hAnsi="Calibri" w:cs="Calibri"/>
+          <w:b/>
+          <w:bCs/>
+          <w:color w:val="000000" w:themeColor="text1"/>
+        </w:rPr>
+        <w:t>martensite</w:t>
+      </w:r>
+      <w:r>
+        <w:rPr>
+          <w:rFonts w:ascii="Calibri" w:hAnsi="Calibri" w:cs="Calibri"/>
+          <w:color w:val="000000" w:themeColor="text1"/>
+        </w:rPr>
+        <w:t>.</w:t>
+      </w:r>
+    </w:p>
+    <w:p>
+      <w:pPr>
+        <w:numPr>
+          <w:ilvl w:val="0"/>
+          <w:numId w:val="96"/>
+        </w:numPr>
+        <w:tabs>
+          <w:tab w:val="left" w:pos="6735"/>
+        </w:tabs>
+        <w:rPr>
+          <w:rFonts w:ascii="Calibri" w:hAnsi="Calibri" w:cs="Calibri"/>
+          <w:color w:val="000000" w:themeColor="text1"/>
+        </w:rPr>
+      </w:pPr>
+      <w:r>
+        <w:rPr>
+          <w:rFonts w:ascii="Calibri" w:hAnsi="Calibri" w:cs="Calibri"/>
+          <w:b/>
+          <w:bCs/>
+          <w:color w:val="000000" w:themeColor="text1"/>
+        </w:rPr>
+        <w:t>Hardness</w:t>
+      </w:r>
+      <w:r>
+        <w:rPr>
+          <w:rFonts w:ascii="Calibri" w:hAnsi="Calibri" w:cs="Calibri"/>
+          <w:color w:val="000000" w:themeColor="text1"/>
+        </w:rPr>
+        <w:t>: increases dramatically.</w:t>
+      </w:r>
+    </w:p>
+    <w:p>
+      <w:pPr>
+        <w:numPr>
+          <w:ilvl w:val="0"/>
+          <w:numId w:val="96"/>
+        </w:numPr>
+        <w:tabs>
+          <w:tab w:val="left" w:pos="6735"/>
+        </w:tabs>
+        <w:rPr>
+          <w:rFonts w:ascii="Calibri" w:hAnsi="Calibri" w:cs="Calibri"/>
+          <w:color w:val="000000" w:themeColor="text1"/>
+        </w:rPr>
+      </w:pPr>
+      <w:r>
+        <w:rPr>
+          <w:rFonts w:ascii="Calibri" w:hAnsi="Calibri" w:cs="Calibri"/>
+          <w:b/>
+          <w:bCs/>
+          <w:color w:val="000000" w:themeColor="text1"/>
+        </w:rPr>
+        <w:t>Toughness</w:t>
+      </w:r>
+      <w:r>
+        <w:rPr>
+          <w:rFonts w:ascii="Calibri" w:hAnsi="Calibri" w:cs="Calibri"/>
+          <w:color w:val="000000" w:themeColor="text1"/>
+        </w:rPr>
+        <w:t>: can decrease if material becomes too brittle.</w:t>
+      </w:r>
+    </w:p>
+    <w:p>
+      <w:pPr>
+        <w:numPr>
+          <w:ilvl w:val="0"/>
+          <w:numId w:val="96"/>
+        </w:numPr>
+        <w:tabs>
+          <w:tab w:val="left" w:pos="6735"/>
+        </w:tabs>
+        <w:rPr>
+          <w:rFonts w:ascii="Calibri" w:hAnsi="Calibri" w:cs="Calibri"/>
+          <w:color w:val="000000" w:themeColor="text1"/>
+        </w:rPr>
+      </w:pPr>
+      <w:r>
+        <w:rPr>
+          <w:rFonts w:ascii="Calibri" w:hAnsi="Calibri" w:cs="Calibri"/>
+          <w:b/>
+          <w:bCs/>
+          <w:color w:val="000000" w:themeColor="text1"/>
+        </w:rPr>
+        <w:t>Ductility</w:t>
+      </w:r>
+      <w:r>
+        <w:rPr>
+          <w:rFonts w:ascii="Calibri" w:hAnsi="Calibri" w:cs="Calibri"/>
+          <w:color w:val="000000" w:themeColor="text1"/>
+        </w:rPr>
+        <w:t>: usually decreases.</w:t>
+      </w:r>
+    </w:p>
+    <w:tbl>
+      <w:tblPr>
+        <w:tblStyle w:val="GridTable4-Accent3"/>
+        <w:tblW w:w="0" w:type="auto"/>
+        <w:tblLook w:val="04A0" w:firstRow="1" w:lastRow="0" w:firstColumn="1" w:lastColumn="0" w:noHBand="0" w:noVBand="1"/>
+      </w:tblPr>
+      <w:tblGrid>
+        <w:gridCol w:w="1473"/>
+        <w:gridCol w:w="1358"/>
+        <w:gridCol w:w="1343"/>
+        <w:gridCol w:w="2419"/>
+      </w:tblGrid>
+      <w:tr>
+        <w:trPr>
+          <w:cnfStyle w:val="100000000000" w:firstRow="1" w:lastRow="0" w:firstColumn="0" w:lastColumn="0" w:oddVBand="0" w:evenVBand="0" w:oddHBand="0" w:evenHBand="0" w:firstRowFirstColumn="0" w:firstRowLastColumn="0" w:lastRowFirstColumn="0" w:lastRowLastColumn="0"/>
+        </w:trPr>
+        <w:tc>
+          <w:tcPr>
+            <w:cnfStyle w:val="001000000000" w:firstRow="0" w:lastRow="0" w:firstColumn="1" w:lastColumn="0" w:oddVBand="0" w:evenVBand="0" w:oddHBand="0" w:evenHBand="0" w:firstRowFirstColumn="0" w:firstRowLastColumn="0" w:lastRowFirstColumn="0" w:lastRowLastColumn="0"/>
+            <w:tcW w:w="0" w:type="auto"/>
+            <w:hideMark/>
+          </w:tcPr>
+          <w:p>
+            <w:pPr>
+              <w:tabs>
+                <w:tab w:val="left" w:pos="6735"/>
+              </w:tabs>
+              <w:spacing w:after="160" w:line="259" w:lineRule="auto"/>
+              <w:ind w:left="360"/>
+              <w:rPr>
+                <w:rFonts w:ascii="Calibri" w:hAnsi="Calibri" w:cs="Calibri"/>
+                <w:color w:val="000000" w:themeColor="text1"/>
+              </w:rPr>
+            </w:pPr>
+            <w:r>
+              <w:rPr>
+                <w:rFonts w:ascii="Calibri" w:hAnsi="Calibri" w:cs="Calibri"/>
+                <w:color w:val="000000" w:themeColor="text1"/>
+              </w:rPr>
+              <w:t>Grain Size</w:t>
+            </w:r>
+          </w:p>
+        </w:tc>
+        <w:tc>
+          <w:tcPr>
+            <w:tcW w:w="0" w:type="auto"/>
+            <w:hideMark/>
+          </w:tcPr>
+          <w:p>
+            <w:pPr>
+              <w:tabs>
+                <w:tab w:val="left" w:pos="6735"/>
+              </w:tabs>
+              <w:spacing w:after="160" w:line="259" w:lineRule="auto"/>
+              <w:ind w:left="360"/>
+              <w:cnfStyle w:val="100000000000" w:firstRow="1" w:lastRow="0" w:firstColumn="0" w:lastColumn="0" w:oddVBand="0" w:evenVBand="0" w:oddHBand="0" w:evenHBand="0" w:firstRowFirstColumn="0" w:firstRowLastColumn="0" w:lastRowFirstColumn="0" w:lastRowLastColumn="0"/>
+              <w:rPr>
+                <w:rFonts w:ascii="Calibri" w:hAnsi="Calibri" w:cs="Calibri"/>
+                <w:color w:val="000000" w:themeColor="text1"/>
+              </w:rPr>
+            </w:pPr>
+            <w:r>
+              <w:rPr>
+                <w:rFonts w:ascii="Calibri" w:hAnsi="Calibri" w:cs="Calibri"/>
+                <w:color w:val="000000" w:themeColor="text1"/>
+              </w:rPr>
+              <w:t>Strength</w:t>
+            </w:r>
+          </w:p>
+        </w:tc>
+        <w:tc>
+          <w:tcPr>
+            <w:tcW w:w="0" w:type="auto"/>
+            <w:hideMark/>
+          </w:tcPr>
+          <w:p>
+            <w:pPr>
+              <w:tabs>
+                <w:tab w:val="left" w:pos="6735"/>
+              </w:tabs>
+              <w:spacing w:after="160" w:line="259" w:lineRule="auto"/>
+              <w:ind w:left="360"/>
+              <w:cnfStyle w:val="100000000000" w:firstRow="1" w:lastRow="0" w:firstColumn="0" w:lastColumn="0" w:oddVBand="0" w:evenVBand="0" w:oddHBand="0" w:evenHBand="0" w:firstRowFirstColumn="0" w:firstRowLastColumn="0" w:lastRowFirstColumn="0" w:lastRowLastColumn="0"/>
+              <w:rPr>
+                <w:rFonts w:ascii="Calibri" w:hAnsi="Calibri" w:cs="Calibri"/>
+                <w:color w:val="000000" w:themeColor="text1"/>
+              </w:rPr>
+            </w:pPr>
+            <w:r>
+              <w:rPr>
+                <w:rFonts w:ascii="Calibri" w:hAnsi="Calibri" w:cs="Calibri"/>
+                <w:color w:val="000000" w:themeColor="text1"/>
+              </w:rPr>
+              <w:t>Ductility</w:t>
+            </w:r>
+          </w:p>
+        </w:tc>
+        <w:tc>
+          <w:tcPr>
+            <w:tcW w:w="0" w:type="auto"/>
+            <w:hideMark/>
+          </w:tcPr>
+          <w:p>
+            <w:pPr>
+              <w:tabs>
+                <w:tab w:val="left" w:pos="6735"/>
+              </w:tabs>
+              <w:spacing w:after="160" w:line="259" w:lineRule="auto"/>
+              <w:ind w:left="360"/>
+              <w:cnfStyle w:val="100000000000" w:firstRow="1" w:lastRow="0" w:firstColumn="0" w:lastColumn="0" w:oddVBand="0" w:evenVBand="0" w:oddHBand="0" w:evenHBand="0" w:firstRowFirstColumn="0" w:firstRowLastColumn="0" w:lastRowFirstColumn="0" w:lastRowLastColumn="0"/>
+              <w:rPr>
+                <w:rFonts w:ascii="Calibri" w:hAnsi="Calibri" w:cs="Calibri"/>
+                <w:color w:val="000000" w:themeColor="text1"/>
+              </w:rPr>
+            </w:pPr>
+            <w:r>
+              <w:rPr>
+                <w:rFonts w:ascii="Calibri" w:hAnsi="Calibri" w:cs="Calibri"/>
+                <w:color w:val="000000" w:themeColor="text1"/>
+              </w:rPr>
+              <w:t>Common In</w:t>
+            </w:r>
+          </w:p>
+        </w:tc>
+      </w:tr>
+      <w:tr>
+        <w:trPr>
+          <w:cnfStyle w:val="000000100000" w:firstRow="0" w:lastRow="0" w:firstColumn="0" w:lastColumn="0" w:oddVBand="0" w:evenVBand="0" w:oddHBand="1" w:evenHBand="0" w:firstRowFirstColumn="0" w:firstRowLastColumn="0" w:lastRowFirstColumn="0" w:lastRowLastColumn="0"/>
+        </w:trPr>
+        <w:tc>
+          <w:tcPr>
+            <w:cnfStyle w:val="001000000000" w:firstRow="0" w:lastRow="0" w:firstColumn="1" w:lastColumn="0" w:oddVBand="0" w:evenVBand="0" w:oddHBand="0" w:evenHBand="0" w:firstRowFirstColumn="0" w:firstRowLastColumn="0" w:lastRowFirstColumn="0" w:lastRowLastColumn="0"/>
+            <w:tcW w:w="0" w:type="auto"/>
+            <w:hideMark/>
+          </w:tcPr>
+          <w:p>
+            <w:pPr>
+              <w:tabs>
+                <w:tab w:val="left" w:pos="6735"/>
+              </w:tabs>
+              <w:spacing w:after="160" w:line="259" w:lineRule="auto"/>
+              <w:ind w:left="360"/>
+              <w:rPr>
+                <w:rFonts w:ascii="Calibri" w:hAnsi="Calibri" w:cs="Calibri"/>
+                <w:color w:val="000000" w:themeColor="text1"/>
+              </w:rPr>
+            </w:pPr>
+            <w:r>
+              <w:rPr>
+                <w:rFonts w:ascii="Calibri" w:hAnsi="Calibri" w:cs="Calibri"/>
+                <w:color w:val="000000" w:themeColor="text1"/>
+              </w:rPr>
+              <w:t>Small</w:t>
+            </w:r>
+          </w:p>
+        </w:tc>
+        <w:tc>
+          <w:tcPr>
+            <w:tcW w:w="0" w:type="auto"/>
+            <w:hideMark/>
+          </w:tcPr>
+          <w:p>
+            <w:pPr>
+              <w:tabs>
+                <w:tab w:val="left" w:pos="6735"/>
+              </w:tabs>
+              <w:spacing w:after="160" w:line="259" w:lineRule="auto"/>
+              <w:ind w:left="360"/>
+              <w:cnfStyle w:val="000000100000" w:firstRow="0" w:lastRow="0" w:firstColumn="0" w:lastColumn="0" w:oddVBand="0" w:evenVBand="0" w:oddHBand="1" w:evenHBand="0" w:firstRowFirstColumn="0" w:firstRowLastColumn="0" w:lastRowFirstColumn="0" w:lastRowLastColumn="0"/>
+              <w:rPr>
+                <w:rFonts w:ascii="Calibri" w:hAnsi="Calibri" w:cs="Calibri"/>
+                <w:color w:val="000000" w:themeColor="text1"/>
+              </w:rPr>
+            </w:pPr>
+            <w:r>
+              <w:rPr>
+                <w:rFonts w:ascii="Calibri" w:hAnsi="Calibri" w:cs="Calibri"/>
+                <w:color w:val="000000" w:themeColor="text1"/>
+              </w:rPr>
+              <w:t>High</w:t>
+            </w:r>
+          </w:p>
+        </w:tc>
+        <w:tc>
+          <w:tcPr>
+            <w:tcW w:w="0" w:type="auto"/>
+            <w:hideMark/>
+          </w:tcPr>
+          <w:p>
+            <w:pPr>
+              <w:tabs>
+                <w:tab w:val="left" w:pos="6735"/>
+              </w:tabs>
+              <w:spacing w:after="160" w:line="259" w:lineRule="auto"/>
+              <w:ind w:left="360"/>
+              <w:cnfStyle w:val="000000100000" w:firstRow="0" w:lastRow="0" w:firstColumn="0" w:lastColumn="0" w:oddVBand="0" w:evenVBand="0" w:oddHBand="1" w:evenHBand="0" w:firstRowFirstColumn="0" w:firstRowLastColumn="0" w:lastRowFirstColumn="0" w:lastRowLastColumn="0"/>
+              <w:rPr>
+                <w:rFonts w:ascii="Calibri" w:hAnsi="Calibri" w:cs="Calibri"/>
+                <w:color w:val="000000" w:themeColor="text1"/>
+              </w:rPr>
+            </w:pPr>
+            <w:r>
+              <w:rPr>
+                <w:rFonts w:ascii="Calibri" w:hAnsi="Calibri" w:cs="Calibri"/>
+                <w:color w:val="000000" w:themeColor="text1"/>
+              </w:rPr>
+              <w:t>Low</w:t>
+            </w:r>
+          </w:p>
+        </w:tc>
+        <w:tc>
+          <w:tcPr>
+            <w:tcW w:w="0" w:type="auto"/>
+            <w:hideMark/>
+          </w:tcPr>
+          <w:p>
+            <w:pPr>
+              <w:tabs>
+                <w:tab w:val="left" w:pos="6735"/>
+              </w:tabs>
+              <w:spacing w:after="160" w:line="259" w:lineRule="auto"/>
+              <w:ind w:left="360"/>
+              <w:cnfStyle w:val="000000100000" w:firstRow="0" w:lastRow="0" w:firstColumn="0" w:lastColumn="0" w:oddVBand="0" w:evenVBand="0" w:oddHBand="1" w:evenHBand="0" w:firstRowFirstColumn="0" w:firstRowLastColumn="0" w:lastRowFirstColumn="0" w:lastRowLastColumn="0"/>
+              <w:rPr>
+                <w:rFonts w:ascii="Calibri" w:hAnsi="Calibri" w:cs="Calibri"/>
+                <w:color w:val="000000" w:themeColor="text1"/>
+              </w:rPr>
+            </w:pPr>
+            <w:r>
+              <w:rPr>
+                <w:rFonts w:ascii="Calibri" w:hAnsi="Calibri" w:cs="Calibri"/>
+                <w:color w:val="000000" w:themeColor="text1"/>
+              </w:rPr>
+              <w:t>Aircraft parts, tools</w:t>
+            </w:r>
+          </w:p>
+        </w:tc>
+      </w:tr>
+      <w:tr>
+        <w:tc>
+          <w:tcPr>
+            <w:cnfStyle w:val="001000000000" w:firstRow="0" w:lastRow="0" w:firstColumn="1" w:lastColumn="0" w:oddVBand="0" w:evenVBand="0" w:oddHBand="0" w:evenHBand="0" w:firstRowFirstColumn="0" w:firstRowLastColumn="0" w:lastRowFirstColumn="0" w:lastRowLastColumn="0"/>
+            <w:tcW w:w="0" w:type="auto"/>
+            <w:hideMark/>
+          </w:tcPr>
+          <w:p>
+            <w:pPr>
+              <w:tabs>
+                <w:tab w:val="left" w:pos="6735"/>
+              </w:tabs>
+              <w:spacing w:after="160" w:line="259" w:lineRule="auto"/>
+              <w:ind w:left="360"/>
+              <w:rPr>
+                <w:rFonts w:ascii="Calibri" w:hAnsi="Calibri" w:cs="Calibri"/>
+                <w:color w:val="000000" w:themeColor="text1"/>
+              </w:rPr>
+            </w:pPr>
+            <w:r>
+              <w:rPr>
+                <w:rFonts w:ascii="Calibri" w:hAnsi="Calibri" w:cs="Calibri"/>
+                <w:color w:val="000000" w:themeColor="text1"/>
+              </w:rPr>
+              <w:t>Large</w:t>
+            </w:r>
+          </w:p>
+        </w:tc>
+        <w:tc>
+          <w:tcPr>
+            <w:tcW w:w="0" w:type="auto"/>
+            <w:hideMark/>
+          </w:tcPr>
+          <w:p>
+            <w:pPr>
+              <w:tabs>
+                <w:tab w:val="left" w:pos="6735"/>
+              </w:tabs>
+              <w:spacing w:after="160" w:line="259" w:lineRule="auto"/>
+              <w:ind w:left="360"/>
+              <w:cnfStyle w:val="000000000000" w:firstRow="0" w:lastRow="0" w:firstColumn="0" w:lastColumn="0" w:oddVBand="0" w:evenVBand="0" w:oddHBand="0" w:evenHBand="0" w:firstRowFirstColumn="0" w:firstRowLastColumn="0" w:lastRowFirstColumn="0" w:lastRowLastColumn="0"/>
+              <w:rPr>
+                <w:rFonts w:ascii="Calibri" w:hAnsi="Calibri" w:cs="Calibri"/>
+                <w:color w:val="000000" w:themeColor="text1"/>
+              </w:rPr>
+            </w:pPr>
+            <w:r>
+              <w:rPr>
+                <w:rFonts w:ascii="Calibri" w:hAnsi="Calibri" w:cs="Calibri"/>
+                <w:color w:val="000000" w:themeColor="text1"/>
+              </w:rPr>
+              <w:t>Low</w:t>
+            </w:r>
+          </w:p>
+        </w:tc>
+        <w:tc>
+          <w:tcPr>
+            <w:tcW w:w="0" w:type="auto"/>
+            <w:hideMark/>
+          </w:tcPr>
+          <w:p>
+            <w:pPr>
+              <w:tabs>
+                <w:tab w:val="left" w:pos="6735"/>
+              </w:tabs>
+              <w:spacing w:after="160" w:line="259" w:lineRule="auto"/>
+              <w:ind w:left="360"/>
+              <w:cnfStyle w:val="000000000000" w:firstRow="0" w:lastRow="0" w:firstColumn="0" w:lastColumn="0" w:oddVBand="0" w:evenVBand="0" w:oddHBand="0" w:evenHBand="0" w:firstRowFirstColumn="0" w:firstRowLastColumn="0" w:lastRowFirstColumn="0" w:lastRowLastColumn="0"/>
+              <w:rPr>
+                <w:rFonts w:ascii="Calibri" w:hAnsi="Calibri" w:cs="Calibri"/>
+                <w:color w:val="000000" w:themeColor="text1"/>
+              </w:rPr>
+            </w:pPr>
+            <w:r>
+              <w:rPr>
+                <w:rFonts w:ascii="Calibri" w:hAnsi="Calibri" w:cs="Calibri"/>
+                <w:color w:val="000000" w:themeColor="text1"/>
+              </w:rPr>
+              <w:t>High</w:t>
+            </w:r>
+          </w:p>
+        </w:tc>
+        <w:tc>
+          <w:tcPr>
+            <w:tcW w:w="0" w:type="auto"/>
+            <w:hideMark/>
+          </w:tcPr>
+          <w:p>
+            <w:pPr>
+              <w:tabs>
+                <w:tab w:val="left" w:pos="6735"/>
+              </w:tabs>
+              <w:spacing w:after="160" w:line="259" w:lineRule="auto"/>
+              <w:ind w:left="360"/>
+              <w:cnfStyle w:val="000000000000" w:firstRow="0" w:lastRow="0" w:firstColumn="0" w:lastColumn="0" w:oddVBand="0" w:evenVBand="0" w:oddHBand="0" w:evenHBand="0" w:firstRowFirstColumn="0" w:firstRowLastColumn="0" w:lastRowFirstColumn="0" w:lastRowLastColumn="0"/>
+              <w:rPr>
+                <w:rFonts w:ascii="Calibri" w:hAnsi="Calibri" w:cs="Calibri"/>
+                <w:color w:val="000000" w:themeColor="text1"/>
+              </w:rPr>
+            </w:pPr>
+            <w:r>
+              <w:rPr>
+                <w:rFonts w:ascii="Calibri" w:hAnsi="Calibri" w:cs="Calibri"/>
+                <w:color w:val="000000" w:themeColor="text1"/>
+              </w:rPr>
+              <w:t>Sheet forming, wires</w:t>
+            </w:r>
+          </w:p>
+        </w:tc>
+      </w:tr>
+    </w:tbl>
+    <w:p>
+      <w:pPr>
+        <w:tabs>
+          <w:tab w:val="left" w:pos="6735"/>
+        </w:tabs>
         <w:ind w:left="360"/>
         <w:rPr>
           <w:rFonts w:ascii="Calibri" w:hAnsi="Calibri" w:cs="Calibri"/>
           <w:color w:val="000000" w:themeColor="text1"/>
         </w:rPr>
       </w:pPr>
+    </w:p>
+    <w:p>
+      <w:pPr>
+        <w:tabs>
+          <w:tab w:val="left" w:pos="6735"/>
+        </w:tabs>
+        <w:ind w:left="360"/>
+        <w:rPr>
+          <w:rFonts w:ascii="Calibri" w:hAnsi="Calibri" w:cs="Calibri"/>
+          <w:color w:val="000000" w:themeColor="text1"/>
+        </w:rPr>
+      </w:pPr>
       <w:r>
         <w:rPr>
           <w:rFonts w:ascii="Calibri" w:hAnsi="Calibri" w:cs="Calibri"/>
           <w:noProof/>
           <w:color w:val="000000" w:themeColor="text1"/>
         </w:rPr>
+        <w:lastRenderedPageBreak/>
         <mc:AlternateContent>
           <mc:Choice Requires="wpi">
             <w:drawing>
@@ -12095,7 +12119,6 @@
           <w:noProof/>
           <w:color w:val="000000" w:themeColor="text1"/>
         </w:rPr>
-        <w:lastRenderedPageBreak/>
         <mc:AlternateContent>
           <mc:Choice Requires="wpi">
             <w:drawing>
@@ -12383,6 +12406,7 @@
           <w:noProof/>
           <w:color w:val="000000" w:themeColor="text1"/>
         </w:rPr>
+        <w:lastRenderedPageBreak/>
         <w:drawing>
           <wp:anchor distT="0" distB="0" distL="114300" distR="114300" simplePos="0" relativeHeight="251676672" behindDoc="0" locked="0" layoutInCell="1" allowOverlap="1" wp14:anchorId="157A307E" wp14:editId="6B0073AB">
             <wp:simplePos x="0" y="0"/>
@@ -12573,64 +12597,959 @@
           <w:rFonts w:ascii="Calibri" w:hAnsi="Calibri" w:cs="Calibri"/>
         </w:rPr>
       </w:pPr>
-    </w:p>
-    <w:p>
-      <w:pPr>
-        <w:rPr>
-          <w:rFonts w:ascii="Calibri" w:hAnsi="Calibri" w:cs="Calibri"/>
-        </w:rPr>
-      </w:pPr>
-    </w:p>
-    <w:p>
-      <w:pPr>
-        <w:rPr>
-          <w:rFonts w:ascii="Calibri" w:hAnsi="Calibri" w:cs="Calibri"/>
-        </w:rPr>
-      </w:pPr>
-    </w:p>
-    <w:p>
-      <w:pPr>
-        <w:rPr>
-          <w:rFonts w:ascii="Calibri" w:hAnsi="Calibri" w:cs="Calibri"/>
-        </w:rPr>
-      </w:pPr>
-    </w:p>
-    <w:p>
-      <w:pPr>
-        <w:rPr>
-          <w:rFonts w:ascii="Calibri" w:hAnsi="Calibri" w:cs="Calibri"/>
-        </w:rPr>
-      </w:pPr>
-    </w:p>
-    <w:p>
-      <w:pPr>
-        <w:rPr>
-          <w:rFonts w:ascii="Calibri" w:hAnsi="Calibri" w:cs="Calibri"/>
-        </w:rPr>
-      </w:pPr>
-    </w:p>
-    <w:p>
-      <w:pPr>
-        <w:rPr>
-          <w:rFonts w:ascii="Calibri" w:hAnsi="Calibri" w:cs="Calibri"/>
-        </w:rPr>
-      </w:pPr>
-    </w:p>
-    <w:p>
-      <w:pPr>
-        <w:rPr>
-          <w:rFonts w:ascii="Calibri" w:hAnsi="Calibri" w:cs="Calibri"/>
-        </w:rPr>
-      </w:pPr>
-    </w:p>
-    <w:p>
-      <w:pPr>
-        <w:rPr>
-          <w:rFonts w:ascii="Calibri" w:hAnsi="Calibri" w:cs="Calibri"/>
-          <w:color w:val="000000" w:themeColor="text1"/>
-        </w:rPr>
-      </w:pPr>
-    </w:p>
+      <w:r>
+        <w:rPr>
+          <w:rFonts w:ascii="Calibri" w:hAnsi="Calibri" w:cs="Calibri"/>
+        </w:rPr>
+        <w:t xml:space="preserve">THIS DIAGRAM SHOWS THE HEAT TREATMENT </w:t>
+      </w:r>
+    </w:p>
+    <w:p>
+      <w:pPr>
+        <w:rPr>
+          <w:rFonts w:ascii="Calibri" w:hAnsi="Calibri" w:cs="Calibri"/>
+          <w:b/>
+          <w:bCs/>
+        </w:rPr>
+      </w:pPr>
+      <w:r>
+        <w:rPr>
+          <w:rFonts w:ascii="Calibri" w:hAnsi="Calibri" w:cs="Calibri"/>
+          <w:b/>
+          <w:bCs/>
+        </w:rPr>
+        <w:t>1. Austenitizing (Heating)</w:t>
+      </w:r>
+    </w:p>
+    <w:p>
+      <w:pPr>
+        <w:numPr>
+          <w:ilvl w:val="0"/>
+          <w:numId w:val="103"/>
+        </w:numPr>
+        <w:rPr>
+          <w:rFonts w:ascii="Calibri" w:hAnsi="Calibri" w:cs="Calibri"/>
+        </w:rPr>
+      </w:pPr>
+      <w:r>
+        <w:rPr>
+          <w:rFonts w:ascii="Calibri" w:hAnsi="Calibri" w:cs="Calibri"/>
+        </w:rPr>
+        <w:t>The metal (usually steel) is heated to a high temperature (around 800–950°C).</w:t>
+      </w:r>
+    </w:p>
+    <w:p>
+      <w:pPr>
+        <w:numPr>
+          <w:ilvl w:val="0"/>
+          <w:numId w:val="103"/>
+        </w:numPr>
+        <w:rPr>
+          <w:rFonts w:ascii="Calibri" w:hAnsi="Calibri" w:cs="Calibri"/>
+        </w:rPr>
+      </w:pPr>
+      <w:r>
+        <w:rPr>
+          <w:rFonts w:ascii="Calibri" w:hAnsi="Calibri" w:cs="Calibri"/>
+        </w:rPr>
+        <w:t xml:space="preserve">At this stage, the steel transforms into a single-phase structure called </w:t>
+      </w:r>
+      <w:r>
+        <w:rPr>
+          <w:rFonts w:ascii="Calibri" w:hAnsi="Calibri" w:cs="Calibri"/>
+          <w:b/>
+          <w:bCs/>
+        </w:rPr>
+        <w:t>austenite</w:t>
+      </w:r>
+      <w:r>
+        <w:rPr>
+          <w:rFonts w:ascii="Calibri" w:hAnsi="Calibri" w:cs="Calibri"/>
+        </w:rPr>
+        <w:t>.</w:t>
+      </w:r>
+    </w:p>
+    <w:p>
+      <w:pPr>
+        <w:rPr>
+          <w:rFonts w:ascii="Calibri" w:hAnsi="Calibri" w:cs="Calibri"/>
+        </w:rPr>
+      </w:pPr>
+      <w:r>
+        <w:rPr>
+          <w:rFonts w:ascii="Segoe UI Emoji" w:hAnsi="Segoe UI Emoji" w:cs="Segoe UI Emoji"/>
+        </w:rPr>
+        <w:t>🔧</w:t>
+      </w:r>
+      <w:r>
+        <w:rPr>
+          <w:rFonts w:ascii="Calibri" w:hAnsi="Calibri" w:cs="Calibri"/>
+        </w:rPr>
+        <w:t xml:space="preserve"> Purpose: Prepare the steel’s structure for transformation during cooling.</w:t>
+      </w:r>
+    </w:p>
+    <w:p>
+      <w:pPr>
+        <w:rPr>
+          <w:rFonts w:ascii="Calibri" w:hAnsi="Calibri" w:cs="Calibri"/>
+        </w:rPr>
+      </w:pPr>
+      <w:r>
+        <w:rPr>
+          <w:rFonts w:ascii="Calibri" w:hAnsi="Calibri" w:cs="Calibri"/>
+        </w:rPr>
+        <w:t>Then:</w:t>
+      </w:r>
+    </w:p>
+    <w:p>
+      <w:pPr>
+        <w:rPr>
+          <w:rFonts w:ascii="Calibri" w:hAnsi="Calibri" w:cs="Calibri"/>
+          <w:b/>
+          <w:bCs/>
+        </w:rPr>
+      </w:pPr>
+      <w:r>
+        <w:rPr>
+          <w:rFonts w:ascii="Calibri" w:hAnsi="Calibri" w:cs="Calibri"/>
+          <w:b/>
+          <w:bCs/>
+        </w:rPr>
+        <w:t>a) Annealing (Blue Path)</w:t>
+      </w:r>
+    </w:p>
+    <w:p>
+      <w:pPr>
+        <w:numPr>
+          <w:ilvl w:val="0"/>
+          <w:numId w:val="97"/>
+        </w:numPr>
+        <w:rPr>
+          <w:rFonts w:ascii="Calibri" w:hAnsi="Calibri" w:cs="Calibri"/>
+        </w:rPr>
+      </w:pPr>
+      <w:r>
+        <w:rPr>
+          <w:rFonts w:ascii="Calibri" w:hAnsi="Calibri" w:cs="Calibri"/>
+          <w:b/>
+          <w:bCs/>
+        </w:rPr>
+        <w:t>Slow cooling</w:t>
+      </w:r>
+      <w:r>
+        <w:rPr>
+          <w:rFonts w:ascii="Calibri" w:hAnsi="Calibri" w:cs="Calibri"/>
+        </w:rPr>
+        <w:t xml:space="preserve"> from the austenite region.</w:t>
+      </w:r>
+    </w:p>
+    <w:p>
+      <w:pPr>
+        <w:numPr>
+          <w:ilvl w:val="0"/>
+          <w:numId w:val="97"/>
+        </w:numPr>
+        <w:rPr>
+          <w:rFonts w:ascii="Calibri" w:hAnsi="Calibri" w:cs="Calibri"/>
+        </w:rPr>
+      </w:pPr>
+      <w:r>
+        <w:rPr>
+          <w:rFonts w:ascii="Calibri" w:hAnsi="Calibri" w:cs="Calibri"/>
+        </w:rPr>
+        <w:t xml:space="preserve">Follows the </w:t>
+      </w:r>
+      <w:r>
+        <w:rPr>
+          <w:rFonts w:ascii="Calibri" w:hAnsi="Calibri" w:cs="Calibri"/>
+          <w:b/>
+          <w:bCs/>
+        </w:rPr>
+        <w:t>right side of the curve</w:t>
+      </w:r>
+      <w:r>
+        <w:rPr>
+          <w:rFonts w:ascii="Calibri" w:hAnsi="Calibri" w:cs="Calibri"/>
+        </w:rPr>
+        <w:t xml:space="preserve">, transforming to </w:t>
+      </w:r>
+      <w:r>
+        <w:rPr>
+          <w:rFonts w:ascii="Calibri" w:hAnsi="Calibri" w:cs="Calibri"/>
+          <w:b/>
+          <w:bCs/>
+        </w:rPr>
+        <w:t>pearlite or ferrite</w:t>
+      </w:r>
+      <w:r>
+        <w:rPr>
+          <w:rFonts w:ascii="Calibri" w:hAnsi="Calibri" w:cs="Calibri"/>
+        </w:rPr>
+        <w:t xml:space="preserve"> over time.</w:t>
+      </w:r>
+    </w:p>
+    <w:p>
+      <w:pPr>
+        <w:numPr>
+          <w:ilvl w:val="0"/>
+          <w:numId w:val="97"/>
+        </w:numPr>
+        <w:rPr>
+          <w:rFonts w:ascii="Calibri" w:hAnsi="Calibri" w:cs="Calibri"/>
+        </w:rPr>
+      </w:pPr>
+      <w:r>
+        <w:rPr>
+          <w:rFonts w:ascii="Calibri" w:hAnsi="Calibri" w:cs="Calibri"/>
+          <w:b/>
+          <w:bCs/>
+        </w:rPr>
+        <w:t>Grain growth and softness</w:t>
+      </w:r>
+      <w:r>
+        <w:rPr>
+          <w:rFonts w:ascii="Calibri" w:hAnsi="Calibri" w:cs="Calibri"/>
+        </w:rPr>
+        <w:t xml:space="preserve"> occur.</w:t>
+      </w:r>
+    </w:p>
+    <w:p>
+      <w:pPr>
+        <w:rPr>
+          <w:rFonts w:ascii="Calibri" w:hAnsi="Calibri" w:cs="Calibri"/>
+        </w:rPr>
+      </w:pPr>
+      <w:r>
+        <w:rPr>
+          <w:rFonts w:ascii="Segoe UI Emoji" w:hAnsi="Segoe UI Emoji" w:cs="Segoe UI Emoji"/>
+        </w:rPr>
+        <w:t>✅</w:t>
+      </w:r>
+      <w:r>
+        <w:rPr>
+          <w:rFonts w:ascii="Calibri" w:hAnsi="Calibri" w:cs="Calibri"/>
+        </w:rPr>
+        <w:t xml:space="preserve"> Results:</w:t>
+      </w:r>
+    </w:p>
+    <w:p>
+      <w:pPr>
+        <w:numPr>
+          <w:ilvl w:val="0"/>
+          <w:numId w:val="98"/>
+        </w:numPr>
+        <w:rPr>
+          <w:rFonts w:ascii="Calibri" w:hAnsi="Calibri" w:cs="Calibri"/>
+        </w:rPr>
+      </w:pPr>
+      <w:r>
+        <w:rPr>
+          <w:rFonts w:ascii="Calibri" w:hAnsi="Calibri" w:cs="Calibri"/>
+          <w:b/>
+          <w:bCs/>
+        </w:rPr>
+        <w:t>Low strength</w:t>
+      </w:r>
+    </w:p>
+    <w:p>
+      <w:pPr>
+        <w:numPr>
+          <w:ilvl w:val="0"/>
+          <w:numId w:val="98"/>
+        </w:numPr>
+        <w:rPr>
+          <w:rFonts w:ascii="Calibri" w:hAnsi="Calibri" w:cs="Calibri"/>
+        </w:rPr>
+      </w:pPr>
+      <w:r>
+        <w:rPr>
+          <w:rFonts w:ascii="Calibri" w:hAnsi="Calibri" w:cs="Calibri"/>
+          <w:b/>
+          <w:bCs/>
+        </w:rPr>
+        <w:t>High ductility</w:t>
+      </w:r>
+    </w:p>
+    <w:p>
+      <w:pPr>
+        <w:numPr>
+          <w:ilvl w:val="0"/>
+          <w:numId w:val="98"/>
+        </w:numPr>
+        <w:rPr>
+          <w:rFonts w:ascii="Calibri" w:hAnsi="Calibri" w:cs="Calibri"/>
+        </w:rPr>
+      </w:pPr>
+      <w:r>
+        <w:rPr>
+          <w:rFonts w:ascii="Calibri" w:hAnsi="Calibri" w:cs="Calibri"/>
+          <w:b/>
+          <w:bCs/>
+        </w:rPr>
+        <w:t>Soft and machinable</w:t>
+      </w:r>
+    </w:p>
+    <w:p>
+      <w:pPr>
+        <w:rPr>
+          <w:rFonts w:ascii="Calibri" w:hAnsi="Calibri" w:cs="Calibri"/>
+        </w:rPr>
+      </w:pPr>
+      <w:r>
+        <w:rPr>
+          <w:rFonts w:ascii="Calibri" w:hAnsi="Calibri" w:cs="Calibri"/>
+        </w:rPr>
+        <w:pict w14:anchorId="69F4B1AF">
+          <v:rect id="_x0000_i1028" style="width:0;height:1.5pt" o:hralign="center" o:hrstd="t" o:hr="t" fillcolor="#a0a0a0" stroked="f"/>
+        </w:pict>
+      </w:r>
+    </w:p>
+    <w:p>
+      <w:pPr>
+        <w:rPr>
+          <w:rFonts w:ascii="Calibri" w:hAnsi="Calibri" w:cs="Calibri"/>
+          <w:b/>
+          <w:bCs/>
+        </w:rPr>
+      </w:pPr>
+      <w:r>
+        <w:rPr>
+          <w:rFonts w:ascii="Calibri" w:hAnsi="Calibri" w:cs="Calibri"/>
+          <w:b/>
+          <w:bCs/>
+        </w:rPr>
+        <w:t>b) Quenching (Red Path)</w:t>
+      </w:r>
+    </w:p>
+    <w:p>
+      <w:pPr>
+        <w:numPr>
+          <w:ilvl w:val="0"/>
+          <w:numId w:val="99"/>
+        </w:numPr>
+        <w:rPr>
+          <w:rFonts w:ascii="Calibri" w:hAnsi="Calibri" w:cs="Calibri"/>
+        </w:rPr>
+      </w:pPr>
+      <w:r>
+        <w:rPr>
+          <w:rFonts w:ascii="Calibri" w:hAnsi="Calibri" w:cs="Calibri"/>
+          <w:b/>
+          <w:bCs/>
+        </w:rPr>
+        <w:t>Rapid cooling</w:t>
+      </w:r>
+      <w:r>
+        <w:rPr>
+          <w:rFonts w:ascii="Calibri" w:hAnsi="Calibri" w:cs="Calibri"/>
+        </w:rPr>
+        <w:t xml:space="preserve"> (steep vertical drop).</w:t>
+      </w:r>
+    </w:p>
+    <w:p>
+      <w:pPr>
+        <w:numPr>
+          <w:ilvl w:val="0"/>
+          <w:numId w:val="99"/>
+        </w:numPr>
+        <w:rPr>
+          <w:rFonts w:ascii="Calibri" w:hAnsi="Calibri" w:cs="Calibri"/>
+        </w:rPr>
+      </w:pPr>
+      <w:r>
+        <w:rPr>
+          <w:rFonts w:ascii="Calibri" w:hAnsi="Calibri" w:cs="Calibri"/>
+        </w:rPr>
+        <w:t xml:space="preserve">Bypasses the “nose” of the TTT curve to </w:t>
+      </w:r>
+      <w:r>
+        <w:rPr>
+          <w:rFonts w:ascii="Calibri" w:hAnsi="Calibri" w:cs="Calibri"/>
+          <w:b/>
+          <w:bCs/>
+        </w:rPr>
+        <w:t>avoid diffusion-based transformations</w:t>
+      </w:r>
+      <w:r>
+        <w:rPr>
+          <w:rFonts w:ascii="Calibri" w:hAnsi="Calibri" w:cs="Calibri"/>
+        </w:rPr>
+        <w:t>.</w:t>
+      </w:r>
+    </w:p>
+    <w:p>
+      <w:pPr>
+        <w:numPr>
+          <w:ilvl w:val="0"/>
+          <w:numId w:val="99"/>
+        </w:numPr>
+        <w:rPr>
+          <w:rFonts w:ascii="Calibri" w:hAnsi="Calibri" w:cs="Calibri"/>
+        </w:rPr>
+      </w:pPr>
+      <w:r>
+        <w:rPr>
+          <w:rFonts w:ascii="Calibri" w:hAnsi="Calibri" w:cs="Calibri"/>
+        </w:rPr>
+        <w:t xml:space="preserve">Forms </w:t>
+      </w:r>
+      <w:r>
+        <w:rPr>
+          <w:rFonts w:ascii="Calibri" w:hAnsi="Calibri" w:cs="Calibri"/>
+          <w:b/>
+          <w:bCs/>
+        </w:rPr>
+        <w:t>martensite</w:t>
+      </w:r>
+      <w:r>
+        <w:rPr>
+          <w:rFonts w:ascii="Calibri" w:hAnsi="Calibri" w:cs="Calibri"/>
+        </w:rPr>
+        <w:t xml:space="preserve">, a </w:t>
+      </w:r>
+      <w:r>
+        <w:rPr>
+          <w:rFonts w:ascii="Calibri" w:hAnsi="Calibri" w:cs="Calibri"/>
+          <w:b/>
+          <w:bCs/>
+        </w:rPr>
+        <w:t>hard and brittle</w:t>
+      </w:r>
+      <w:r>
+        <w:rPr>
+          <w:rFonts w:ascii="Calibri" w:hAnsi="Calibri" w:cs="Calibri"/>
+        </w:rPr>
+        <w:t xml:space="preserve"> phase.</w:t>
+      </w:r>
+    </w:p>
+    <w:p>
+      <w:pPr>
+        <w:rPr>
+          <w:rFonts w:ascii="Calibri" w:hAnsi="Calibri" w:cs="Calibri"/>
+        </w:rPr>
+      </w:pPr>
+      <w:r>
+        <w:rPr>
+          <w:rFonts w:ascii="Segoe UI Emoji" w:hAnsi="Segoe UI Emoji" w:cs="Segoe UI Emoji"/>
+        </w:rPr>
+        <w:t>✅</w:t>
+      </w:r>
+      <w:r>
+        <w:rPr>
+          <w:rFonts w:ascii="Calibri" w:hAnsi="Calibri" w:cs="Calibri"/>
+        </w:rPr>
+        <w:t xml:space="preserve"> Results:</w:t>
+      </w:r>
+    </w:p>
+    <w:p>
+      <w:pPr>
+        <w:numPr>
+          <w:ilvl w:val="0"/>
+          <w:numId w:val="100"/>
+        </w:numPr>
+        <w:rPr>
+          <w:rFonts w:ascii="Calibri" w:hAnsi="Calibri" w:cs="Calibri"/>
+        </w:rPr>
+      </w:pPr>
+      <w:r>
+        <w:rPr>
+          <w:rFonts w:ascii="Calibri" w:hAnsi="Calibri" w:cs="Calibri"/>
+          <w:b/>
+          <w:bCs/>
+        </w:rPr>
+        <w:t>Very high strength and hardness</w:t>
+      </w:r>
+      <w:r>
+        <w:rPr>
+          <w:rFonts w:ascii="Calibri" w:hAnsi="Calibri" w:cs="Calibri"/>
+        </w:rPr>
+        <w:br/>
+      </w:r>
+      <w:r>
+        <w:rPr>
+          <w:rFonts w:ascii="Segoe UI Emoji" w:hAnsi="Segoe UI Emoji" w:cs="Segoe UI Emoji"/>
+        </w:rPr>
+        <w:t>❌</w:t>
+      </w:r>
+      <w:r>
+        <w:rPr>
+          <w:rFonts w:ascii="Calibri" w:hAnsi="Calibri" w:cs="Calibri"/>
+        </w:rPr>
+        <w:t xml:space="preserve"> </w:t>
+      </w:r>
+      <w:r>
+        <w:rPr>
+          <w:rFonts w:ascii="Calibri" w:hAnsi="Calibri" w:cs="Calibri"/>
+          <w:b/>
+          <w:bCs/>
+        </w:rPr>
+        <w:t>Very low toughness</w:t>
+      </w:r>
+    </w:p>
+    <w:p>
+      <w:pPr>
+        <w:rPr>
+          <w:rFonts w:ascii="Calibri" w:hAnsi="Calibri" w:cs="Calibri"/>
+        </w:rPr>
+      </w:pPr>
+      <w:r>
+        <w:rPr>
+          <w:rFonts w:ascii="Calibri" w:hAnsi="Calibri" w:cs="Calibri"/>
+        </w:rPr>
+        <w:pict w14:anchorId="6B516BE0">
+          <v:rect id="_x0000_i1029" style="width:0;height:1.5pt" o:hralign="center" o:hrstd="t" o:hr="t" fillcolor="#a0a0a0" stroked="f"/>
+        </w:pict>
+      </w:r>
+    </w:p>
+    <w:p>
+      <w:pPr>
+        <w:rPr>
+          <w:rFonts w:ascii="Calibri" w:hAnsi="Calibri" w:cs="Calibri"/>
+          <w:b/>
+          <w:bCs/>
+        </w:rPr>
+      </w:pPr>
+      <w:r>
+        <w:rPr>
+          <w:rFonts w:ascii="Calibri" w:hAnsi="Calibri" w:cs="Calibri"/>
+          <w:b/>
+          <w:bCs/>
+        </w:rPr>
+        <w:t>c) Tempered Martensite (Pink Path)</w:t>
+      </w:r>
+    </w:p>
+    <w:p>
+      <w:pPr>
+        <w:numPr>
+          <w:ilvl w:val="0"/>
+          <w:numId w:val="101"/>
+        </w:numPr>
+        <w:rPr>
+          <w:rFonts w:ascii="Calibri" w:hAnsi="Calibri" w:cs="Calibri"/>
+        </w:rPr>
+      </w:pPr>
+      <w:r>
+        <w:rPr>
+          <w:rFonts w:ascii="Calibri" w:hAnsi="Calibri" w:cs="Calibri"/>
+        </w:rPr>
+        <w:t xml:space="preserve">First, quench → forms </w:t>
+      </w:r>
+      <w:r>
+        <w:rPr>
+          <w:rFonts w:ascii="Calibri" w:hAnsi="Calibri" w:cs="Calibri"/>
+          <w:b/>
+          <w:bCs/>
+        </w:rPr>
+        <w:t>martensite</w:t>
+      </w:r>
+    </w:p>
+    <w:p>
+      <w:pPr>
+        <w:numPr>
+          <w:ilvl w:val="0"/>
+          <w:numId w:val="101"/>
+        </w:numPr>
+        <w:rPr>
+          <w:rFonts w:ascii="Calibri" w:hAnsi="Calibri" w:cs="Calibri"/>
+        </w:rPr>
+      </w:pPr>
+      <w:r>
+        <w:rPr>
+          <w:rFonts w:ascii="Calibri" w:hAnsi="Calibri" w:cs="Calibri"/>
+        </w:rPr>
+        <w:lastRenderedPageBreak/>
+        <w:t xml:space="preserve">Then </w:t>
+      </w:r>
+      <w:r>
+        <w:rPr>
+          <w:rFonts w:ascii="Calibri" w:hAnsi="Calibri" w:cs="Calibri"/>
+          <w:b/>
+          <w:bCs/>
+        </w:rPr>
+        <w:t>reheat gently</w:t>
+      </w:r>
+      <w:r>
+        <w:rPr>
+          <w:rFonts w:ascii="Calibri" w:hAnsi="Calibri" w:cs="Calibri"/>
+        </w:rPr>
+        <w:t xml:space="preserve"> to around 200–600°C.</w:t>
+      </w:r>
+    </w:p>
+    <w:p>
+      <w:pPr>
+        <w:numPr>
+          <w:ilvl w:val="0"/>
+          <w:numId w:val="101"/>
+        </w:numPr>
+        <w:rPr>
+          <w:rFonts w:ascii="Calibri" w:hAnsi="Calibri" w:cs="Calibri"/>
+        </w:rPr>
+      </w:pPr>
+      <w:r>
+        <w:rPr>
+          <w:rFonts w:ascii="Calibri" w:hAnsi="Calibri" w:cs="Calibri"/>
+        </w:rPr>
+        <w:t>This tempers the martensite (horizontal pink step).</w:t>
+      </w:r>
+    </w:p>
+    <w:p>
+      <w:pPr>
+        <w:rPr>
+          <w:rFonts w:ascii="Calibri" w:hAnsi="Calibri" w:cs="Calibri"/>
+        </w:rPr>
+      </w:pPr>
+      <w:r>
+        <w:rPr>
+          <w:rFonts w:ascii="Segoe UI Emoji" w:hAnsi="Segoe UI Emoji" w:cs="Segoe UI Emoji"/>
+        </w:rPr>
+        <w:t>✅</w:t>
+      </w:r>
+      <w:r>
+        <w:rPr>
+          <w:rFonts w:ascii="Calibri" w:hAnsi="Calibri" w:cs="Calibri"/>
+        </w:rPr>
+        <w:t xml:space="preserve"> Results:</w:t>
+      </w:r>
+    </w:p>
+    <w:p>
+      <w:pPr>
+        <w:numPr>
+          <w:ilvl w:val="0"/>
+          <w:numId w:val="102"/>
+        </w:numPr>
+        <w:rPr>
+          <w:rFonts w:ascii="Calibri" w:hAnsi="Calibri" w:cs="Calibri"/>
+        </w:rPr>
+      </w:pPr>
+      <w:r>
+        <w:rPr>
+          <w:rFonts w:ascii="Calibri" w:hAnsi="Calibri" w:cs="Calibri"/>
+          <w:b/>
+          <w:bCs/>
+        </w:rPr>
+        <w:t>Slightly reduced strength</w:t>
+      </w:r>
+    </w:p>
+    <w:p>
+      <w:pPr>
+        <w:numPr>
+          <w:ilvl w:val="0"/>
+          <w:numId w:val="102"/>
+        </w:numPr>
+        <w:rPr>
+          <w:rFonts w:ascii="Calibri" w:hAnsi="Calibri" w:cs="Calibri"/>
+        </w:rPr>
+      </w:pPr>
+      <w:r>
+        <w:rPr>
+          <w:rFonts w:ascii="Segoe UI Emoji" w:hAnsi="Segoe UI Emoji" w:cs="Segoe UI Emoji"/>
+        </w:rPr>
+        <w:t>✅</w:t>
+      </w:r>
+      <w:r>
+        <w:rPr>
+          <w:rFonts w:ascii="Calibri" w:hAnsi="Calibri" w:cs="Calibri"/>
+        </w:rPr>
+        <w:t xml:space="preserve"> </w:t>
+      </w:r>
+      <w:r>
+        <w:rPr>
+          <w:rFonts w:ascii="Calibri" w:hAnsi="Calibri" w:cs="Calibri"/>
+          <w:b/>
+          <w:bCs/>
+        </w:rPr>
+        <w:t>Greatly improved toughness</w:t>
+      </w:r>
+    </w:p>
+    <w:p>
+      <w:pPr>
+        <w:numPr>
+          <w:ilvl w:val="0"/>
+          <w:numId w:val="102"/>
+        </w:numPr>
+        <w:rPr>
+          <w:rFonts w:ascii="Calibri" w:hAnsi="Calibri" w:cs="Calibri"/>
+        </w:rPr>
+      </w:pPr>
+      <w:r>
+        <w:rPr>
+          <w:rFonts w:ascii="Segoe UI Emoji" w:hAnsi="Segoe UI Emoji" w:cs="Segoe UI Emoji"/>
+        </w:rPr>
+        <w:t>✅</w:t>
+      </w:r>
+      <w:r>
+        <w:rPr>
+          <w:rFonts w:ascii="Calibri" w:hAnsi="Calibri" w:cs="Calibri"/>
+        </w:rPr>
+        <w:t xml:space="preserve"> </w:t>
+      </w:r>
+      <w:r>
+        <w:rPr>
+          <w:rFonts w:ascii="Calibri" w:hAnsi="Calibri" w:cs="Calibri"/>
+          <w:b/>
+          <w:bCs/>
+        </w:rPr>
+        <w:t>More ductile and usable</w:t>
+      </w:r>
+    </w:p>
+    <w:p>
+      <w:pPr>
+        <w:rPr>
+          <w:rFonts w:ascii="Calibri" w:hAnsi="Calibri" w:cs="Calibri"/>
+        </w:rPr>
+      </w:pPr>
+    </w:p>
+    <w:tbl>
+      <w:tblPr>
+        <w:tblW w:w="0" w:type="auto"/>
+        <w:tblCellSpacing w:w="15" w:type="dxa"/>
+        <w:tblCellMar>
+          <w:top w:w="15" w:type="dxa"/>
+          <w:left w:w="15" w:type="dxa"/>
+          <w:bottom w:w="15" w:type="dxa"/>
+          <w:right w:w="15" w:type="dxa"/>
+        </w:tblCellMar>
+        <w:tblLook w:val="04A0" w:firstRow="1" w:lastRow="0" w:firstColumn="1" w:lastColumn="0" w:noHBand="0" w:noVBand="1"/>
+      </w:tblPr>
+      <w:tblGrid>
+        <w:gridCol w:w="2742"/>
+        <w:gridCol w:w="5146"/>
+      </w:tblGrid>
+      <w:tr>
+        <w:trPr>
+          <w:tblHeader/>
+          <w:tblCellSpacing w:w="15" w:type="dxa"/>
+        </w:trPr>
+        <w:tc>
+          <w:tcPr>
+            <w:tcW w:w="0" w:type="auto"/>
+            <w:vAlign w:val="center"/>
+            <w:hideMark/>
+          </w:tcPr>
+          <w:p>
+            <w:pPr>
+              <w:rPr>
+                <w:rFonts w:ascii="Calibri" w:hAnsi="Calibri" w:cs="Calibri"/>
+                <w:b/>
+                <w:bCs/>
+              </w:rPr>
+            </w:pPr>
+            <w:r>
+              <w:rPr>
+                <w:rFonts w:ascii="Calibri" w:hAnsi="Calibri" w:cs="Calibri"/>
+                <w:b/>
+                <w:bCs/>
+              </w:rPr>
+              <w:t>Zone</w:t>
+            </w:r>
+          </w:p>
+        </w:tc>
+        <w:tc>
+          <w:tcPr>
+            <w:tcW w:w="0" w:type="auto"/>
+            <w:vAlign w:val="center"/>
+            <w:hideMark/>
+          </w:tcPr>
+          <w:p>
+            <w:pPr>
+              <w:rPr>
+                <w:rFonts w:ascii="Calibri" w:hAnsi="Calibri" w:cs="Calibri"/>
+                <w:b/>
+                <w:bCs/>
+              </w:rPr>
+            </w:pPr>
+            <w:r>
+              <w:rPr>
+                <w:rFonts w:ascii="Calibri" w:hAnsi="Calibri" w:cs="Calibri"/>
+                <w:b/>
+                <w:bCs/>
+              </w:rPr>
+              <w:t>Meaning</w:t>
+            </w:r>
+          </w:p>
+        </w:tc>
+      </w:tr>
+      <w:tr>
+        <w:trPr>
+          <w:tblCellSpacing w:w="15" w:type="dxa"/>
+        </w:trPr>
+        <w:tc>
+          <w:tcPr>
+            <w:tcW w:w="0" w:type="auto"/>
+            <w:vAlign w:val="center"/>
+            <w:hideMark/>
+          </w:tcPr>
+          <w:p>
+            <w:pPr>
+              <w:rPr>
+                <w:rFonts w:ascii="Calibri" w:hAnsi="Calibri" w:cs="Calibri"/>
+              </w:rPr>
+            </w:pPr>
+            <w:r>
+              <w:rPr>
+                <w:rFonts w:ascii="Calibri" w:hAnsi="Calibri" w:cs="Calibri"/>
+              </w:rPr>
+              <w:t>A</w:t>
+            </w:r>
+          </w:p>
+        </w:tc>
+        <w:tc>
+          <w:tcPr>
+            <w:tcW w:w="0" w:type="auto"/>
+            <w:vAlign w:val="center"/>
+            <w:hideMark/>
+          </w:tcPr>
+          <w:p>
+            <w:pPr>
+              <w:rPr>
+                <w:rFonts w:ascii="Calibri" w:hAnsi="Calibri" w:cs="Calibri"/>
+              </w:rPr>
+            </w:pPr>
+            <w:r>
+              <w:rPr>
+                <w:rFonts w:ascii="Calibri" w:hAnsi="Calibri" w:cs="Calibri"/>
+              </w:rPr>
+              <w:t>Austenite region (high temp, single phase)</w:t>
+            </w:r>
+          </w:p>
+        </w:tc>
+      </w:tr>
+      <w:tr>
+        <w:trPr>
+          <w:tblCellSpacing w:w="15" w:type="dxa"/>
+        </w:trPr>
+        <w:tc>
+          <w:tcPr>
+            <w:tcW w:w="0" w:type="auto"/>
+            <w:vAlign w:val="center"/>
+            <w:hideMark/>
+          </w:tcPr>
+          <w:p>
+            <w:pPr>
+              <w:rPr>
+                <w:rFonts w:ascii="Calibri" w:hAnsi="Calibri" w:cs="Calibri"/>
+              </w:rPr>
+            </w:pPr>
+            <w:r>
+              <w:rPr>
+                <w:rFonts w:ascii="Calibri" w:hAnsi="Calibri" w:cs="Calibri"/>
+              </w:rPr>
+              <w:t>M + A</w:t>
+            </w:r>
+          </w:p>
+        </w:tc>
+        <w:tc>
+          <w:tcPr>
+            <w:tcW w:w="0" w:type="auto"/>
+            <w:vAlign w:val="center"/>
+            <w:hideMark/>
+          </w:tcPr>
+          <w:p>
+            <w:pPr>
+              <w:rPr>
+                <w:rFonts w:ascii="Calibri" w:hAnsi="Calibri" w:cs="Calibri"/>
+              </w:rPr>
+            </w:pPr>
+            <w:r>
+              <w:rPr>
+                <w:rFonts w:ascii="Calibri" w:hAnsi="Calibri" w:cs="Calibri"/>
+              </w:rPr>
+              <w:t>Mixed Martensite and Austenite</w:t>
+            </w:r>
+          </w:p>
+        </w:tc>
+      </w:tr>
+      <w:tr>
+        <w:trPr>
+          <w:tblCellSpacing w:w="15" w:type="dxa"/>
+        </w:trPr>
+        <w:tc>
+          <w:tcPr>
+            <w:tcW w:w="0" w:type="auto"/>
+            <w:vAlign w:val="center"/>
+            <w:hideMark/>
+          </w:tcPr>
+          <w:p>
+            <w:pPr>
+              <w:rPr>
+                <w:rFonts w:ascii="Calibri" w:hAnsi="Calibri" w:cs="Calibri"/>
+              </w:rPr>
+            </w:pPr>
+            <w:r>
+              <w:rPr>
+                <w:rFonts w:ascii="Calibri" w:hAnsi="Calibri" w:cs="Calibri"/>
+              </w:rPr>
+              <w:t>Region P to B</w:t>
+            </w:r>
+          </w:p>
+        </w:tc>
+        <w:tc>
+          <w:tcPr>
+            <w:tcW w:w="0" w:type="auto"/>
+            <w:vAlign w:val="center"/>
+            <w:hideMark/>
+          </w:tcPr>
+          <w:p>
+            <w:pPr>
+              <w:rPr>
+                <w:rFonts w:ascii="Calibri" w:hAnsi="Calibri" w:cs="Calibri"/>
+              </w:rPr>
+            </w:pPr>
+            <w:r>
+              <w:rPr>
+                <w:rFonts w:ascii="Calibri" w:hAnsi="Calibri" w:cs="Calibri"/>
+              </w:rPr>
+              <w:t>Diffusion-controlled transformations like bainite/pearlite</w:t>
+            </w:r>
+          </w:p>
+        </w:tc>
+      </w:tr>
+      <w:tr>
+        <w:trPr>
+          <w:tblCellSpacing w:w="15" w:type="dxa"/>
+        </w:trPr>
+        <w:tc>
+          <w:tcPr>
+            <w:tcW w:w="0" w:type="auto"/>
+            <w:vAlign w:val="center"/>
+            <w:hideMark/>
+          </w:tcPr>
+          <w:p>
+            <w:pPr>
+              <w:rPr>
+                <w:rFonts w:ascii="Calibri" w:hAnsi="Calibri" w:cs="Calibri"/>
+              </w:rPr>
+            </w:pPr>
+            <w:r>
+              <w:rPr>
+                <w:rFonts w:ascii="Calibri" w:hAnsi="Calibri" w:cs="Calibri"/>
+              </w:rPr>
+              <w:t>Martensite line (below 200°C)</w:t>
+            </w:r>
+          </w:p>
+        </w:tc>
+        <w:tc>
+          <w:tcPr>
+            <w:tcW w:w="0" w:type="auto"/>
+            <w:vAlign w:val="center"/>
+            <w:hideMark/>
+          </w:tcPr>
+          <w:p>
+            <w:pPr>
+              <w:rPr>
+                <w:rFonts w:ascii="Calibri" w:hAnsi="Calibri" w:cs="Calibri"/>
+              </w:rPr>
+            </w:pPr>
+            <w:r>
+              <w:rPr>
+                <w:rFonts w:ascii="Calibri" w:hAnsi="Calibri" w:cs="Calibri"/>
+              </w:rPr>
+              <w:t>Rapid transformation to martensite if cooled fast enough</w:t>
+            </w:r>
+          </w:p>
+        </w:tc>
+      </w:tr>
+    </w:tbl>
     <w:p>
       <w:pPr>
         <w:tabs>
@@ -12664,7 +13583,6 @@
           <w:b/>
           <w:bCs/>
         </w:rPr>
-        <w:lastRenderedPageBreak/>
         <w:t>Steel Heat Treatment Phases — Simple Explainer</w:t>
       </w:r>
     </w:p>
@@ -12749,21 +13667,7 @@
         <w:rPr>
           <w:rFonts w:ascii="Calibri" w:hAnsi="Calibri" w:cs="Calibri"/>
         </w:rPr>
-        <w:t xml:space="preserve"> A solid solution of carbon in face-</w:t>
-      </w:r>
-      <w:proofErr w:type="spellStart"/>
-      <w:r>
-        <w:rPr>
-          <w:rFonts w:ascii="Calibri" w:hAnsi="Calibri" w:cs="Calibri"/>
-        </w:rPr>
-        <w:t>centered</w:t>
-      </w:r>
-      <w:proofErr w:type="spellEnd"/>
-      <w:r>
-        <w:rPr>
-          <w:rFonts w:ascii="Calibri" w:hAnsi="Calibri" w:cs="Calibri"/>
-        </w:rPr>
-        <w:t xml:space="preserve"> cubic (FCC) iron.</w:t>
+        <w:t xml:space="preserve"> A solid solution of carbon in face-centered cubic (FCC) iron.</w:t>
       </w:r>
     </w:p>
     <w:p>
@@ -12808,7 +13712,7 @@
           <w:rFonts w:ascii="Calibri" w:hAnsi="Calibri" w:cs="Calibri"/>
         </w:rPr>
         <w:pict w14:anchorId="2C138391">
-          <v:rect id="_x0000_i1028" style="width:0;height:1.5pt" o:hralign="center" o:hrstd="t" o:hr="t" fillcolor="#a0a0a0" stroked="f"/>
+          <v:rect id="_x0000_i1030" style="width:0;height:1.5pt" o:hralign="center" o:hrstd="t" o:hr="t" fillcolor="#a0a0a0" stroked="f"/>
         </w:pict>
       </w:r>
     </w:p>
@@ -13032,7 +13936,7 @@
           <w:rFonts w:ascii="Calibri" w:hAnsi="Calibri" w:cs="Calibri"/>
         </w:rPr>
         <w:pict w14:anchorId="03AB2081">
-          <v:rect id="_x0000_i1029" style="width:0;height:1.5pt" o:hralign="center" o:hrstd="t" o:hr="t" fillcolor="#a0a0a0" stroked="f"/>
+          <v:rect id="_x0000_i1031" style="width:0;height:1.5pt" o:hralign="center" o:hrstd="t" o:hr="t" fillcolor="#a0a0a0" stroked="f"/>
         </w:pict>
       </w:r>
     </w:p>
@@ -13189,25 +14093,7 @@
           <w:b/>
           <w:bCs/>
         </w:rPr>
-        <w:t>Body-</w:t>
-      </w:r>
-      <w:proofErr w:type="spellStart"/>
-      <w:r>
-        <w:rPr>
-          <w:rFonts w:ascii="Calibri" w:hAnsi="Calibri" w:cs="Calibri"/>
-          <w:b/>
-          <w:bCs/>
-        </w:rPr>
-        <w:t>Centered</w:t>
-      </w:r>
-      <w:proofErr w:type="spellEnd"/>
-      <w:r>
-        <w:rPr>
-          <w:rFonts w:ascii="Calibri" w:hAnsi="Calibri" w:cs="Calibri"/>
-          <w:b/>
-          <w:bCs/>
-        </w:rPr>
-        <w:t xml:space="preserve"> Tetragonal (BCT)</w:t>
+        <w:t>Body-Centered Tetragonal (BCT)</w:t>
       </w:r>
       <w:r>
         <w:rPr>
@@ -13279,23 +14165,13 @@
         </w:rPr>
         <w:t xml:space="preserve"> It is a </w:t>
       </w:r>
-      <w:proofErr w:type="spellStart"/>
-      <w:r>
-        <w:rPr>
-          <w:rFonts w:ascii="Calibri" w:hAnsi="Calibri" w:cs="Calibri"/>
-          <w:b/>
-          <w:bCs/>
-        </w:rPr>
-        <w:t>diffusionless</w:t>
-      </w:r>
-      <w:proofErr w:type="spellEnd"/>
-      <w:r>
-        <w:rPr>
-          <w:rFonts w:ascii="Calibri" w:hAnsi="Calibri" w:cs="Calibri"/>
-          <w:b/>
-          <w:bCs/>
-        </w:rPr>
-        <w:t xml:space="preserve"> and very rapid</w:t>
+      <w:r>
+        <w:rPr>
+          <w:rFonts w:ascii="Calibri" w:hAnsi="Calibri" w:cs="Calibri"/>
+          <w:b/>
+          <w:bCs/>
+        </w:rPr>
+        <w:t>diffusionless and very rapid</w:t>
       </w:r>
       <w:r>
         <w:rPr>
@@ -13323,6 +14199,7 @@
           <w:b/>
           <w:bCs/>
         </w:rPr>
+        <w:lastRenderedPageBreak/>
         <w:t>Seen in:</w:t>
       </w:r>
       <w:r>
@@ -13346,7 +14223,7 @@
           <w:rFonts w:ascii="Calibri" w:hAnsi="Calibri" w:cs="Calibri"/>
         </w:rPr>
         <w:pict w14:anchorId="570AABA3">
-          <v:rect id="_x0000_i1030" style="width:0;height:1.5pt" o:hralign="center" o:hrstd="t" o:hr="t" fillcolor="#a0a0a0" stroked="f"/>
+          <v:rect id="_x0000_i1032" style="width:0;height:1.5pt" o:hralign="center" o:hrstd="t" o:hr="t" fillcolor="#a0a0a0" stroked="f"/>
         </w:pict>
       </w:r>
     </w:p>
@@ -14001,6 +14878,407 @@
         </w:rPr>
       </w:pPr>
     </w:p>
+    <w:tbl>
+      <w:tblPr>
+        <w:tblStyle w:val="GridTable5Dark-Accent4"/>
+        <w:tblW w:w="0" w:type="auto"/>
+        <w:jc w:val="center"/>
+        <w:tblLook w:val="04A0" w:firstRow="1" w:lastRow="0" w:firstColumn="1" w:lastColumn="0" w:noHBand="0" w:noVBand="1"/>
+      </w:tblPr>
+      <w:tblGrid>
+        <w:gridCol w:w="2187"/>
+        <w:gridCol w:w="2413"/>
+        <w:gridCol w:w="3289"/>
+      </w:tblGrid>
+      <w:tr>
+        <w:trPr>
+          <w:cnfStyle w:val="100000000000" w:firstRow="1" w:lastRow="0" w:firstColumn="0" w:lastColumn="0" w:oddVBand="0" w:evenVBand="0" w:oddHBand="0" w:evenHBand="0" w:firstRowFirstColumn="0" w:firstRowLastColumn="0" w:lastRowFirstColumn="0" w:lastRowLastColumn="0"/>
+          <w:jc w:val="center"/>
+        </w:trPr>
+        <w:tc>
+          <w:tcPr>
+            <w:cnfStyle w:val="001000000000" w:firstRow="0" w:lastRow="0" w:firstColumn="1" w:lastColumn="0" w:oddVBand="0" w:evenVBand="0" w:oddHBand="0" w:evenHBand="0" w:firstRowFirstColumn="0" w:firstRowLastColumn="0" w:lastRowFirstColumn="0" w:lastRowLastColumn="0"/>
+            <w:tcW w:w="0" w:type="auto"/>
+            <w:hideMark/>
+          </w:tcPr>
+          <w:p>
+            <w:pPr>
+              <w:tabs>
+                <w:tab w:val="left" w:pos="1994"/>
+              </w:tabs>
+              <w:spacing w:after="160" w:line="259" w:lineRule="auto"/>
+              <w:rPr>
+                <w:rFonts w:ascii="Calibri" w:hAnsi="Calibri" w:cs="Calibri"/>
+              </w:rPr>
+            </w:pPr>
+            <w:r>
+              <w:rPr>
+                <w:rFonts w:ascii="Calibri" w:hAnsi="Calibri" w:cs="Calibri"/>
+              </w:rPr>
+              <w:t>Phase</w:t>
+            </w:r>
+          </w:p>
+        </w:tc>
+        <w:tc>
+          <w:tcPr>
+            <w:tcW w:w="0" w:type="auto"/>
+            <w:hideMark/>
+          </w:tcPr>
+          <w:p>
+            <w:pPr>
+              <w:tabs>
+                <w:tab w:val="left" w:pos="1994"/>
+              </w:tabs>
+              <w:spacing w:after="160" w:line="259" w:lineRule="auto"/>
+              <w:cnfStyle w:val="100000000000" w:firstRow="1" w:lastRow="0" w:firstColumn="0" w:lastColumn="0" w:oddVBand="0" w:evenVBand="0" w:oddHBand="0" w:evenHBand="0" w:firstRowFirstColumn="0" w:firstRowLastColumn="0" w:lastRowFirstColumn="0" w:lastRowLastColumn="0"/>
+              <w:rPr>
+                <w:rFonts w:ascii="Calibri" w:hAnsi="Calibri" w:cs="Calibri"/>
+              </w:rPr>
+            </w:pPr>
+            <w:r>
+              <w:rPr>
+                <w:rFonts w:ascii="Calibri" w:hAnsi="Calibri" w:cs="Calibri"/>
+              </w:rPr>
+              <w:t>Part of Heat Treatment?</w:t>
+            </w:r>
+          </w:p>
+        </w:tc>
+        <w:tc>
+          <w:tcPr>
+            <w:tcW w:w="0" w:type="auto"/>
+            <w:hideMark/>
+          </w:tcPr>
+          <w:p>
+            <w:pPr>
+              <w:tabs>
+                <w:tab w:val="left" w:pos="1994"/>
+              </w:tabs>
+              <w:spacing w:after="160" w:line="259" w:lineRule="auto"/>
+              <w:cnfStyle w:val="100000000000" w:firstRow="1" w:lastRow="0" w:firstColumn="0" w:lastColumn="0" w:oddVBand="0" w:evenVBand="0" w:oddHBand="0" w:evenHBand="0" w:firstRowFirstColumn="0" w:firstRowLastColumn="0" w:lastRowFirstColumn="0" w:lastRowLastColumn="0"/>
+              <w:rPr>
+                <w:rFonts w:ascii="Calibri" w:hAnsi="Calibri" w:cs="Calibri"/>
+              </w:rPr>
+            </w:pPr>
+            <w:r>
+              <w:rPr>
+                <w:rFonts w:ascii="Calibri" w:hAnsi="Calibri" w:cs="Calibri"/>
+              </w:rPr>
+              <w:t>How It Forms</w:t>
+            </w:r>
+          </w:p>
+        </w:tc>
+      </w:tr>
+      <w:tr>
+        <w:trPr>
+          <w:cnfStyle w:val="000000100000" w:firstRow="0" w:lastRow="0" w:firstColumn="0" w:lastColumn="0" w:oddVBand="0" w:evenVBand="0" w:oddHBand="1" w:evenHBand="0" w:firstRowFirstColumn="0" w:firstRowLastColumn="0" w:lastRowFirstColumn="0" w:lastRowLastColumn="0"/>
+          <w:jc w:val="center"/>
+        </w:trPr>
+        <w:tc>
+          <w:tcPr>
+            <w:cnfStyle w:val="001000000000" w:firstRow="0" w:lastRow="0" w:firstColumn="1" w:lastColumn="0" w:oddVBand="0" w:evenVBand="0" w:oddHBand="0" w:evenHBand="0" w:firstRowFirstColumn="0" w:firstRowLastColumn="0" w:lastRowFirstColumn="0" w:lastRowLastColumn="0"/>
+            <w:tcW w:w="0" w:type="auto"/>
+            <w:hideMark/>
+          </w:tcPr>
+          <w:p>
+            <w:pPr>
+              <w:tabs>
+                <w:tab w:val="left" w:pos="1994"/>
+              </w:tabs>
+              <w:spacing w:after="160" w:line="259" w:lineRule="auto"/>
+              <w:rPr>
+                <w:rFonts w:ascii="Calibri" w:hAnsi="Calibri" w:cs="Calibri"/>
+              </w:rPr>
+            </w:pPr>
+            <w:r>
+              <w:rPr>
+                <w:rFonts w:ascii="Calibri" w:hAnsi="Calibri" w:cs="Calibri"/>
+              </w:rPr>
+              <w:t>Austenite (γ)</w:t>
+            </w:r>
+          </w:p>
+        </w:tc>
+        <w:tc>
+          <w:tcPr>
+            <w:tcW w:w="0" w:type="auto"/>
+            <w:hideMark/>
+          </w:tcPr>
+          <w:p>
+            <w:pPr>
+              <w:tabs>
+                <w:tab w:val="left" w:pos="1994"/>
+              </w:tabs>
+              <w:spacing w:after="160" w:line="259" w:lineRule="auto"/>
+              <w:cnfStyle w:val="000000100000" w:firstRow="0" w:lastRow="0" w:firstColumn="0" w:lastColumn="0" w:oddVBand="0" w:evenVBand="0" w:oddHBand="1" w:evenHBand="0" w:firstRowFirstColumn="0" w:firstRowLastColumn="0" w:lastRowFirstColumn="0" w:lastRowLastColumn="0"/>
+              <w:rPr>
+                <w:rFonts w:ascii="Calibri" w:hAnsi="Calibri" w:cs="Calibri"/>
+              </w:rPr>
+            </w:pPr>
+            <w:r>
+              <w:rPr>
+                <w:rFonts w:ascii="Calibri" w:hAnsi="Calibri" w:cs="Calibri"/>
+              </w:rPr>
+              <w:t>YES (starting phase)</w:t>
+            </w:r>
+          </w:p>
+        </w:tc>
+        <w:tc>
+          <w:tcPr>
+            <w:tcW w:w="0" w:type="auto"/>
+            <w:hideMark/>
+          </w:tcPr>
+          <w:p>
+            <w:pPr>
+              <w:tabs>
+                <w:tab w:val="left" w:pos="1994"/>
+              </w:tabs>
+              <w:spacing w:after="160" w:line="259" w:lineRule="auto"/>
+              <w:cnfStyle w:val="000000100000" w:firstRow="0" w:lastRow="0" w:firstColumn="0" w:lastColumn="0" w:oddVBand="0" w:evenVBand="0" w:oddHBand="1" w:evenHBand="0" w:firstRowFirstColumn="0" w:firstRowLastColumn="0" w:lastRowFirstColumn="0" w:lastRowLastColumn="0"/>
+              <w:rPr>
+                <w:rFonts w:ascii="Calibri" w:hAnsi="Calibri" w:cs="Calibri"/>
+              </w:rPr>
+            </w:pPr>
+            <w:r>
+              <w:rPr>
+                <w:rFonts w:ascii="Calibri" w:hAnsi="Calibri" w:cs="Calibri"/>
+              </w:rPr>
+              <w:t>Formed by heating steel to ~800°C</w:t>
+            </w:r>
+          </w:p>
+        </w:tc>
+      </w:tr>
+      <w:tr>
+        <w:trPr>
+          <w:jc w:val="center"/>
+        </w:trPr>
+        <w:tc>
+          <w:tcPr>
+            <w:cnfStyle w:val="001000000000" w:firstRow="0" w:lastRow="0" w:firstColumn="1" w:lastColumn="0" w:oddVBand="0" w:evenVBand="0" w:oddHBand="0" w:evenHBand="0" w:firstRowFirstColumn="0" w:firstRowLastColumn="0" w:lastRowFirstColumn="0" w:lastRowLastColumn="0"/>
+            <w:tcW w:w="0" w:type="auto"/>
+            <w:hideMark/>
+          </w:tcPr>
+          <w:p>
+            <w:pPr>
+              <w:tabs>
+                <w:tab w:val="left" w:pos="1994"/>
+              </w:tabs>
+              <w:spacing w:after="160" w:line="259" w:lineRule="auto"/>
+              <w:rPr>
+                <w:rFonts w:ascii="Calibri" w:hAnsi="Calibri" w:cs="Calibri"/>
+              </w:rPr>
+            </w:pPr>
+            <w:r>
+              <w:rPr>
+                <w:rFonts w:ascii="Calibri" w:hAnsi="Calibri" w:cs="Calibri"/>
+              </w:rPr>
+              <w:t>Pearlite</w:t>
+            </w:r>
+          </w:p>
+        </w:tc>
+        <w:tc>
+          <w:tcPr>
+            <w:tcW w:w="0" w:type="auto"/>
+            <w:hideMark/>
+          </w:tcPr>
+          <w:p>
+            <w:pPr>
+              <w:tabs>
+                <w:tab w:val="left" w:pos="1994"/>
+              </w:tabs>
+              <w:spacing w:after="160" w:line="259" w:lineRule="auto"/>
+              <w:cnfStyle w:val="000000000000" w:firstRow="0" w:lastRow="0" w:firstColumn="0" w:lastColumn="0" w:oddVBand="0" w:evenVBand="0" w:oddHBand="0" w:evenHBand="0" w:firstRowFirstColumn="0" w:firstRowLastColumn="0" w:lastRowFirstColumn="0" w:lastRowLastColumn="0"/>
+              <w:rPr>
+                <w:rFonts w:ascii="Calibri" w:hAnsi="Calibri" w:cs="Calibri"/>
+              </w:rPr>
+            </w:pPr>
+            <w:r>
+              <w:rPr>
+                <w:rFonts w:ascii="Calibri" w:hAnsi="Calibri" w:cs="Calibri"/>
+              </w:rPr>
+              <w:t>YES (after annealing)</w:t>
+            </w:r>
+          </w:p>
+        </w:tc>
+        <w:tc>
+          <w:tcPr>
+            <w:tcW w:w="0" w:type="auto"/>
+            <w:hideMark/>
+          </w:tcPr>
+          <w:p>
+            <w:pPr>
+              <w:tabs>
+                <w:tab w:val="left" w:pos="1994"/>
+              </w:tabs>
+              <w:spacing w:after="160" w:line="259" w:lineRule="auto"/>
+              <w:cnfStyle w:val="000000000000" w:firstRow="0" w:lastRow="0" w:firstColumn="0" w:lastColumn="0" w:oddVBand="0" w:evenVBand="0" w:oddHBand="0" w:evenHBand="0" w:firstRowFirstColumn="0" w:firstRowLastColumn="0" w:lastRowFirstColumn="0" w:lastRowLastColumn="0"/>
+              <w:rPr>
+                <w:rFonts w:ascii="Calibri" w:hAnsi="Calibri" w:cs="Calibri"/>
+              </w:rPr>
+            </w:pPr>
+            <w:r>
+              <w:rPr>
+                <w:rFonts w:ascii="Calibri" w:hAnsi="Calibri" w:cs="Calibri"/>
+              </w:rPr>
+              <w:t>Slow cooling → diffusion allowed</w:t>
+            </w:r>
+          </w:p>
+        </w:tc>
+      </w:tr>
+      <w:tr>
+        <w:trPr>
+          <w:cnfStyle w:val="000000100000" w:firstRow="0" w:lastRow="0" w:firstColumn="0" w:lastColumn="0" w:oddVBand="0" w:evenVBand="0" w:oddHBand="1" w:evenHBand="0" w:firstRowFirstColumn="0" w:firstRowLastColumn="0" w:lastRowFirstColumn="0" w:lastRowLastColumn="0"/>
+          <w:jc w:val="center"/>
+        </w:trPr>
+        <w:tc>
+          <w:tcPr>
+            <w:cnfStyle w:val="001000000000" w:firstRow="0" w:lastRow="0" w:firstColumn="1" w:lastColumn="0" w:oddVBand="0" w:evenVBand="0" w:oddHBand="0" w:evenHBand="0" w:firstRowFirstColumn="0" w:firstRowLastColumn="0" w:lastRowFirstColumn="0" w:lastRowLastColumn="0"/>
+            <w:tcW w:w="0" w:type="auto"/>
+            <w:hideMark/>
+          </w:tcPr>
+          <w:p>
+            <w:pPr>
+              <w:tabs>
+                <w:tab w:val="left" w:pos="1994"/>
+              </w:tabs>
+              <w:spacing w:after="160" w:line="259" w:lineRule="auto"/>
+              <w:rPr>
+                <w:rFonts w:ascii="Calibri" w:hAnsi="Calibri" w:cs="Calibri"/>
+              </w:rPr>
+            </w:pPr>
+            <w:r>
+              <w:rPr>
+                <w:rFonts w:ascii="Calibri" w:hAnsi="Calibri" w:cs="Calibri"/>
+              </w:rPr>
+              <w:t>Martensite</w:t>
+            </w:r>
+          </w:p>
+        </w:tc>
+        <w:tc>
+          <w:tcPr>
+            <w:tcW w:w="0" w:type="auto"/>
+            <w:hideMark/>
+          </w:tcPr>
+          <w:p>
+            <w:pPr>
+              <w:tabs>
+                <w:tab w:val="left" w:pos="1994"/>
+              </w:tabs>
+              <w:spacing w:after="160" w:line="259" w:lineRule="auto"/>
+              <w:cnfStyle w:val="000000100000" w:firstRow="0" w:lastRow="0" w:firstColumn="0" w:lastColumn="0" w:oddVBand="0" w:evenVBand="0" w:oddHBand="1" w:evenHBand="0" w:firstRowFirstColumn="0" w:firstRowLastColumn="0" w:lastRowFirstColumn="0" w:lastRowLastColumn="0"/>
+              <w:rPr>
+                <w:rFonts w:ascii="Calibri" w:hAnsi="Calibri" w:cs="Calibri"/>
+              </w:rPr>
+            </w:pPr>
+            <w:r>
+              <w:rPr>
+                <w:rFonts w:ascii="Calibri" w:hAnsi="Calibri" w:cs="Calibri"/>
+              </w:rPr>
+              <w:t>YES (after quenching)</w:t>
+            </w:r>
+          </w:p>
+        </w:tc>
+        <w:tc>
+          <w:tcPr>
+            <w:tcW w:w="0" w:type="auto"/>
+            <w:hideMark/>
+          </w:tcPr>
+          <w:p>
+            <w:pPr>
+              <w:tabs>
+                <w:tab w:val="left" w:pos="1994"/>
+              </w:tabs>
+              <w:spacing w:after="160" w:line="259" w:lineRule="auto"/>
+              <w:cnfStyle w:val="000000100000" w:firstRow="0" w:lastRow="0" w:firstColumn="0" w:lastColumn="0" w:oddVBand="0" w:evenVBand="0" w:oddHBand="1" w:evenHBand="0" w:firstRowFirstColumn="0" w:firstRowLastColumn="0" w:lastRowFirstColumn="0" w:lastRowLastColumn="0"/>
+              <w:rPr>
+                <w:rFonts w:ascii="Calibri" w:hAnsi="Calibri" w:cs="Calibri"/>
+              </w:rPr>
+            </w:pPr>
+            <w:r>
+              <w:rPr>
+                <w:rFonts w:ascii="Calibri" w:hAnsi="Calibri" w:cs="Calibri"/>
+              </w:rPr>
+              <w:t>Rapid cooling → diffusion blocked</w:t>
+            </w:r>
+          </w:p>
+        </w:tc>
+      </w:tr>
+      <w:tr>
+        <w:trPr>
+          <w:jc w:val="center"/>
+        </w:trPr>
+        <w:tc>
+          <w:tcPr>
+            <w:cnfStyle w:val="001000000000" w:firstRow="0" w:lastRow="0" w:firstColumn="1" w:lastColumn="0" w:oddVBand="0" w:evenVBand="0" w:oddHBand="0" w:evenHBand="0" w:firstRowFirstColumn="0" w:firstRowLastColumn="0" w:lastRowFirstColumn="0" w:lastRowLastColumn="0"/>
+            <w:tcW w:w="0" w:type="auto"/>
+            <w:hideMark/>
+          </w:tcPr>
+          <w:p>
+            <w:pPr>
+              <w:tabs>
+                <w:tab w:val="left" w:pos="1994"/>
+              </w:tabs>
+              <w:spacing w:after="160" w:line="259" w:lineRule="auto"/>
+              <w:rPr>
+                <w:rFonts w:ascii="Calibri" w:hAnsi="Calibri" w:cs="Calibri"/>
+              </w:rPr>
+            </w:pPr>
+            <w:r>
+              <w:rPr>
+                <w:rFonts w:ascii="Calibri" w:hAnsi="Calibri" w:cs="Calibri"/>
+              </w:rPr>
+              <w:t>Tempered Martensite</w:t>
+            </w:r>
+          </w:p>
+        </w:tc>
+        <w:tc>
+          <w:tcPr>
+            <w:tcW w:w="0" w:type="auto"/>
+            <w:hideMark/>
+          </w:tcPr>
+          <w:p>
+            <w:pPr>
+              <w:tabs>
+                <w:tab w:val="left" w:pos="1994"/>
+              </w:tabs>
+              <w:spacing w:after="160" w:line="259" w:lineRule="auto"/>
+              <w:cnfStyle w:val="000000000000" w:firstRow="0" w:lastRow="0" w:firstColumn="0" w:lastColumn="0" w:oddVBand="0" w:evenVBand="0" w:oddHBand="0" w:evenHBand="0" w:firstRowFirstColumn="0" w:firstRowLastColumn="0" w:lastRowFirstColumn="0" w:lastRowLastColumn="0"/>
+              <w:rPr>
+                <w:rFonts w:ascii="Calibri" w:hAnsi="Calibri" w:cs="Calibri"/>
+              </w:rPr>
+            </w:pPr>
+            <w:r>
+              <w:rPr>
+                <w:rFonts w:ascii="Calibri" w:hAnsi="Calibri" w:cs="Calibri"/>
+              </w:rPr>
+              <w:t>YES (after tempering)</w:t>
+            </w:r>
+          </w:p>
+        </w:tc>
+        <w:tc>
+          <w:tcPr>
+            <w:tcW w:w="0" w:type="auto"/>
+            <w:hideMark/>
+          </w:tcPr>
+          <w:p>
+            <w:pPr>
+              <w:tabs>
+                <w:tab w:val="left" w:pos="1994"/>
+              </w:tabs>
+              <w:spacing w:after="160" w:line="259" w:lineRule="auto"/>
+              <w:cnfStyle w:val="000000000000" w:firstRow="0" w:lastRow="0" w:firstColumn="0" w:lastColumn="0" w:oddVBand="0" w:evenVBand="0" w:oddHBand="0" w:evenHBand="0" w:firstRowFirstColumn="0" w:firstRowLastColumn="0" w:lastRowFirstColumn="0" w:lastRowLastColumn="0"/>
+              <w:rPr>
+                <w:rFonts w:ascii="Calibri" w:hAnsi="Calibri" w:cs="Calibri"/>
+              </w:rPr>
+            </w:pPr>
+            <w:r>
+              <w:rPr>
+                <w:rFonts w:ascii="Calibri" w:hAnsi="Calibri" w:cs="Calibri"/>
+              </w:rPr>
+              <w:t>Gentle reheating of martensite</w:t>
+            </w:r>
+          </w:p>
+        </w:tc>
+      </w:tr>
+    </w:tbl>
     <w:p>
       <w:pPr>
         <w:tabs>
@@ -14043,7 +15321,6 @@
           <w:bCs/>
           <w:lang w:val="en-US"/>
         </w:rPr>
-        <w:lastRenderedPageBreak/>
         <w:t>Summary Table: Metal Processing Techniques</w:t>
       </w:r>
     </w:p>
@@ -14276,17 +15553,8 @@
                 <w:rFonts w:ascii="Calibri" w:hAnsi="Calibri" w:cs="Calibri"/>
                 <w:lang w:val="en-US"/>
               </w:rPr>
-              <w:t xml:space="preserve">Uses expendable sand </w:t>
+              <w:t>Uses expendable sand moulds</w:t>
             </w:r>
-            <w:proofErr w:type="spellStart"/>
-            <w:r>
-              <w:rPr>
-                <w:rFonts w:ascii="Calibri" w:hAnsi="Calibri" w:cs="Calibri"/>
-                <w:lang w:val="en-US"/>
-              </w:rPr>
-              <w:t>moulds</w:t>
-            </w:r>
-            <w:proofErr w:type="spellEnd"/>
           </w:p>
         </w:tc>
         <w:tc>
@@ -14411,17 +15679,8 @@
                 <w:rFonts w:ascii="Calibri" w:hAnsi="Calibri" w:cs="Calibri"/>
                 <w:lang w:val="en-US"/>
               </w:rPr>
-              <w:t xml:space="preserve">Uses reusable metal </w:t>
+              <w:t>Uses reusable metal moulds</w:t>
             </w:r>
-            <w:proofErr w:type="spellStart"/>
-            <w:r>
-              <w:rPr>
-                <w:rFonts w:ascii="Calibri" w:hAnsi="Calibri" w:cs="Calibri"/>
-                <w:lang w:val="en-US"/>
-              </w:rPr>
-              <w:t>moulds</w:t>
-            </w:r>
-            <w:proofErr w:type="spellEnd"/>
           </w:p>
         </w:tc>
         <w:tc>
@@ -14988,6 +16247,7 @@
                 <w:rFonts w:ascii="Calibri" w:hAnsi="Calibri" w:cs="Calibri"/>
                 <w:lang w:val="en-US"/>
               </w:rPr>
+              <w:lastRenderedPageBreak/>
               <w:t>Rolling</w:t>
             </w:r>
           </w:p>
@@ -16495,7 +17755,6 @@
           <w:sz w:val="36"/>
           <w:szCs w:val="36"/>
         </w:rPr>
-        <w:lastRenderedPageBreak/>
         <w:t>SPL 6</w:t>
       </w:r>
       <w:r>
@@ -16610,18 +17869,8 @@
           <w:b/>
           <w:bCs/>
         </w:rPr>
-        <w:t xml:space="preserve">silicon, oxygen, </w:t>
-      </w:r>
-      <w:proofErr w:type="spellStart"/>
-      <w:r>
-        <w:rPr>
-          <w:rFonts w:ascii="Calibri" w:hAnsi="Calibri" w:cs="Calibri"/>
-          <w:b/>
-          <w:bCs/>
-        </w:rPr>
-        <w:t>aluminum</w:t>
-      </w:r>
-      <w:proofErr w:type="spellEnd"/>
+        <w:t>silicon, oxygen, aluminum</w:t>
+      </w:r>
       <w:r>
         <w:rPr>
           <w:rFonts w:ascii="Calibri" w:hAnsi="Calibri" w:cs="Calibri"/>
@@ -16712,25 +17961,7 @@
           <w:i/>
           <w:iCs/>
         </w:rPr>
-        <w:t>"</w:t>
-      </w:r>
-      <w:proofErr w:type="spellStart"/>
-      <w:r>
-        <w:rPr>
-          <w:rFonts w:ascii="Calibri" w:hAnsi="Calibri" w:cs="Calibri"/>
-          <w:i/>
-          <w:iCs/>
-        </w:rPr>
-        <w:t>keramikos</w:t>
-      </w:r>
-      <w:proofErr w:type="spellEnd"/>
-      <w:r>
-        <w:rPr>
-          <w:rFonts w:ascii="Calibri" w:hAnsi="Calibri" w:cs="Calibri"/>
-          <w:i/>
-          <w:iCs/>
-        </w:rPr>
-        <w:t>"</w:t>
+        <w:t>"keramikos"</w:t>
       </w:r>
       <w:r>
         <w:rPr>
@@ -16796,21 +18027,7 @@
         <w:rPr>
           <w:rFonts w:ascii="Calibri" w:hAnsi="Calibri" w:cs="Calibri"/>
         </w:rPr>
-        <w:t xml:space="preserve">Includes </w:t>
-      </w:r>
-      <w:proofErr w:type="spellStart"/>
-      <w:r>
-        <w:rPr>
-          <w:rFonts w:ascii="Calibri" w:hAnsi="Calibri" w:cs="Calibri"/>
-        </w:rPr>
-        <w:t>china</w:t>
-      </w:r>
-      <w:proofErr w:type="spellEnd"/>
-      <w:r>
-        <w:rPr>
-          <w:rFonts w:ascii="Calibri" w:hAnsi="Calibri" w:cs="Calibri"/>
-        </w:rPr>
-        <w:t>, porcelain, bricks, tiles, glass.</w:t>
+        <w:t>Includes china, porcelain, bricks, tiles, glass.</w:t>
       </w:r>
     </w:p>
     <w:p>
@@ -16900,6 +18117,7 @@
           <w:bCs/>
           <w:noProof/>
         </w:rPr>
+        <w:lastRenderedPageBreak/>
         <w:drawing>
           <wp:anchor distT="0" distB="0" distL="114300" distR="114300" simplePos="0" relativeHeight="251677696" behindDoc="0" locked="0" layoutInCell="1" allowOverlap="1" wp14:anchorId="6025BFF8" wp14:editId="190D7B93">
             <wp:simplePos x="0" y="0"/>
@@ -17219,7 +18437,6 @@
           <w:sz w:val="28"/>
           <w:szCs w:val="28"/>
         </w:rPr>
-        <w:lastRenderedPageBreak/>
         <w:t xml:space="preserve">Modern </w:t>
       </w:r>
       <w:r>
@@ -17550,23 +18767,14 @@
           <w:rFonts w:ascii="Calibri" w:hAnsi="Calibri" w:cs="Calibri"/>
         </w:rPr>
       </w:pPr>
-      <w:proofErr w:type="spellStart"/>
-      <w:r>
-        <w:rPr>
-          <w:rFonts w:ascii="Calibri" w:hAnsi="Calibri" w:cs="Calibri"/>
-          <w:b/>
-          <w:bCs/>
-        </w:rPr>
-        <w:t>Si₃N</w:t>
-      </w:r>
-      <w:proofErr w:type="spellEnd"/>
-      <w:r>
-        <w:rPr>
-          <w:rFonts w:ascii="Calibri" w:hAnsi="Calibri" w:cs="Calibri"/>
-          <w:b/>
-          <w:bCs/>
-        </w:rPr>
-        <w:t>₄ (silicon nitride)</w:t>
+      <w:r>
+        <w:rPr>
+          <w:rFonts w:ascii="Calibri" w:hAnsi="Calibri" w:cs="Calibri"/>
+          <w:b/>
+          <w:bCs/>
+        </w:rPr>
+        <w:lastRenderedPageBreak/>
+        <w:t>Si₃N₄ (silicon nitride)</w:t>
       </w:r>
     </w:p>
     <w:p>
@@ -17582,23 +18790,13 @@
           <w:rFonts w:ascii="Calibri" w:hAnsi="Calibri" w:cs="Calibri"/>
         </w:rPr>
       </w:pPr>
-      <w:proofErr w:type="spellStart"/>
-      <w:r>
-        <w:rPr>
-          <w:rFonts w:ascii="Calibri" w:hAnsi="Calibri" w:cs="Calibri"/>
-          <w:b/>
-          <w:bCs/>
-        </w:rPr>
-        <w:t>Al₂O</w:t>
-      </w:r>
-      <w:proofErr w:type="spellEnd"/>
-      <w:r>
-        <w:rPr>
-          <w:rFonts w:ascii="Calibri" w:hAnsi="Calibri" w:cs="Calibri"/>
-          <w:b/>
-          <w:bCs/>
-        </w:rPr>
-        <w:t>₃ (alumina)</w:t>
+      <w:r>
+        <w:rPr>
+          <w:rFonts w:ascii="Calibri" w:hAnsi="Calibri" w:cs="Calibri"/>
+          <w:b/>
+          <w:bCs/>
+        </w:rPr>
+        <w:t>Al₂O₃ (alumina)</w:t>
       </w:r>
     </w:p>
     <w:p>
@@ -17614,23 +18812,13 @@
           <w:rFonts w:ascii="Calibri" w:hAnsi="Calibri" w:cs="Calibri"/>
         </w:rPr>
       </w:pPr>
-      <w:proofErr w:type="spellStart"/>
-      <w:r>
-        <w:rPr>
-          <w:rFonts w:ascii="Calibri" w:hAnsi="Calibri" w:cs="Calibri"/>
-          <w:b/>
-          <w:bCs/>
-        </w:rPr>
-        <w:t>ZrO</w:t>
-      </w:r>
-      <w:proofErr w:type="spellEnd"/>
-      <w:r>
-        <w:rPr>
-          <w:rFonts w:ascii="Calibri" w:hAnsi="Calibri" w:cs="Calibri"/>
-          <w:b/>
-          <w:bCs/>
-        </w:rPr>
-        <w:t>₂ (zirconia)</w:t>
+      <w:r>
+        <w:rPr>
+          <w:rFonts w:ascii="Calibri" w:hAnsi="Calibri" w:cs="Calibri"/>
+          <w:b/>
+          <w:bCs/>
+        </w:rPr>
+        <w:t>ZrO₂ (zirconia)</w:t>
       </w:r>
       <w:r>
         <w:rPr>
@@ -17890,23 +19078,13 @@
           <w:rFonts w:ascii="Calibri" w:hAnsi="Calibri" w:cs="Calibri"/>
         </w:rPr>
       </w:pPr>
-      <w:proofErr w:type="spellStart"/>
-      <w:r>
-        <w:rPr>
-          <w:rFonts w:ascii="Calibri" w:hAnsi="Calibri" w:cs="Calibri"/>
-          <w:b/>
-          <w:bCs/>
-        </w:rPr>
-        <w:t>BaTiO</w:t>
-      </w:r>
-      <w:proofErr w:type="spellEnd"/>
-      <w:r>
-        <w:rPr>
-          <w:rFonts w:ascii="Calibri" w:hAnsi="Calibri" w:cs="Calibri"/>
-          <w:b/>
-          <w:bCs/>
-        </w:rPr>
-        <w:t>₃</w:t>
+      <w:r>
+        <w:rPr>
+          <w:rFonts w:ascii="Calibri" w:hAnsi="Calibri" w:cs="Calibri"/>
+          <w:b/>
+          <w:bCs/>
+        </w:rPr>
+        <w:t>BaTiO₃</w:t>
       </w:r>
       <w:r>
         <w:rPr>
@@ -18010,23 +19188,13 @@
           <w:rFonts w:ascii="Calibri" w:hAnsi="Calibri" w:cs="Calibri"/>
         </w:rPr>
       </w:pPr>
-      <w:proofErr w:type="spellStart"/>
-      <w:r>
-        <w:rPr>
-          <w:rFonts w:ascii="Calibri" w:hAnsi="Calibri" w:cs="Calibri"/>
-          <w:b/>
-          <w:bCs/>
-        </w:rPr>
-        <w:t>Al₂O</w:t>
-      </w:r>
-      <w:proofErr w:type="spellEnd"/>
-      <w:r>
-        <w:rPr>
-          <w:rFonts w:ascii="Calibri" w:hAnsi="Calibri" w:cs="Calibri"/>
-          <w:b/>
-          <w:bCs/>
-        </w:rPr>
-        <w:t>₃</w:t>
+      <w:r>
+        <w:rPr>
+          <w:rFonts w:ascii="Calibri" w:hAnsi="Calibri" w:cs="Calibri"/>
+          <w:b/>
+          <w:bCs/>
+        </w:rPr>
+        <w:t>Al₂O₃</w:t>
       </w:r>
       <w:r>
         <w:rPr>
@@ -18127,7 +19295,6 @@
           <w:sz w:val="28"/>
           <w:szCs w:val="28"/>
         </w:rPr>
-        <w:lastRenderedPageBreak/>
         <w:t>Seals and industrial machine parts</w:t>
       </w:r>
     </w:p>
@@ -18290,25 +19457,7 @@
           <w:b/>
           <w:bCs/>
         </w:rPr>
-        <w:t xml:space="preserve">THESE MATERIALS NEED TO HAVE HIGH </w:t>
-      </w:r>
-      <w:proofErr w:type="gramStart"/>
-      <w:r>
-        <w:rPr>
-          <w:rFonts w:ascii="Calibri" w:hAnsi="Calibri" w:cs="Calibri"/>
-          <w:b/>
-          <w:bCs/>
-        </w:rPr>
-        <w:t>STRENGTH !</w:t>
-      </w:r>
-      <w:proofErr w:type="gramEnd"/>
-      <w:r>
-        <w:rPr>
-          <w:rFonts w:ascii="Calibri" w:hAnsi="Calibri" w:cs="Calibri"/>
-          <w:b/>
-          <w:bCs/>
-        </w:rPr>
-        <w:t xml:space="preserve"> </w:t>
+        <w:t xml:space="preserve">THESE MATERIALS NEED TO HAVE HIGH STRENGTH ! </w:t>
       </w:r>
     </w:p>
     <w:p>
@@ -18350,25 +19499,7 @@
           <w:b/>
           <w:bCs/>
         </w:rPr>
-        <w:t>Alumina (</w:t>
-      </w:r>
-      <w:proofErr w:type="spellStart"/>
-      <w:r>
-        <w:rPr>
-          <w:rFonts w:ascii="Calibri" w:hAnsi="Calibri" w:cs="Calibri"/>
-          <w:b/>
-          <w:bCs/>
-        </w:rPr>
-        <w:t>Al₂O</w:t>
-      </w:r>
-      <w:proofErr w:type="spellEnd"/>
-      <w:r>
-        <w:rPr>
-          <w:rFonts w:ascii="Calibri" w:hAnsi="Calibri" w:cs="Calibri"/>
-          <w:b/>
-          <w:bCs/>
-        </w:rPr>
-        <w:t>₃)</w:t>
+        <w:t>Alumina (Al₂O₃)</w:t>
       </w:r>
       <w:r>
         <w:rPr>
@@ -18396,25 +19527,7 @@
           <w:b/>
           <w:bCs/>
         </w:rPr>
-        <w:t>Silicon Carbide (</w:t>
-      </w:r>
-      <w:proofErr w:type="spellStart"/>
-      <w:r>
-        <w:rPr>
-          <w:rFonts w:ascii="Calibri" w:hAnsi="Calibri" w:cs="Calibri"/>
-          <w:b/>
-          <w:bCs/>
-        </w:rPr>
-        <w:t>SiC</w:t>
-      </w:r>
-      <w:proofErr w:type="spellEnd"/>
-      <w:r>
-        <w:rPr>
-          <w:rFonts w:ascii="Calibri" w:hAnsi="Calibri" w:cs="Calibri"/>
-          <w:b/>
-          <w:bCs/>
-        </w:rPr>
-        <w:t>)</w:t>
+        <w:t>Silicon Carbide (SiC)</w:t>
       </w:r>
       <w:r>
         <w:rPr>
@@ -18442,25 +19555,7 @@
           <w:b/>
           <w:bCs/>
         </w:rPr>
-        <w:t>Silicon Nitride (</w:t>
-      </w:r>
-      <w:proofErr w:type="spellStart"/>
-      <w:r>
-        <w:rPr>
-          <w:rFonts w:ascii="Calibri" w:hAnsi="Calibri" w:cs="Calibri"/>
-          <w:b/>
-          <w:bCs/>
-        </w:rPr>
-        <w:t>Si₃N</w:t>
-      </w:r>
-      <w:proofErr w:type="spellEnd"/>
-      <w:r>
-        <w:rPr>
-          <w:rFonts w:ascii="Calibri" w:hAnsi="Calibri" w:cs="Calibri"/>
-          <w:b/>
-          <w:bCs/>
-        </w:rPr>
-        <w:t>₄)</w:t>
+        <w:t>Silicon Nitride (Si₃N₄)</w:t>
       </w:r>
       <w:r>
         <w:rPr>
@@ -18540,21 +19635,7 @@
         <w:rPr>
           <w:rFonts w:ascii="Calibri" w:hAnsi="Calibri" w:cs="Calibri"/>
         </w:rPr>
-        <w:t xml:space="preserve"> – fewer tiny holes </w:t>
-      </w:r>
-      <w:proofErr w:type="gramStart"/>
-      <w:r>
-        <w:rPr>
-          <w:rFonts w:ascii="Calibri" w:hAnsi="Calibri" w:cs="Calibri"/>
-        </w:rPr>
-        <w:t>means</w:t>
-      </w:r>
-      <w:proofErr w:type="gramEnd"/>
-      <w:r>
-        <w:rPr>
-          <w:rFonts w:ascii="Calibri" w:hAnsi="Calibri" w:cs="Calibri"/>
-        </w:rPr>
-        <w:t xml:space="preserve"> stronger and smoother</w:t>
+        <w:t xml:space="preserve"> – fewer tiny holes means stronger and smoother</w:t>
       </w:r>
     </w:p>
     <w:p>
@@ -18576,6 +19657,7 @@
           <w:b/>
           <w:bCs/>
         </w:rPr>
+        <w:lastRenderedPageBreak/>
         <w:t>Machinability to high finish</w:t>
       </w:r>
       <w:r>
@@ -18652,6 +19734,7 @@
       <w:r>
         <w:rPr>
           <w:rFonts w:ascii="Calibri" w:hAnsi="Calibri" w:cs="Calibri"/>
+          <w:noProof/>
         </w:rPr>
         <w:drawing>
           <wp:anchor distT="0" distB="0" distL="114300" distR="114300" simplePos="0" relativeHeight="251678720" behindDoc="0" locked="0" layoutInCell="1" allowOverlap="1" wp14:anchorId="5EA24A50" wp14:editId="73128F4E">
@@ -18958,23 +20041,13 @@
           <w:rFonts w:ascii="Calibri" w:hAnsi="Calibri" w:cs="Calibri"/>
         </w:rPr>
       </w:pPr>
-      <w:proofErr w:type="spellStart"/>
-      <w:r>
-        <w:rPr>
-          <w:rFonts w:ascii="Calibri" w:hAnsi="Calibri" w:cs="Calibri"/>
-          <w:b/>
-          <w:bCs/>
-        </w:rPr>
-        <w:t>Si₃N</w:t>
-      </w:r>
-      <w:proofErr w:type="spellEnd"/>
-      <w:r>
-        <w:rPr>
-          <w:rFonts w:ascii="Calibri" w:hAnsi="Calibri" w:cs="Calibri"/>
-          <w:b/>
-          <w:bCs/>
-        </w:rPr>
-        <w:t>₄ (Silicon Nitride)</w:t>
+      <w:r>
+        <w:rPr>
+          <w:rFonts w:ascii="Calibri" w:hAnsi="Calibri" w:cs="Calibri"/>
+          <w:b/>
+          <w:bCs/>
+        </w:rPr>
+        <w:t>Si₃N₄ (Silicon Nitride)</w:t>
       </w:r>
       <w:r>
         <w:rPr>
@@ -18996,23 +20069,13 @@
           <w:rFonts w:ascii="Calibri" w:hAnsi="Calibri" w:cs="Calibri"/>
         </w:rPr>
       </w:pPr>
-      <w:proofErr w:type="spellStart"/>
-      <w:r>
-        <w:rPr>
-          <w:rFonts w:ascii="Calibri" w:hAnsi="Calibri" w:cs="Calibri"/>
-          <w:b/>
-          <w:bCs/>
-        </w:rPr>
-        <w:t>SiC</w:t>
-      </w:r>
-      <w:proofErr w:type="spellEnd"/>
-      <w:r>
-        <w:rPr>
-          <w:rFonts w:ascii="Calibri" w:hAnsi="Calibri" w:cs="Calibri"/>
-          <w:b/>
-          <w:bCs/>
-        </w:rPr>
-        <w:t xml:space="preserve"> (Silicon Carbide)</w:t>
+      <w:r>
+        <w:rPr>
+          <w:rFonts w:ascii="Calibri" w:hAnsi="Calibri" w:cs="Calibri"/>
+          <w:b/>
+          <w:bCs/>
+        </w:rPr>
+        <w:t>SiC (Silicon Carbide)</w:t>
       </w:r>
       <w:r>
         <w:rPr>
@@ -19153,24 +20216,13 @@
           <w:rFonts w:ascii="Calibri" w:hAnsi="Calibri" w:cs="Calibri"/>
         </w:rPr>
       </w:pPr>
-      <w:proofErr w:type="spellStart"/>
-      <w:r>
-        <w:rPr>
-          <w:rFonts w:ascii="Calibri" w:hAnsi="Calibri" w:cs="Calibri"/>
-          <w:b/>
-          <w:bCs/>
-        </w:rPr>
-        <w:lastRenderedPageBreak/>
-        <w:t>Fabricatable</w:t>
-      </w:r>
-      <w:proofErr w:type="spellEnd"/>
-      <w:r>
-        <w:rPr>
-          <w:rFonts w:ascii="Calibri" w:hAnsi="Calibri" w:cs="Calibri"/>
-          <w:b/>
-          <w:bCs/>
-        </w:rPr>
-        <w:t xml:space="preserve"> into complex shapes</w:t>
+      <w:r>
+        <w:rPr>
+          <w:rFonts w:ascii="Calibri" w:hAnsi="Calibri" w:cs="Calibri"/>
+          <w:b/>
+          <w:bCs/>
+        </w:rPr>
+        <w:t>Fabricatable into complex shapes</w:t>
       </w:r>
       <w:r>
         <w:rPr>
@@ -19333,41 +20385,13 @@
           <w:rFonts w:ascii="Calibri" w:hAnsi="Calibri" w:cs="Calibri"/>
         </w:rPr>
       </w:pPr>
-      <w:proofErr w:type="spellStart"/>
-      <w:r>
-        <w:rPr>
-          <w:rFonts w:ascii="Calibri" w:hAnsi="Calibri" w:cs="Calibri"/>
-          <w:b/>
-          <w:bCs/>
-        </w:rPr>
-        <w:t>MoSi</w:t>
-      </w:r>
-      <w:proofErr w:type="spellEnd"/>
-      <w:r>
-        <w:rPr>
-          <w:rFonts w:ascii="Calibri" w:hAnsi="Calibri" w:cs="Calibri"/>
-          <w:b/>
-          <w:bCs/>
-        </w:rPr>
-        <w:t xml:space="preserve">₂ (Molybdenum </w:t>
-      </w:r>
-      <w:proofErr w:type="spellStart"/>
-      <w:r>
-        <w:rPr>
-          <w:rFonts w:ascii="Calibri" w:hAnsi="Calibri" w:cs="Calibri"/>
-          <w:b/>
-          <w:bCs/>
-        </w:rPr>
-        <w:t>disilicide</w:t>
-      </w:r>
-      <w:proofErr w:type="spellEnd"/>
-      <w:r>
-        <w:rPr>
-          <w:rFonts w:ascii="Calibri" w:hAnsi="Calibri" w:cs="Calibri"/>
-          <w:b/>
-          <w:bCs/>
-        </w:rPr>
-        <w:t>)</w:t>
+      <w:r>
+        <w:rPr>
+          <w:rFonts w:ascii="Calibri" w:hAnsi="Calibri" w:cs="Calibri"/>
+          <w:b/>
+          <w:bCs/>
+        </w:rPr>
+        <w:t>MoSi₂ (Molybdenum disilicide)</w:t>
       </w:r>
       <w:r>
         <w:rPr>
@@ -19375,23 +20399,13 @@
         </w:rPr>
         <w:t xml:space="preserve"> </w:t>
       </w:r>
-      <w:proofErr w:type="spellStart"/>
-      <w:r>
-        <w:rPr>
-          <w:rFonts w:ascii="Calibri" w:hAnsi="Calibri" w:cs="Calibri"/>
-          <w:b/>
-          <w:bCs/>
-        </w:rPr>
-        <w:t>SiC</w:t>
-      </w:r>
-      <w:proofErr w:type="spellEnd"/>
-      <w:r>
-        <w:rPr>
-          <w:rFonts w:ascii="Calibri" w:hAnsi="Calibri" w:cs="Calibri"/>
-          <w:b/>
-          <w:bCs/>
-        </w:rPr>
-        <w:t xml:space="preserve"> (Silicon carbide)</w:t>
+      <w:r>
+        <w:rPr>
+          <w:rFonts w:ascii="Calibri" w:hAnsi="Calibri" w:cs="Calibri"/>
+          <w:b/>
+          <w:bCs/>
+        </w:rPr>
+        <w:t>SiC (Silicon carbide)</w:t>
       </w:r>
       <w:r>
         <w:rPr>
@@ -19413,43 +20427,19 @@
         </w:rPr>
         <w:t xml:space="preserve">, </w:t>
       </w:r>
-      <w:proofErr w:type="spellStart"/>
-      <w:r>
-        <w:rPr>
-          <w:rFonts w:ascii="Calibri" w:hAnsi="Calibri" w:cs="Calibri"/>
-          <w:b/>
-          <w:bCs/>
-        </w:rPr>
-        <w:t>ZrO</w:t>
-      </w:r>
-      <w:proofErr w:type="spellEnd"/>
-      <w:r>
-        <w:rPr>
-          <w:rFonts w:ascii="Calibri" w:hAnsi="Calibri" w:cs="Calibri"/>
-          <w:b/>
-          <w:bCs/>
-        </w:rPr>
-        <w:t>₂ (Zirconia)</w:t>
-      </w:r>
-      <w:r>
-        <w:rPr>
-          <w:rFonts w:ascii="Calibri" w:hAnsi="Calibri" w:cs="Calibri"/>
-        </w:rPr>
-        <w:t xml:space="preserve"> – doped to modify its electrical/thermal </w:t>
-      </w:r>
-      <w:proofErr w:type="spellStart"/>
-      <w:r>
-        <w:rPr>
-          <w:rFonts w:ascii="Calibri" w:hAnsi="Calibri" w:cs="Calibri"/>
-        </w:rPr>
-        <w:t>behavior</w:t>
-      </w:r>
-      <w:proofErr w:type="spellEnd"/>
-      <w:r>
-        <w:rPr>
-          <w:rFonts w:ascii="Calibri" w:hAnsi="Calibri" w:cs="Calibri"/>
-        </w:rPr>
-        <w:t>.</w:t>
+      <w:r>
+        <w:rPr>
+          <w:rFonts w:ascii="Calibri" w:hAnsi="Calibri" w:cs="Calibri"/>
+          <w:b/>
+          <w:bCs/>
+        </w:rPr>
+        <w:t>ZrO₂ (Zirconia)</w:t>
+      </w:r>
+      <w:r>
+        <w:rPr>
+          <w:rFonts w:ascii="Calibri" w:hAnsi="Calibri" w:cs="Calibri"/>
+        </w:rPr>
+        <w:t xml:space="preserve"> – doped to modify its electrical/thermal behavior.</w:t>
       </w:r>
     </w:p>
     <w:p>
@@ -19585,19 +20575,11 @@
           <w:rFonts w:ascii="Calibri" w:hAnsi="Calibri" w:cs="Calibri"/>
         </w:rPr>
       </w:pPr>
-      <w:proofErr w:type="gramStart"/>
-      <w:r>
-        <w:rPr>
-          <w:rFonts w:ascii="Calibri" w:hAnsi="Calibri" w:cs="Calibri"/>
-        </w:rPr>
-        <w:t>Also</w:t>
-      </w:r>
-      <w:proofErr w:type="gramEnd"/>
-      <w:r>
-        <w:rPr>
-          <w:rFonts w:ascii="Calibri" w:hAnsi="Calibri" w:cs="Calibri"/>
-        </w:rPr>
-        <w:t xml:space="preserve"> must </w:t>
+      <w:r>
+        <w:rPr>
+          <w:rFonts w:ascii="Calibri" w:hAnsi="Calibri" w:cs="Calibri"/>
+        </w:rPr>
+        <w:t xml:space="preserve">Also must </w:t>
       </w:r>
       <w:r>
         <w:rPr>
@@ -19651,6 +20633,7 @@
         <w:rPr>
           <w:rFonts w:ascii="Calibri" w:hAnsi="Calibri" w:cs="Calibri"/>
         </w:rPr>
+        <w:lastRenderedPageBreak/>
         <w:t xml:space="preserve">Semiconductors allow </w:t>
       </w:r>
       <w:r>
@@ -19820,7 +20803,6 @@
         </w:rPr>
         <w:t xml:space="preserve"> from electronic parts like </w:t>
       </w:r>
-      <w:proofErr w:type="gramStart"/>
       <w:r>
         <w:rPr>
           <w:rFonts w:ascii="Calibri" w:hAnsi="Calibri" w:cs="Calibri"/>
@@ -19829,7 +20811,6 @@
         </w:rPr>
         <w:t>transistors</w:t>
       </w:r>
-      <w:proofErr w:type="gramEnd"/>
       <w:r>
         <w:rPr>
           <w:rFonts w:ascii="Calibri" w:hAnsi="Calibri" w:cs="Calibri"/>
@@ -20119,35 +21100,7 @@
               <w:rPr>
                 <w:rFonts w:ascii="Calibri" w:hAnsi="Calibri" w:cs="Calibri"/>
               </w:rPr>
-              <w:t xml:space="preserve">- </w:t>
-            </w:r>
-            <w:proofErr w:type="spellStart"/>
-            <w:r>
-              <w:rPr>
-                <w:rFonts w:ascii="Calibri" w:hAnsi="Calibri" w:cs="Calibri"/>
-              </w:rPr>
-              <w:t>BeO</w:t>
-            </w:r>
-            <w:proofErr w:type="spellEnd"/>
-            <w:r>
-              <w:rPr>
-                <w:rFonts w:ascii="Calibri" w:hAnsi="Calibri" w:cs="Calibri"/>
-              </w:rPr>
-              <w:t xml:space="preserve"> (Beryllium Oxide)- </w:t>
-            </w:r>
-            <w:proofErr w:type="spellStart"/>
-            <w:r>
-              <w:rPr>
-                <w:rFonts w:ascii="Calibri" w:hAnsi="Calibri" w:cs="Calibri"/>
-              </w:rPr>
-              <w:t>AlN</w:t>
-            </w:r>
-            <w:proofErr w:type="spellEnd"/>
-            <w:r>
-              <w:rPr>
-                <w:rFonts w:ascii="Calibri" w:hAnsi="Calibri" w:cs="Calibri"/>
-              </w:rPr>
-              <w:t xml:space="preserve"> (Aluminium Nitride)- Diamond</w:t>
+              <w:t>- BeO (Beryllium Oxide)- AlN (Aluminium Nitride)- Diamond</w:t>
             </w:r>
           </w:p>
         </w:tc>
@@ -20340,7 +21293,6 @@
           <w:sz w:val="28"/>
           <w:szCs w:val="28"/>
         </w:rPr>
-        <w:lastRenderedPageBreak/>
         <w:t>FURNACE INSULATION</w:t>
       </w:r>
     </w:p>
@@ -20813,6 +21765,7 @@
           <w:bCs/>
           <w:color w:val="000000" w:themeColor="text1"/>
         </w:rPr>
+        <w:lastRenderedPageBreak/>
         <w:t>Low loss → efficient performance</w:t>
       </w:r>
     </w:p>
@@ -21882,7 +22835,6 @@
           <w:bCs/>
           <w:color w:val="000000" w:themeColor="text1"/>
         </w:rPr>
-        <w:lastRenderedPageBreak/>
         <w:t>Heat dissipation</w:t>
       </w:r>
       <w:r>
@@ -22065,21 +23017,7 @@
               <w:rPr>
                 <w:rFonts w:ascii="Calibri" w:hAnsi="Calibri" w:cs="Calibri"/>
               </w:rPr>
-              <w:t>- Silicon Nitride (</w:t>
-            </w:r>
-            <w:proofErr w:type="spellStart"/>
-            <w:r>
-              <w:rPr>
-                <w:rFonts w:ascii="Calibri" w:hAnsi="Calibri" w:cs="Calibri"/>
-              </w:rPr>
-              <w:t>Si₃N</w:t>
-            </w:r>
-            <w:proofErr w:type="spellEnd"/>
-            <w:r>
-              <w:rPr>
-                <w:rFonts w:ascii="Calibri" w:hAnsi="Calibri" w:cs="Calibri"/>
-              </w:rPr>
-              <w:t>₄)</w:t>
+              <w:t>- Silicon Nitride (Si₃N₄)</w:t>
             </w:r>
           </w:p>
         </w:tc>
@@ -22269,6 +23207,7 @@
           <w:rFonts w:ascii="Calibri" w:hAnsi="Calibri" w:cs="Calibri"/>
           <w:color w:val="000000" w:themeColor="text1"/>
         </w:rPr>
+        <w:lastRenderedPageBreak/>
         <w:t xml:space="preserve">A </w:t>
       </w:r>
       <w:r>
@@ -22837,22 +23776,7 @@
           <w:color w:val="000000" w:themeColor="text1"/>
         </w:rPr>
         <w:br/>
-      </w:r>
-      <w:proofErr w:type="spellStart"/>
-      <w:r>
-        <w:rPr>
-          <w:rFonts w:ascii="Calibri" w:hAnsi="Calibri" w:cs="Calibri"/>
-          <w:color w:val="000000" w:themeColor="text1"/>
-        </w:rPr>
-        <w:t>ZrO</w:t>
-      </w:r>
-      <w:proofErr w:type="spellEnd"/>
-      <w:r>
-        <w:rPr>
-          <w:rFonts w:ascii="Calibri" w:hAnsi="Calibri" w:cs="Calibri"/>
-          <w:color w:val="000000" w:themeColor="text1"/>
-        </w:rPr>
-        <w:t>₂ (Zirconia), WC (Tungsten Carbide)</w:t>
+        <w:t>ZrO₂ (Zirconia), WC (Tungsten Carbide)</w:t>
       </w:r>
     </w:p>
     <w:p>
@@ -23506,6 +24430,7 @@
           <w:bCs/>
           <w:color w:val="000000" w:themeColor="text1"/>
         </w:rPr>
+        <w:lastRenderedPageBreak/>
         <w:t>● Ball mill balls:</w:t>
       </w:r>
       <w:r>
@@ -24138,14 +25063,7 @@
           <w:rFonts w:ascii="Calibri" w:hAnsi="Calibri" w:cs="Calibri"/>
           <w:color w:val="000000" w:themeColor="text1"/>
         </w:rPr>
-        <w:t>Free from corrosion and superior in cleaning properties, ceramic materials are also used in blood valves</w:t>
-      </w:r>
-      <w:r>
-        <w:rPr>
-          <w:rFonts w:ascii="Calibri" w:hAnsi="Calibri" w:cs="Calibri"/>
-          <w:color w:val="000000" w:themeColor="text1"/>
-        </w:rPr>
-        <w:t>.</w:t>
+        <w:t>Free from corrosion and superior in cleaning properties, ceramic materials are also used in blood valves.</w:t>
       </w:r>
     </w:p>
     <w:p>
@@ -24217,7 +25135,6 @@
                 <w:rFonts w:ascii="Calibri" w:hAnsi="Calibri" w:cs="Calibri"/>
                 <w:color w:val="000000" w:themeColor="text1"/>
               </w:rPr>
-              <w:lastRenderedPageBreak/>
               <w:t>Aspect</w:t>
             </w:r>
           </w:p>
@@ -24792,6 +25709,7 @@
           <w:rFonts w:ascii="Calibri" w:hAnsi="Calibri" w:cs="Calibri"/>
           <w:color w:val="000000" w:themeColor="text1"/>
         </w:rPr>
+        <w:lastRenderedPageBreak/>
         <w:t>Their smooth surface reduces bacterial buildup.</w:t>
       </w:r>
     </w:p>
@@ -25372,9 +26290,9 @@
       <w:r>
         <w:rPr>
           <w:rFonts w:ascii="Calibri" w:hAnsi="Calibri" w:cs="Calibri"/>
-          <w:color w:val="000000" w:themeColor="text1"/>
-        </w:rPr>
-        <w:lastRenderedPageBreak/>
+          <w:noProof/>
+          <w:color w:val="000000" w:themeColor="text1"/>
+        </w:rPr>
         <w:drawing>
           <wp:anchor distT="0" distB="0" distL="114300" distR="114300" simplePos="0" relativeHeight="251679744" behindDoc="0" locked="0" layoutInCell="1" allowOverlap="1" wp14:anchorId="10ECD6A0" wp14:editId="41D6357E">
             <wp:simplePos x="0" y="0"/>
@@ -25960,6 +26878,7 @@
           <w:b/>
           <w:bCs/>
         </w:rPr>
+        <w:lastRenderedPageBreak/>
         <w:t>Why it's important:</w:t>
       </w:r>
       <w:r>
@@ -26080,21 +26999,7 @@
         <w:rPr>
           <w:rFonts w:ascii="Calibri" w:hAnsi="Calibri" w:cs="Calibri"/>
         </w:rPr>
-        <w:t xml:space="preserve"> It’s called "green" not because of </w:t>
-      </w:r>
-      <w:proofErr w:type="spellStart"/>
-      <w:r>
-        <w:rPr>
-          <w:rFonts w:ascii="Calibri" w:hAnsi="Calibri" w:cs="Calibri"/>
-        </w:rPr>
-        <w:t>color</w:t>
-      </w:r>
-      <w:proofErr w:type="spellEnd"/>
-      <w:r>
-        <w:rPr>
-          <w:rFonts w:ascii="Calibri" w:hAnsi="Calibri" w:cs="Calibri"/>
-        </w:rPr>
-        <w:t>, but because it’s not “finished” or fully processed yet.</w:t>
+        <w:t xml:space="preserve"> It’s called "green" not because of color, but because it’s not “finished” or fully processed yet.</w:t>
       </w:r>
     </w:p>
     <w:p>
@@ -26110,6 +27015,7 @@
       <w:r>
         <w:rPr>
           <w:rFonts w:ascii="Calibri" w:hAnsi="Calibri" w:cs="Calibri"/>
+          <w:noProof/>
           <w:color w:val="000000" w:themeColor="text1"/>
           <w:sz w:val="28"/>
           <w:szCs w:val="28"/>
@@ -26393,35 +27299,7 @@
               <w:rPr>
                 <w:rFonts w:ascii="Calibri" w:hAnsi="Calibri" w:cs="Calibri"/>
               </w:rPr>
-              <w:t xml:space="preserve">The binder is removed by heating (thermal </w:t>
-            </w:r>
-            <w:proofErr w:type="spellStart"/>
-            <w:r>
-              <w:rPr>
-                <w:rFonts w:ascii="Calibri" w:hAnsi="Calibri" w:cs="Calibri"/>
-              </w:rPr>
-              <w:t>debinding</w:t>
-            </w:r>
-            <w:proofErr w:type="spellEnd"/>
-            <w:r>
-              <w:rPr>
-                <w:rFonts w:ascii="Calibri" w:hAnsi="Calibri" w:cs="Calibri"/>
-              </w:rPr>
-              <w:t xml:space="preserve">) or with a solvent (chemical </w:t>
-            </w:r>
-            <w:proofErr w:type="spellStart"/>
-            <w:r>
-              <w:rPr>
-                <w:rFonts w:ascii="Calibri" w:hAnsi="Calibri" w:cs="Calibri"/>
-              </w:rPr>
-              <w:t>debinding</w:t>
-            </w:r>
-            <w:proofErr w:type="spellEnd"/>
-            <w:r>
-              <w:rPr>
-                <w:rFonts w:ascii="Calibri" w:hAnsi="Calibri" w:cs="Calibri"/>
-              </w:rPr>
-              <w:t>).</w:t>
+              <w:t>The binder is removed by heating (thermal debinding) or with a solvent (chemical debinding).</w:t>
             </w:r>
           </w:p>
         </w:tc>
@@ -26507,7 +27385,6 @@
           <w:sz w:val="28"/>
           <w:szCs w:val="28"/>
         </w:rPr>
-        <w:lastRenderedPageBreak/>
         <w:t>ADDITIVES</w:t>
       </w:r>
     </w:p>
@@ -26792,7 +27669,9 @@
       <w:r>
         <w:rPr>
           <w:rFonts w:ascii="Calibri" w:hAnsi="Calibri" w:cs="Calibri"/>
-        </w:rPr>
+          <w:noProof/>
+        </w:rPr>
+        <w:lastRenderedPageBreak/>
         <w:drawing>
           <wp:anchor distT="0" distB="0" distL="114300" distR="114300" simplePos="0" relativeHeight="251681792" behindDoc="0" locked="0" layoutInCell="1" allowOverlap="1" wp14:anchorId="5ABDCAFA" wp14:editId="6715B93E">
             <wp:simplePos x="0" y="0"/>
@@ -27209,25 +28088,14 @@
         </w:rPr>
         <w:t xml:space="preserve">Calcium (Ca) reduces creep resistance in </w:t>
       </w:r>
-      <w:proofErr w:type="spellStart"/>
-      <w:r>
-        <w:rPr>
-          <w:rFonts w:ascii="Calibri" w:hAnsi="Calibri" w:cs="Calibri"/>
-          <w:b/>
-          <w:bCs/>
-          <w:color w:val="000000" w:themeColor="text1"/>
-        </w:rPr>
-        <w:t>Si₃N</w:t>
-      </w:r>
-      <w:proofErr w:type="spellEnd"/>
-      <w:r>
-        <w:rPr>
-          <w:rFonts w:ascii="Calibri" w:hAnsi="Calibri" w:cs="Calibri"/>
-          <w:b/>
-          <w:bCs/>
-          <w:color w:val="000000" w:themeColor="text1"/>
-        </w:rPr>
-        <w:t>₄</w:t>
+      <w:r>
+        <w:rPr>
+          <w:rFonts w:ascii="Calibri" w:hAnsi="Calibri" w:cs="Calibri"/>
+          <w:b/>
+          <w:bCs/>
+          <w:color w:val="000000" w:themeColor="text1"/>
+        </w:rPr>
+        <w:t>Si₃N₄</w:t>
       </w:r>
       <w:r>
         <w:rPr>
@@ -27425,7 +28293,6 @@
           <w:sz w:val="28"/>
           <w:szCs w:val="28"/>
         </w:rPr>
-        <w:lastRenderedPageBreak/>
         <w:t>Particle Size and Reactivity – Summary</w:t>
       </w:r>
     </w:p>
@@ -27747,6 +28614,7 @@
           <w:sz w:val="28"/>
           <w:szCs w:val="28"/>
         </w:rPr>
+        <w:lastRenderedPageBreak/>
         <w:t>Reactivity Slide:</w:t>
       </w:r>
     </w:p>
@@ -27778,30 +28646,14 @@
           <w:rFonts w:ascii="Calibri" w:hAnsi="Calibri" w:cs="Calibri"/>
           <w:color w:val="000000" w:themeColor="text1"/>
         </w:rPr>
-        <w:t xml:space="preserve">is driven </w:t>
-      </w:r>
-      <w:proofErr w:type="gramStart"/>
-      <w:r>
-        <w:rPr>
-          <w:rFonts w:ascii="Calibri" w:hAnsi="Calibri" w:cs="Calibri"/>
-          <w:color w:val="000000" w:themeColor="text1"/>
-        </w:rPr>
-        <w:t>by</w:t>
-      </w:r>
-      <w:r>
-        <w:rPr>
-          <w:rFonts w:ascii="Calibri" w:hAnsi="Calibri" w:cs="Calibri"/>
-          <w:color w:val="000000" w:themeColor="text1"/>
-        </w:rPr>
-        <w:t xml:space="preserve">  a</w:t>
-      </w:r>
-      <w:proofErr w:type="gramEnd"/>
-      <w:r>
-        <w:rPr>
-          <w:rFonts w:ascii="Calibri" w:hAnsi="Calibri" w:cs="Calibri"/>
-          <w:color w:val="000000" w:themeColor="text1"/>
-        </w:rPr>
-        <w:t xml:space="preserve"> change in</w:t>
+        <w:t>is driven by</w:t>
+      </w:r>
+      <w:r>
+        <w:rPr>
+          <w:rFonts w:ascii="Calibri" w:hAnsi="Calibri" w:cs="Calibri"/>
+          <w:color w:val="000000" w:themeColor="text1"/>
+        </w:rPr>
+        <w:t xml:space="preserve">  a change in</w:t>
       </w:r>
       <w:r>
         <w:rPr>
@@ -27957,15 +28809,7 @@
           <w:rFonts w:ascii="Calibri" w:hAnsi="Calibri" w:cs="Calibri"/>
           <w:color w:val="000000" w:themeColor="text1"/>
         </w:rPr>
-        <w:t xml:space="preserve"> polycrystalline alumina for sodium vapour lamp envelopes to achieve transparent</w:t>
-      </w:r>
-      <w:proofErr w:type="gramStart"/>
-      <w:r>
-        <w:rPr>
-          <w:rFonts w:ascii="Calibri" w:hAnsi="Calibri" w:cs="Calibri"/>
-          <w:color w:val="000000" w:themeColor="text1"/>
-        </w:rPr>
-        <w:t xml:space="preserve">- </w:t>
+        <w:t xml:space="preserve"> polycrystalline alumina for sodium vapour lamp envelopes to achieve transparent- </w:t>
       </w:r>
       <w:r>
         <w:rPr>
@@ -27981,17 +28825,7 @@
           <w:bCs/>
           <w:color w:val="000000" w:themeColor="text1"/>
         </w:rPr>
-        <w:t>transparent</w:t>
-      </w:r>
-      <w:proofErr w:type="gramEnd"/>
-      <w:r>
-        <w:rPr>
-          <w:rFonts w:ascii="Calibri" w:hAnsi="Calibri" w:cs="Calibri"/>
-          <w:b/>
-          <w:bCs/>
-          <w:color w:val="000000" w:themeColor="text1"/>
-        </w:rPr>
-        <w:t xml:space="preserve"> ceramics</w:t>
+        <w:t>transparent ceramics</w:t>
       </w:r>
       <w:r>
         <w:rPr>
@@ -28144,27 +28978,7 @@
           <w:bCs/>
           <w:color w:val="000000" w:themeColor="text1"/>
         </w:rPr>
-        <w:t xml:space="preserve">Larger particles (≈2 </w:t>
-      </w:r>
-      <w:proofErr w:type="spellStart"/>
-      <w:r>
-        <w:rPr>
-          <w:rFonts w:ascii="Calibri" w:hAnsi="Calibri" w:cs="Calibri"/>
-          <w:b/>
-          <w:bCs/>
-          <w:color w:val="000000" w:themeColor="text1"/>
-        </w:rPr>
-        <w:t>μm</w:t>
-      </w:r>
-      <w:proofErr w:type="spellEnd"/>
-      <w:r>
-        <w:rPr>
-          <w:rFonts w:ascii="Calibri" w:hAnsi="Calibri" w:cs="Calibri"/>
-          <w:b/>
-          <w:bCs/>
-          <w:color w:val="000000" w:themeColor="text1"/>
-        </w:rPr>
-        <w:t>)</w:t>
+        <w:t>Larger particles (≈2 μm)</w:t>
       </w:r>
       <w:r>
         <w:rPr>
@@ -28454,27 +29268,7 @@
           <w:bCs/>
           <w:color w:val="000000" w:themeColor="text1"/>
         </w:rPr>
-        <w:t xml:space="preserve"> (wears down, smooth or clean surfaces </w:t>
-      </w:r>
-      <w:proofErr w:type="spellStart"/>
-      <w:r>
-        <w:rPr>
-          <w:rFonts w:ascii="Calibri" w:hAnsi="Calibri" w:cs="Calibri"/>
-          <w:b/>
-          <w:bCs/>
-          <w:color w:val="000000" w:themeColor="text1"/>
-        </w:rPr>
-        <w:t>eg</w:t>
-      </w:r>
-      <w:proofErr w:type="spellEnd"/>
-      <w:r>
-        <w:rPr>
-          <w:rFonts w:ascii="Calibri" w:hAnsi="Calibri" w:cs="Calibri"/>
-          <w:b/>
-          <w:bCs/>
-          <w:color w:val="000000" w:themeColor="text1"/>
-        </w:rPr>
-        <w:t xml:space="preserve"> sandpaper</w:t>
+        <w:t xml:space="preserve"> (wears down, smooth or clean surfaces eg sandpaper</w:t>
       </w:r>
       <w:r>
         <w:rPr>
@@ -28635,9 +29429,9 @@
       <w:r>
         <w:rPr>
           <w:rFonts w:ascii="Calibri" w:hAnsi="Calibri" w:cs="Calibri"/>
-          <w:color w:val="000000" w:themeColor="text1"/>
-        </w:rPr>
-        <w:lastRenderedPageBreak/>
+          <w:noProof/>
+          <w:color w:val="000000" w:themeColor="text1"/>
+        </w:rPr>
         <w:drawing>
           <wp:anchor distT="0" distB="0" distL="114300" distR="114300" simplePos="0" relativeHeight="251682816" behindDoc="0" locked="0" layoutInCell="1" allowOverlap="1" wp14:anchorId="10EA51C7" wp14:editId="72E8A27E">
             <wp:simplePos x="0" y="0"/>
@@ -29071,6 +29865,7 @@
                 <w:sz w:val="20"/>
                 <w:szCs w:val="20"/>
               </w:rPr>
+              <w:lastRenderedPageBreak/>
               <w:t>Vapour phase</w:t>
             </w:r>
           </w:p>
@@ -29874,25 +30669,14 @@
         </w:rPr>
         <w:t xml:space="preserve">: Atoms evaporate more easily from </w:t>
       </w:r>
-      <w:proofErr w:type="gramStart"/>
-      <w:r>
-        <w:rPr>
-          <w:rFonts w:ascii="Calibri" w:hAnsi="Calibri" w:cs="Calibri"/>
-          <w:b/>
-          <w:bCs/>
-          <w:color w:val="000000" w:themeColor="text1"/>
-        </w:rPr>
-        <w:t>small curved</w:t>
-      </w:r>
-      <w:proofErr w:type="gramEnd"/>
-      <w:r>
-        <w:rPr>
-          <w:rFonts w:ascii="Calibri" w:hAnsi="Calibri" w:cs="Calibri"/>
-          <w:b/>
-          <w:bCs/>
-          <w:color w:val="000000" w:themeColor="text1"/>
-        </w:rPr>
-        <w:t xml:space="preserve"> surfaces</w:t>
+      <w:r>
+        <w:rPr>
+          <w:rFonts w:ascii="Calibri" w:hAnsi="Calibri" w:cs="Calibri"/>
+          <w:b/>
+          <w:bCs/>
+          <w:color w:val="000000" w:themeColor="text1"/>
+        </w:rPr>
+        <w:t>small curved surfaces</w:t>
       </w:r>
       <w:r>
         <w:rPr>
@@ -30064,21 +30848,12 @@
           <w:color w:val="000000" w:themeColor="text1"/>
         </w:rPr>
       </w:pPr>
-      <w:proofErr w:type="gramStart"/>
-      <w:r>
-        <w:rPr>
-          <w:rFonts w:ascii="Calibri" w:hAnsi="Calibri" w:cs="Calibri"/>
-          <w:color w:val="000000" w:themeColor="text1"/>
-        </w:rPr>
-        <w:t>So</w:t>
-      </w:r>
-      <w:proofErr w:type="gramEnd"/>
-      <w:r>
-        <w:rPr>
-          <w:rFonts w:ascii="Calibri" w:hAnsi="Calibri" w:cs="Calibri"/>
-          <w:color w:val="000000" w:themeColor="text1"/>
-        </w:rPr>
-        <w:t xml:space="preserve"> they </w:t>
+      <w:r>
+        <w:rPr>
+          <w:rFonts w:ascii="Calibri" w:hAnsi="Calibri" w:cs="Calibri"/>
+          <w:color w:val="000000" w:themeColor="text1"/>
+        </w:rPr>
+        <w:t xml:space="preserve">So they </w:t>
       </w:r>
       <w:r>
         <w:rPr>
@@ -30371,7 +31146,6 @@
           <w:bCs/>
           <w:color w:val="000000" w:themeColor="text1"/>
         </w:rPr>
-        <w:lastRenderedPageBreak/>
         <w:t>Equation:</w:t>
       </w:r>
       <w:r>
@@ -30568,25 +31342,14 @@
           <w:color w:val="000000" w:themeColor="text1"/>
         </w:rPr>
       </w:pPr>
-      <w:proofErr w:type="gramStart"/>
-      <w:r>
-        <w:rPr>
-          <w:rFonts w:ascii="Calibri" w:hAnsi="Calibri" w:cs="Calibri"/>
-          <w:b/>
-          <w:bCs/>
-          <w:color w:val="000000" w:themeColor="text1"/>
-        </w:rPr>
-        <w:t>So</w:t>
-      </w:r>
-      <w:proofErr w:type="gramEnd"/>
-      <w:r>
-        <w:rPr>
-          <w:rFonts w:ascii="Calibri" w:hAnsi="Calibri" w:cs="Calibri"/>
-          <w:b/>
-          <w:bCs/>
-          <w:color w:val="000000" w:themeColor="text1"/>
-        </w:rPr>
-        <w:t xml:space="preserve"> to keep ceramics strong, you want a powder that can densify quickly with minimal grain growth.</w:t>
+      <w:r>
+        <w:rPr>
+          <w:rFonts w:ascii="Calibri" w:hAnsi="Calibri" w:cs="Calibri"/>
+          <w:b/>
+          <w:bCs/>
+          <w:color w:val="000000" w:themeColor="text1"/>
+        </w:rPr>
+        <w:t>So to keep ceramics strong, you want a powder that can densify quickly with minimal grain growth.</w:t>
       </w:r>
     </w:p>
     <w:p>
@@ -30599,6 +31362,205 @@
           <w:color w:val="000000" w:themeColor="text1"/>
         </w:rPr>
       </w:pPr>
+    </w:p>
+    <w:p>
+      <w:pPr>
+        <w:tabs>
+          <w:tab w:val="left" w:pos="1994"/>
+        </w:tabs>
+        <w:rPr>
+          <w:rFonts w:ascii="Calibri" w:hAnsi="Calibri" w:cs="Calibri"/>
+          <w:color w:val="000000" w:themeColor="text1"/>
+        </w:rPr>
+      </w:pPr>
+    </w:p>
+    <w:p>
+      <w:pPr>
+        <w:tabs>
+          <w:tab w:val="left" w:pos="1994"/>
+        </w:tabs>
+        <w:rPr>
+          <w:rFonts w:ascii="Calibri" w:hAnsi="Calibri" w:cs="Calibri"/>
+          <w:color w:val="000000" w:themeColor="text1"/>
+        </w:rPr>
+      </w:pPr>
+    </w:p>
+    <w:p>
+      <w:pPr>
+        <w:tabs>
+          <w:tab w:val="left" w:pos="1994"/>
+        </w:tabs>
+        <w:rPr>
+          <w:rFonts w:ascii="Calibri" w:hAnsi="Calibri" w:cs="Calibri"/>
+          <w:color w:val="000000" w:themeColor="text1"/>
+        </w:rPr>
+      </w:pPr>
+    </w:p>
+    <w:p>
+      <w:pPr>
+        <w:tabs>
+          <w:tab w:val="left" w:pos="1994"/>
+        </w:tabs>
+        <w:rPr>
+          <w:rFonts w:ascii="Calibri" w:hAnsi="Calibri" w:cs="Calibri"/>
+          <w:color w:val="000000" w:themeColor="text1"/>
+        </w:rPr>
+      </w:pPr>
+      <w:r>
+        <w:rPr>
+          <w:rFonts w:ascii="Calibri" w:hAnsi="Calibri" w:cs="Calibri"/>
+          <w:noProof/>
+          <w:color w:val="000000" w:themeColor="text1"/>
+        </w:rPr>
+        <w:drawing>
+          <wp:inline distT="0" distB="0" distL="0" distR="0" wp14:anchorId="2F411F79" wp14:editId="7EC096FB">
+            <wp:extent cx="6645910" cy="1957705"/>
+            <wp:effectExtent l="0" t="0" r="2540" b="4445"/>
+            <wp:docPr id="711348020" name="Picture 1" descr="A diagram of a diagram&#10;&#10;AI-generated content may be incorrect."/>
+            <wp:cNvGraphicFramePr>
+              <a:graphicFrameLocks xmlns:a="http://schemas.openxmlformats.org/drawingml/2006/main" noChangeAspect="1"/>
+            </wp:cNvGraphicFramePr>
+            <a:graphic xmlns:a="http://schemas.openxmlformats.org/drawingml/2006/main">
+              <a:graphicData uri="http://schemas.openxmlformats.org/drawingml/2006/picture">
+                <pic:pic xmlns:pic="http://schemas.openxmlformats.org/drawingml/2006/picture">
+                  <pic:nvPicPr>
+                    <pic:cNvPr id="711348020" name="Picture 1" descr="A diagram of a diagram&#10;&#10;AI-generated content may be incorrect."/>
+                    <pic:cNvPicPr/>
+                  </pic:nvPicPr>
+                  <pic:blipFill>
+                    <a:blip r:embed="rId33"/>
+                    <a:stretch>
+                      <a:fillRect/>
+                    </a:stretch>
+                  </pic:blipFill>
+                  <pic:spPr>
+                    <a:xfrm>
+                      <a:off x="0" y="0"/>
+                      <a:ext cx="6645910" cy="1957705"/>
+                    </a:xfrm>
+                    <a:prstGeom prst="rect">
+                      <a:avLst/>
+                    </a:prstGeom>
+                  </pic:spPr>
+                </pic:pic>
+              </a:graphicData>
+            </a:graphic>
+          </wp:inline>
+        </w:drawing>
+      </w:r>
+      <w:r>
+        <w:rPr>
+          <w:rFonts w:ascii="Calibri" w:hAnsi="Calibri" w:cs="Calibri"/>
+          <w:noProof/>
+          <w:color w:val="000000" w:themeColor="text1"/>
+        </w:rPr>
+        <w:drawing>
+          <wp:inline distT="0" distB="0" distL="0" distR="0" wp14:anchorId="0F1C66DD" wp14:editId="7F3B8407">
+            <wp:extent cx="6645910" cy="2479675"/>
+            <wp:effectExtent l="0" t="0" r="2540" b="0"/>
+            <wp:docPr id="251194524" name="Picture 1" descr="A diagram of a diagram&#10;&#10;AI-generated content may be incorrect."/>
+            <wp:cNvGraphicFramePr>
+              <a:graphicFrameLocks xmlns:a="http://schemas.openxmlformats.org/drawingml/2006/main" noChangeAspect="1"/>
+            </wp:cNvGraphicFramePr>
+            <a:graphic xmlns:a="http://schemas.openxmlformats.org/drawingml/2006/main">
+              <a:graphicData uri="http://schemas.openxmlformats.org/drawingml/2006/picture">
+                <pic:pic xmlns:pic="http://schemas.openxmlformats.org/drawingml/2006/picture">
+                  <pic:nvPicPr>
+                    <pic:cNvPr id="251194524" name="Picture 1" descr="A diagram of a diagram&#10;&#10;AI-generated content may be incorrect."/>
+                    <pic:cNvPicPr/>
+                  </pic:nvPicPr>
+                  <pic:blipFill>
+                    <a:blip r:embed="rId34"/>
+                    <a:stretch>
+                      <a:fillRect/>
+                    </a:stretch>
+                  </pic:blipFill>
+                  <pic:spPr>
+                    <a:xfrm>
+                      <a:off x="0" y="0"/>
+                      <a:ext cx="6645910" cy="2479675"/>
+                    </a:xfrm>
+                    <a:prstGeom prst="rect">
+                      <a:avLst/>
+                    </a:prstGeom>
+                  </pic:spPr>
+                </pic:pic>
+              </a:graphicData>
+            </a:graphic>
+          </wp:inline>
+        </w:drawing>
+      </w:r>
+    </w:p>
+    <w:p>
+      <w:pPr>
+        <w:tabs>
+          <w:tab w:val="left" w:pos="1994"/>
+        </w:tabs>
+        <w:rPr>
+          <w:rFonts w:ascii="Calibri" w:hAnsi="Calibri" w:cs="Calibri"/>
+          <w:color w:val="000000" w:themeColor="text1"/>
+        </w:rPr>
+      </w:pPr>
+      <w:r>
+        <w:rPr>
+          <w:rFonts w:ascii="Calibri" w:hAnsi="Calibri" w:cs="Calibri"/>
+          <w:noProof/>
+          <w:color w:val="000000" w:themeColor="text1"/>
+        </w:rPr>
+        <w:drawing>
+          <wp:inline distT="0" distB="0" distL="0" distR="0" wp14:anchorId="1C2EC70C" wp14:editId="558FCD70">
+            <wp:extent cx="6645910" cy="3069590"/>
+            <wp:effectExtent l="0" t="0" r="2540" b="0"/>
+            <wp:docPr id="287271935" name="Picture 1" descr="A diagram of a flowchart&#10;&#10;AI-generated content may be incorrect."/>
+            <wp:cNvGraphicFramePr>
+              <a:graphicFrameLocks xmlns:a="http://schemas.openxmlformats.org/drawingml/2006/main" noChangeAspect="1"/>
+            </wp:cNvGraphicFramePr>
+            <a:graphic xmlns:a="http://schemas.openxmlformats.org/drawingml/2006/main">
+              <a:graphicData uri="http://schemas.openxmlformats.org/drawingml/2006/picture">
+                <pic:pic xmlns:pic="http://schemas.openxmlformats.org/drawingml/2006/picture">
+                  <pic:nvPicPr>
+                    <pic:cNvPr id="287271935" name="Picture 1" descr="A diagram of a flowchart&#10;&#10;AI-generated content may be incorrect."/>
+                    <pic:cNvPicPr/>
+                  </pic:nvPicPr>
+                  <pic:blipFill>
+                    <a:blip r:embed="rId35"/>
+                    <a:stretch>
+                      <a:fillRect/>
+                    </a:stretch>
+                  </pic:blipFill>
+                  <pic:spPr>
+                    <a:xfrm>
+                      <a:off x="0" y="0"/>
+                      <a:ext cx="6645910" cy="3069590"/>
+                    </a:xfrm>
+                    <a:prstGeom prst="rect">
+                      <a:avLst/>
+                    </a:prstGeom>
+                  </pic:spPr>
+                </pic:pic>
+              </a:graphicData>
+            </a:graphic>
+          </wp:inline>
+        </w:drawing>
+      </w:r>
+    </w:p>
+    <w:p>
+      <w:pPr>
+        <w:tabs>
+          <w:tab w:val="left" w:pos="1994"/>
+        </w:tabs>
+        <w:rPr>
+          <w:rFonts w:ascii="Calibri" w:hAnsi="Calibri" w:cs="Calibri"/>
+          <w:color w:val="000000" w:themeColor="text1"/>
+        </w:rPr>
+      </w:pPr>
+      <w:r>
+        <w:rPr>
+          <w:rFonts w:ascii="Calibri" w:hAnsi="Calibri" w:cs="Calibri"/>
+          <w:color w:val="000000" w:themeColor="text1"/>
+        </w:rPr>
+        <w:t>For powder check slide!!</w:t>
+      </w:r>
     </w:p>
     <w:sectPr>
       <w:pgSz w:w="11906" w:h="16838"/>
@@ -31656,6 +32618,155 @@
     </w:lvl>
   </w:abstractNum>
   <w:abstractNum w:abstractNumId="7" w15:restartNumberingAfterBreak="0">
+    <w:nsid w:val="08DE5226"/>
+    <w:multiLevelType w:val="multilevel"/>
+    <w:tmpl w:val="9D8ED7F4"/>
+    <w:lvl w:ilvl="0">
+      <w:start w:val="1"/>
+      <w:numFmt w:val="bullet"/>
+      <w:lvlText w:val=""/>
+      <w:lvlJc w:val="left"/>
+      <w:pPr>
+        <w:tabs>
+          <w:tab w:val="num" w:pos="720"/>
+        </w:tabs>
+        <w:ind w:left="720" w:hanging="360"/>
+      </w:pPr>
+      <w:rPr>
+        <w:rFonts w:ascii="Symbol" w:hAnsi="Symbol" w:hint="default"/>
+        <w:sz w:val="20"/>
+      </w:rPr>
+    </w:lvl>
+    <w:lvl w:ilvl="1" w:tentative="1">
+      <w:start w:val="1"/>
+      <w:numFmt w:val="bullet"/>
+      <w:lvlText w:val="o"/>
+      <w:lvlJc w:val="left"/>
+      <w:pPr>
+        <w:tabs>
+          <w:tab w:val="num" w:pos="1440"/>
+        </w:tabs>
+        <w:ind w:left="1440" w:hanging="360"/>
+      </w:pPr>
+      <w:rPr>
+        <w:rFonts w:ascii="Courier New" w:hAnsi="Courier New" w:hint="default"/>
+        <w:sz w:val="20"/>
+      </w:rPr>
+    </w:lvl>
+    <w:lvl w:ilvl="2" w:tentative="1">
+      <w:start w:val="1"/>
+      <w:numFmt w:val="bullet"/>
+      <w:lvlText w:val=""/>
+      <w:lvlJc w:val="left"/>
+      <w:pPr>
+        <w:tabs>
+          <w:tab w:val="num" w:pos="2160"/>
+        </w:tabs>
+        <w:ind w:left="2160" w:hanging="360"/>
+      </w:pPr>
+      <w:rPr>
+        <w:rFonts w:ascii="Wingdings" w:hAnsi="Wingdings" w:hint="default"/>
+        <w:sz w:val="20"/>
+      </w:rPr>
+    </w:lvl>
+    <w:lvl w:ilvl="3" w:tentative="1">
+      <w:start w:val="1"/>
+      <w:numFmt w:val="bullet"/>
+      <w:lvlText w:val=""/>
+      <w:lvlJc w:val="left"/>
+      <w:pPr>
+        <w:tabs>
+          <w:tab w:val="num" w:pos="2880"/>
+        </w:tabs>
+        <w:ind w:left="2880" w:hanging="360"/>
+      </w:pPr>
+      <w:rPr>
+        <w:rFonts w:ascii="Wingdings" w:hAnsi="Wingdings" w:hint="default"/>
+        <w:sz w:val="20"/>
+      </w:rPr>
+    </w:lvl>
+    <w:lvl w:ilvl="4" w:tentative="1">
+      <w:start w:val="1"/>
+      <w:numFmt w:val="bullet"/>
+      <w:lvlText w:val=""/>
+      <w:lvlJc w:val="left"/>
+      <w:pPr>
+        <w:tabs>
+          <w:tab w:val="num" w:pos="3600"/>
+        </w:tabs>
+        <w:ind w:left="3600" w:hanging="360"/>
+      </w:pPr>
+      <w:rPr>
+        <w:rFonts w:ascii="Wingdings" w:hAnsi="Wingdings" w:hint="default"/>
+        <w:sz w:val="20"/>
+      </w:rPr>
+    </w:lvl>
+    <w:lvl w:ilvl="5" w:tentative="1">
+      <w:start w:val="1"/>
+      <w:numFmt w:val="bullet"/>
+      <w:lvlText w:val=""/>
+      <w:lvlJc w:val="left"/>
+      <w:pPr>
+        <w:tabs>
+          <w:tab w:val="num" w:pos="4320"/>
+        </w:tabs>
+        <w:ind w:left="4320" w:hanging="360"/>
+      </w:pPr>
+      <w:rPr>
+        <w:rFonts w:ascii="Wingdings" w:hAnsi="Wingdings" w:hint="default"/>
+        <w:sz w:val="20"/>
+      </w:rPr>
+    </w:lvl>
+    <w:lvl w:ilvl="6" w:tentative="1">
+      <w:start w:val="1"/>
+      <w:numFmt w:val="bullet"/>
+      <w:lvlText w:val=""/>
+      <w:lvlJc w:val="left"/>
+      <w:pPr>
+        <w:tabs>
+          <w:tab w:val="num" w:pos="5040"/>
+        </w:tabs>
+        <w:ind w:left="5040" w:hanging="360"/>
+      </w:pPr>
+      <w:rPr>
+        <w:rFonts w:ascii="Wingdings" w:hAnsi="Wingdings" w:hint="default"/>
+        <w:sz w:val="20"/>
+      </w:rPr>
+    </w:lvl>
+    <w:lvl w:ilvl="7" w:tentative="1">
+      <w:start w:val="1"/>
+      <w:numFmt w:val="bullet"/>
+      <w:lvlText w:val=""/>
+      <w:lvlJc w:val="left"/>
+      <w:pPr>
+        <w:tabs>
+          <w:tab w:val="num" w:pos="5760"/>
+        </w:tabs>
+        <w:ind w:left="5760" w:hanging="360"/>
+      </w:pPr>
+      <w:rPr>
+        <w:rFonts w:ascii="Wingdings" w:hAnsi="Wingdings" w:hint="default"/>
+        <w:sz w:val="20"/>
+      </w:rPr>
+    </w:lvl>
+    <w:lvl w:ilvl="8" w:tentative="1">
+      <w:start w:val="1"/>
+      <w:numFmt w:val="bullet"/>
+      <w:lvlText w:val=""/>
+      <w:lvlJc w:val="left"/>
+      <w:pPr>
+        <w:tabs>
+          <w:tab w:val="num" w:pos="6480"/>
+        </w:tabs>
+        <w:ind w:left="6480" w:hanging="360"/>
+      </w:pPr>
+      <w:rPr>
+        <w:rFonts w:ascii="Wingdings" w:hAnsi="Wingdings" w:hint="default"/>
+        <w:sz w:val="20"/>
+      </w:rPr>
+    </w:lvl>
+  </w:abstractNum>
+  <w:abstractNum w:abstractNumId="8" w15:restartNumberingAfterBreak="0">
     <w:nsid w:val="0AAC1947"/>
     <w:multiLevelType w:val="multilevel"/>
     <w:tmpl w:val="DFA44698"/>
@@ -31804,7 +32915,7 @@
       </w:rPr>
     </w:lvl>
   </w:abstractNum>
-  <w:abstractNum w:abstractNumId="8" w15:restartNumberingAfterBreak="0">
+  <w:abstractNum w:abstractNumId="9" w15:restartNumberingAfterBreak="0">
     <w:nsid w:val="0AD133DD"/>
     <w:multiLevelType w:val="multilevel"/>
     <w:tmpl w:val="DA8CCDC4"/>
@@ -31953,7 +33064,7 @@
       </w:rPr>
     </w:lvl>
   </w:abstractNum>
-  <w:abstractNum w:abstractNumId="9" w15:restartNumberingAfterBreak="0">
+  <w:abstractNum w:abstractNumId="10" w15:restartNumberingAfterBreak="0">
     <w:nsid w:val="0C596F8D"/>
     <w:multiLevelType w:val="multilevel"/>
     <w:tmpl w:val="9DB2663E"/>
@@ -32102,7 +33213,7 @@
       </w:rPr>
     </w:lvl>
   </w:abstractNum>
-  <w:abstractNum w:abstractNumId="10" w15:restartNumberingAfterBreak="0">
+  <w:abstractNum w:abstractNumId="11" w15:restartNumberingAfterBreak="0">
     <w:nsid w:val="12F27C59"/>
     <w:multiLevelType w:val="hybridMultilevel"/>
     <w:tmpl w:val="8EFE1708"/>
@@ -32215,7 +33326,7 @@
       </w:rPr>
     </w:lvl>
   </w:abstractNum>
-  <w:abstractNum w:abstractNumId="11" w15:restartNumberingAfterBreak="0">
+  <w:abstractNum w:abstractNumId="12" w15:restartNumberingAfterBreak="0">
     <w:nsid w:val="186A5456"/>
     <w:multiLevelType w:val="multilevel"/>
     <w:tmpl w:val="40AA2ADE"/>
@@ -32364,7 +33475,7 @@
       </w:rPr>
     </w:lvl>
   </w:abstractNum>
-  <w:abstractNum w:abstractNumId="12" w15:restartNumberingAfterBreak="0">
+  <w:abstractNum w:abstractNumId="13" w15:restartNumberingAfterBreak="0">
     <w:nsid w:val="18F52202"/>
     <w:multiLevelType w:val="multilevel"/>
     <w:tmpl w:val="B7ACF52C"/>
@@ -32513,7 +33624,7 @@
       </w:rPr>
     </w:lvl>
   </w:abstractNum>
-  <w:abstractNum w:abstractNumId="13" w15:restartNumberingAfterBreak="0">
+  <w:abstractNum w:abstractNumId="14" w15:restartNumberingAfterBreak="0">
     <w:nsid w:val="1A671C79"/>
     <w:multiLevelType w:val="multilevel"/>
     <w:tmpl w:val="F2C412B6"/>
@@ -32626,7 +33737,7 @@
       </w:pPr>
     </w:lvl>
   </w:abstractNum>
-  <w:abstractNum w:abstractNumId="14" w15:restartNumberingAfterBreak="0">
+  <w:abstractNum w:abstractNumId="15" w15:restartNumberingAfterBreak="0">
     <w:nsid w:val="1AFF689D"/>
     <w:multiLevelType w:val="hybridMultilevel"/>
     <w:tmpl w:val="316C5D04"/>
@@ -32739,7 +33850,7 @@
       </w:rPr>
     </w:lvl>
   </w:abstractNum>
-  <w:abstractNum w:abstractNumId="15" w15:restartNumberingAfterBreak="0">
+  <w:abstractNum w:abstractNumId="16" w15:restartNumberingAfterBreak="0">
     <w:nsid w:val="1C703787"/>
     <w:multiLevelType w:val="multilevel"/>
     <w:tmpl w:val="E4424EFC"/>
@@ -32888,7 +33999,7 @@
       </w:rPr>
     </w:lvl>
   </w:abstractNum>
-  <w:abstractNum w:abstractNumId="16" w15:restartNumberingAfterBreak="0">
+  <w:abstractNum w:abstractNumId="17" w15:restartNumberingAfterBreak="0">
     <w:nsid w:val="1C9B2082"/>
     <w:multiLevelType w:val="multilevel"/>
     <w:tmpl w:val="9642FEB8"/>
@@ -33037,7 +34148,7 @@
       </w:rPr>
     </w:lvl>
   </w:abstractNum>
-  <w:abstractNum w:abstractNumId="17" w15:restartNumberingAfterBreak="0">
+  <w:abstractNum w:abstractNumId="18" w15:restartNumberingAfterBreak="0">
     <w:nsid w:val="1D087707"/>
     <w:multiLevelType w:val="multilevel"/>
     <w:tmpl w:val="49A6EEC0"/>
@@ -33186,7 +34297,7 @@
       </w:rPr>
     </w:lvl>
   </w:abstractNum>
-  <w:abstractNum w:abstractNumId="18" w15:restartNumberingAfterBreak="0">
+  <w:abstractNum w:abstractNumId="19" w15:restartNumberingAfterBreak="0">
     <w:nsid w:val="1E5A1E49"/>
     <w:multiLevelType w:val="multilevel"/>
     <w:tmpl w:val="135E6BC8"/>
@@ -33335,7 +34446,7 @@
       </w:rPr>
     </w:lvl>
   </w:abstractNum>
-  <w:abstractNum w:abstractNumId="19" w15:restartNumberingAfterBreak="0">
+  <w:abstractNum w:abstractNumId="20" w15:restartNumberingAfterBreak="0">
     <w:nsid w:val="20A92D31"/>
     <w:multiLevelType w:val="multilevel"/>
     <w:tmpl w:val="F724CBAE"/>
@@ -33484,7 +34595,7 @@
       </w:rPr>
     </w:lvl>
   </w:abstractNum>
-  <w:abstractNum w:abstractNumId="20" w15:restartNumberingAfterBreak="0">
+  <w:abstractNum w:abstractNumId="21" w15:restartNumberingAfterBreak="0">
     <w:nsid w:val="24911316"/>
     <w:multiLevelType w:val="multilevel"/>
     <w:tmpl w:val="B8226168"/>
@@ -33633,7 +34744,156 @@
       </w:rPr>
     </w:lvl>
   </w:abstractNum>
-  <w:abstractNum w:abstractNumId="21" w15:restartNumberingAfterBreak="0">
+  <w:abstractNum w:abstractNumId="22" w15:restartNumberingAfterBreak="0">
+    <w:nsid w:val="2533485D"/>
+    <w:multiLevelType w:val="multilevel"/>
+    <w:tmpl w:val="D77A0064"/>
+    <w:lvl w:ilvl="0">
+      <w:start w:val="1"/>
+      <w:numFmt w:val="bullet"/>
+      <w:lvlText w:val=""/>
+      <w:lvlJc w:val="left"/>
+      <w:pPr>
+        <w:tabs>
+          <w:tab w:val="num" w:pos="720"/>
+        </w:tabs>
+        <w:ind w:left="720" w:hanging="360"/>
+      </w:pPr>
+      <w:rPr>
+        <w:rFonts w:ascii="Symbol" w:hAnsi="Symbol" w:hint="default"/>
+        <w:sz w:val="20"/>
+      </w:rPr>
+    </w:lvl>
+    <w:lvl w:ilvl="1" w:tentative="1">
+      <w:start w:val="1"/>
+      <w:numFmt w:val="bullet"/>
+      <w:lvlText w:val="o"/>
+      <w:lvlJc w:val="left"/>
+      <w:pPr>
+        <w:tabs>
+          <w:tab w:val="num" w:pos="1440"/>
+        </w:tabs>
+        <w:ind w:left="1440" w:hanging="360"/>
+      </w:pPr>
+      <w:rPr>
+        <w:rFonts w:ascii="Courier New" w:hAnsi="Courier New" w:hint="default"/>
+        <w:sz w:val="20"/>
+      </w:rPr>
+    </w:lvl>
+    <w:lvl w:ilvl="2" w:tentative="1">
+      <w:start w:val="1"/>
+      <w:numFmt w:val="bullet"/>
+      <w:lvlText w:val=""/>
+      <w:lvlJc w:val="left"/>
+      <w:pPr>
+        <w:tabs>
+          <w:tab w:val="num" w:pos="2160"/>
+        </w:tabs>
+        <w:ind w:left="2160" w:hanging="360"/>
+      </w:pPr>
+      <w:rPr>
+        <w:rFonts w:ascii="Wingdings" w:hAnsi="Wingdings" w:hint="default"/>
+        <w:sz w:val="20"/>
+      </w:rPr>
+    </w:lvl>
+    <w:lvl w:ilvl="3" w:tentative="1">
+      <w:start w:val="1"/>
+      <w:numFmt w:val="bullet"/>
+      <w:lvlText w:val=""/>
+      <w:lvlJc w:val="left"/>
+      <w:pPr>
+        <w:tabs>
+          <w:tab w:val="num" w:pos="2880"/>
+        </w:tabs>
+        <w:ind w:left="2880" w:hanging="360"/>
+      </w:pPr>
+      <w:rPr>
+        <w:rFonts w:ascii="Wingdings" w:hAnsi="Wingdings" w:hint="default"/>
+        <w:sz w:val="20"/>
+      </w:rPr>
+    </w:lvl>
+    <w:lvl w:ilvl="4" w:tentative="1">
+      <w:start w:val="1"/>
+      <w:numFmt w:val="bullet"/>
+      <w:lvlText w:val=""/>
+      <w:lvlJc w:val="left"/>
+      <w:pPr>
+        <w:tabs>
+          <w:tab w:val="num" w:pos="3600"/>
+        </w:tabs>
+        <w:ind w:left="3600" w:hanging="360"/>
+      </w:pPr>
+      <w:rPr>
+        <w:rFonts w:ascii="Wingdings" w:hAnsi="Wingdings" w:hint="default"/>
+        <w:sz w:val="20"/>
+      </w:rPr>
+    </w:lvl>
+    <w:lvl w:ilvl="5" w:tentative="1">
+      <w:start w:val="1"/>
+      <w:numFmt w:val="bullet"/>
+      <w:lvlText w:val=""/>
+      <w:lvlJc w:val="left"/>
+      <w:pPr>
+        <w:tabs>
+          <w:tab w:val="num" w:pos="4320"/>
+        </w:tabs>
+        <w:ind w:left="4320" w:hanging="360"/>
+      </w:pPr>
+      <w:rPr>
+        <w:rFonts w:ascii="Wingdings" w:hAnsi="Wingdings" w:hint="default"/>
+        <w:sz w:val="20"/>
+      </w:rPr>
+    </w:lvl>
+    <w:lvl w:ilvl="6" w:tentative="1">
+      <w:start w:val="1"/>
+      <w:numFmt w:val="bullet"/>
+      <w:lvlText w:val=""/>
+      <w:lvlJc w:val="left"/>
+      <w:pPr>
+        <w:tabs>
+          <w:tab w:val="num" w:pos="5040"/>
+        </w:tabs>
+        <w:ind w:left="5040" w:hanging="360"/>
+      </w:pPr>
+      <w:rPr>
+        <w:rFonts w:ascii="Wingdings" w:hAnsi="Wingdings" w:hint="default"/>
+        <w:sz w:val="20"/>
+      </w:rPr>
+    </w:lvl>
+    <w:lvl w:ilvl="7" w:tentative="1">
+      <w:start w:val="1"/>
+      <w:numFmt w:val="bullet"/>
+      <w:lvlText w:val=""/>
+      <w:lvlJc w:val="left"/>
+      <w:pPr>
+        <w:tabs>
+          <w:tab w:val="num" w:pos="5760"/>
+        </w:tabs>
+        <w:ind w:left="5760" w:hanging="360"/>
+      </w:pPr>
+      <w:rPr>
+        <w:rFonts w:ascii="Wingdings" w:hAnsi="Wingdings" w:hint="default"/>
+        <w:sz w:val="20"/>
+      </w:rPr>
+    </w:lvl>
+    <w:lvl w:ilvl="8" w:tentative="1">
+      <w:start w:val="1"/>
+      <w:numFmt w:val="bullet"/>
+      <w:lvlText w:val=""/>
+      <w:lvlJc w:val="left"/>
+      <w:pPr>
+        <w:tabs>
+          <w:tab w:val="num" w:pos="6480"/>
+        </w:tabs>
+        <w:ind w:left="6480" w:hanging="360"/>
+      </w:pPr>
+      <w:rPr>
+        <w:rFonts w:ascii="Wingdings" w:hAnsi="Wingdings" w:hint="default"/>
+        <w:sz w:val="20"/>
+      </w:rPr>
+    </w:lvl>
+  </w:abstractNum>
+  <w:abstractNum w:abstractNumId="23" w15:restartNumberingAfterBreak="0">
     <w:nsid w:val="25E92371"/>
     <w:multiLevelType w:val="multilevel"/>
     <w:tmpl w:val="D546984E"/>
@@ -33782,7 +35042,7 @@
       </w:rPr>
     </w:lvl>
   </w:abstractNum>
-  <w:abstractNum w:abstractNumId="22" w15:restartNumberingAfterBreak="0">
+  <w:abstractNum w:abstractNumId="24" w15:restartNumberingAfterBreak="0">
     <w:nsid w:val="260D0433"/>
     <w:multiLevelType w:val="multilevel"/>
     <w:tmpl w:val="786EB55C"/>
@@ -33931,7 +35191,7 @@
       </w:rPr>
     </w:lvl>
   </w:abstractNum>
-  <w:abstractNum w:abstractNumId="23" w15:restartNumberingAfterBreak="0">
+  <w:abstractNum w:abstractNumId="25" w15:restartNumberingAfterBreak="0">
     <w:nsid w:val="2921025F"/>
     <w:multiLevelType w:val="multilevel"/>
     <w:tmpl w:val="6E3A2CB8"/>
@@ -34080,7 +35340,7 @@
       </w:rPr>
     </w:lvl>
   </w:abstractNum>
-  <w:abstractNum w:abstractNumId="24" w15:restartNumberingAfterBreak="0">
+  <w:abstractNum w:abstractNumId="26" w15:restartNumberingAfterBreak="0">
     <w:nsid w:val="2BB57028"/>
     <w:multiLevelType w:val="multilevel"/>
     <w:tmpl w:val="E7F09002"/>
@@ -34193,7 +35453,7 @@
       </w:pPr>
     </w:lvl>
   </w:abstractNum>
-  <w:abstractNum w:abstractNumId="25" w15:restartNumberingAfterBreak="0">
+  <w:abstractNum w:abstractNumId="27" w15:restartNumberingAfterBreak="0">
     <w:nsid w:val="2BD30575"/>
     <w:multiLevelType w:val="multilevel"/>
     <w:tmpl w:val="0EDEB034"/>
@@ -34342,7 +35602,7 @@
       </w:rPr>
     </w:lvl>
   </w:abstractNum>
-  <w:abstractNum w:abstractNumId="26" w15:restartNumberingAfterBreak="0">
+  <w:abstractNum w:abstractNumId="28" w15:restartNumberingAfterBreak="0">
     <w:nsid w:val="2D3873C1"/>
     <w:multiLevelType w:val="multilevel"/>
     <w:tmpl w:val="01A683B2"/>
@@ -34491,7 +35751,7 @@
       </w:rPr>
     </w:lvl>
   </w:abstractNum>
-  <w:abstractNum w:abstractNumId="27" w15:restartNumberingAfterBreak="0">
+  <w:abstractNum w:abstractNumId="29" w15:restartNumberingAfterBreak="0">
     <w:nsid w:val="2DA603F6"/>
     <w:multiLevelType w:val="multilevel"/>
     <w:tmpl w:val="4F6EB6BE"/>
@@ -34640,7 +35900,156 @@
       </w:rPr>
     </w:lvl>
   </w:abstractNum>
-  <w:abstractNum w:abstractNumId="28" w15:restartNumberingAfterBreak="0">
+  <w:abstractNum w:abstractNumId="30" w15:restartNumberingAfterBreak="0">
+    <w:nsid w:val="2E8B36E7"/>
+    <w:multiLevelType w:val="multilevel"/>
+    <w:tmpl w:val="1172B422"/>
+    <w:lvl w:ilvl="0">
+      <w:start w:val="1"/>
+      <w:numFmt w:val="bullet"/>
+      <w:lvlText w:val=""/>
+      <w:lvlJc w:val="left"/>
+      <w:pPr>
+        <w:tabs>
+          <w:tab w:val="num" w:pos="720"/>
+        </w:tabs>
+        <w:ind w:left="720" w:hanging="360"/>
+      </w:pPr>
+      <w:rPr>
+        <w:rFonts w:ascii="Symbol" w:hAnsi="Symbol" w:hint="default"/>
+        <w:sz w:val="20"/>
+      </w:rPr>
+    </w:lvl>
+    <w:lvl w:ilvl="1" w:tentative="1">
+      <w:start w:val="1"/>
+      <w:numFmt w:val="bullet"/>
+      <w:lvlText w:val="o"/>
+      <w:lvlJc w:val="left"/>
+      <w:pPr>
+        <w:tabs>
+          <w:tab w:val="num" w:pos="1440"/>
+        </w:tabs>
+        <w:ind w:left="1440" w:hanging="360"/>
+      </w:pPr>
+      <w:rPr>
+        <w:rFonts w:ascii="Courier New" w:hAnsi="Courier New" w:hint="default"/>
+        <w:sz w:val="20"/>
+      </w:rPr>
+    </w:lvl>
+    <w:lvl w:ilvl="2" w:tentative="1">
+      <w:start w:val="1"/>
+      <w:numFmt w:val="bullet"/>
+      <w:lvlText w:val=""/>
+      <w:lvlJc w:val="left"/>
+      <w:pPr>
+        <w:tabs>
+          <w:tab w:val="num" w:pos="2160"/>
+        </w:tabs>
+        <w:ind w:left="2160" w:hanging="360"/>
+      </w:pPr>
+      <w:rPr>
+        <w:rFonts w:ascii="Wingdings" w:hAnsi="Wingdings" w:hint="default"/>
+        <w:sz w:val="20"/>
+      </w:rPr>
+    </w:lvl>
+    <w:lvl w:ilvl="3" w:tentative="1">
+      <w:start w:val="1"/>
+      <w:numFmt w:val="bullet"/>
+      <w:lvlText w:val=""/>
+      <w:lvlJc w:val="left"/>
+      <w:pPr>
+        <w:tabs>
+          <w:tab w:val="num" w:pos="2880"/>
+        </w:tabs>
+        <w:ind w:left="2880" w:hanging="360"/>
+      </w:pPr>
+      <w:rPr>
+        <w:rFonts w:ascii="Wingdings" w:hAnsi="Wingdings" w:hint="default"/>
+        <w:sz w:val="20"/>
+      </w:rPr>
+    </w:lvl>
+    <w:lvl w:ilvl="4" w:tentative="1">
+      <w:start w:val="1"/>
+      <w:numFmt w:val="bullet"/>
+      <w:lvlText w:val=""/>
+      <w:lvlJc w:val="left"/>
+      <w:pPr>
+        <w:tabs>
+          <w:tab w:val="num" w:pos="3600"/>
+        </w:tabs>
+        <w:ind w:left="3600" w:hanging="360"/>
+      </w:pPr>
+      <w:rPr>
+        <w:rFonts w:ascii="Wingdings" w:hAnsi="Wingdings" w:hint="default"/>
+        <w:sz w:val="20"/>
+      </w:rPr>
+    </w:lvl>
+    <w:lvl w:ilvl="5" w:tentative="1">
+      <w:start w:val="1"/>
+      <w:numFmt w:val="bullet"/>
+      <w:lvlText w:val=""/>
+      <w:lvlJc w:val="left"/>
+      <w:pPr>
+        <w:tabs>
+          <w:tab w:val="num" w:pos="4320"/>
+        </w:tabs>
+        <w:ind w:left="4320" w:hanging="360"/>
+      </w:pPr>
+      <w:rPr>
+        <w:rFonts w:ascii="Wingdings" w:hAnsi="Wingdings" w:hint="default"/>
+        <w:sz w:val="20"/>
+      </w:rPr>
+    </w:lvl>
+    <w:lvl w:ilvl="6" w:tentative="1">
+      <w:start w:val="1"/>
+      <w:numFmt w:val="bullet"/>
+      <w:lvlText w:val=""/>
+      <w:lvlJc w:val="left"/>
+      <w:pPr>
+        <w:tabs>
+          <w:tab w:val="num" w:pos="5040"/>
+        </w:tabs>
+        <w:ind w:left="5040" w:hanging="360"/>
+      </w:pPr>
+      <w:rPr>
+        <w:rFonts w:ascii="Wingdings" w:hAnsi="Wingdings" w:hint="default"/>
+        <w:sz w:val="20"/>
+      </w:rPr>
+    </w:lvl>
+    <w:lvl w:ilvl="7" w:tentative="1">
+      <w:start w:val="1"/>
+      <w:numFmt w:val="bullet"/>
+      <w:lvlText w:val=""/>
+      <w:lvlJc w:val="left"/>
+      <w:pPr>
+        <w:tabs>
+          <w:tab w:val="num" w:pos="5760"/>
+        </w:tabs>
+        <w:ind w:left="5760" w:hanging="360"/>
+      </w:pPr>
+      <w:rPr>
+        <w:rFonts w:ascii="Wingdings" w:hAnsi="Wingdings" w:hint="default"/>
+        <w:sz w:val="20"/>
+      </w:rPr>
+    </w:lvl>
+    <w:lvl w:ilvl="8" w:tentative="1">
+      <w:start w:val="1"/>
+      <w:numFmt w:val="bullet"/>
+      <w:lvlText w:val=""/>
+      <w:lvlJc w:val="left"/>
+      <w:pPr>
+        <w:tabs>
+          <w:tab w:val="num" w:pos="6480"/>
+        </w:tabs>
+        <w:ind w:left="6480" w:hanging="360"/>
+      </w:pPr>
+      <w:rPr>
+        <w:rFonts w:ascii="Wingdings" w:hAnsi="Wingdings" w:hint="default"/>
+        <w:sz w:val="20"/>
+      </w:rPr>
+    </w:lvl>
+  </w:abstractNum>
+  <w:abstractNum w:abstractNumId="31" w15:restartNumberingAfterBreak="0">
     <w:nsid w:val="2F686982"/>
     <w:multiLevelType w:val="multilevel"/>
     <w:tmpl w:val="ED14BF44"/>
@@ -34789,7 +36198,7 @@
       </w:rPr>
     </w:lvl>
   </w:abstractNum>
-  <w:abstractNum w:abstractNumId="29" w15:restartNumberingAfterBreak="0">
+  <w:abstractNum w:abstractNumId="32" w15:restartNumberingAfterBreak="0">
     <w:nsid w:val="30706930"/>
     <w:multiLevelType w:val="multilevel"/>
     <w:tmpl w:val="58E6C3F0"/>
@@ -34938,7 +36347,7 @@
       </w:rPr>
     </w:lvl>
   </w:abstractNum>
-  <w:abstractNum w:abstractNumId="30" w15:restartNumberingAfterBreak="0">
+  <w:abstractNum w:abstractNumId="33" w15:restartNumberingAfterBreak="0">
     <w:nsid w:val="3285477F"/>
     <w:multiLevelType w:val="hybridMultilevel"/>
     <w:tmpl w:val="3342CF72"/>
@@ -35051,7 +36460,7 @@
       </w:rPr>
     </w:lvl>
   </w:abstractNum>
-  <w:abstractNum w:abstractNumId="31" w15:restartNumberingAfterBreak="0">
+  <w:abstractNum w:abstractNumId="34" w15:restartNumberingAfterBreak="0">
     <w:nsid w:val="349C08FA"/>
     <w:multiLevelType w:val="hybridMultilevel"/>
     <w:tmpl w:val="1EE825D4"/>
@@ -35164,7 +36573,7 @@
       </w:rPr>
     </w:lvl>
   </w:abstractNum>
-  <w:abstractNum w:abstractNumId="32" w15:restartNumberingAfterBreak="0">
+  <w:abstractNum w:abstractNumId="35" w15:restartNumberingAfterBreak="0">
     <w:nsid w:val="34C05899"/>
     <w:multiLevelType w:val="multilevel"/>
     <w:tmpl w:val="5C92CD22"/>
@@ -35313,7 +36722,7 @@
       </w:rPr>
     </w:lvl>
   </w:abstractNum>
-  <w:abstractNum w:abstractNumId="33" w15:restartNumberingAfterBreak="0">
+  <w:abstractNum w:abstractNumId="36" w15:restartNumberingAfterBreak="0">
     <w:nsid w:val="34DE6F8A"/>
     <w:multiLevelType w:val="multilevel"/>
     <w:tmpl w:val="99365C9A"/>
@@ -35462,7 +36871,7 @@
       </w:rPr>
     </w:lvl>
   </w:abstractNum>
-  <w:abstractNum w:abstractNumId="34" w15:restartNumberingAfterBreak="0">
+  <w:abstractNum w:abstractNumId="37" w15:restartNumberingAfterBreak="0">
     <w:nsid w:val="37306D05"/>
     <w:multiLevelType w:val="multilevel"/>
     <w:tmpl w:val="729C6A50"/>
@@ -35611,7 +37020,7 @@
       </w:rPr>
     </w:lvl>
   </w:abstractNum>
-  <w:abstractNum w:abstractNumId="35" w15:restartNumberingAfterBreak="0">
+  <w:abstractNum w:abstractNumId="38" w15:restartNumberingAfterBreak="0">
     <w:nsid w:val="37A56C97"/>
     <w:multiLevelType w:val="multilevel"/>
     <w:tmpl w:val="7548AF2E"/>
@@ -35760,7 +37169,7 @@
       </w:rPr>
     </w:lvl>
   </w:abstractNum>
-  <w:abstractNum w:abstractNumId="36" w15:restartNumberingAfterBreak="0">
+  <w:abstractNum w:abstractNumId="39" w15:restartNumberingAfterBreak="0">
     <w:nsid w:val="3918135D"/>
     <w:multiLevelType w:val="multilevel"/>
     <w:tmpl w:val="FAC2816A"/>
@@ -35909,7 +37318,7 @@
       </w:rPr>
     </w:lvl>
   </w:abstractNum>
-  <w:abstractNum w:abstractNumId="37" w15:restartNumberingAfterBreak="0">
+  <w:abstractNum w:abstractNumId="40" w15:restartNumberingAfterBreak="0">
     <w:nsid w:val="39757C06"/>
     <w:multiLevelType w:val="multilevel"/>
     <w:tmpl w:val="9C60B098"/>
@@ -36058,7 +37467,7 @@
       </w:rPr>
     </w:lvl>
   </w:abstractNum>
-  <w:abstractNum w:abstractNumId="38" w15:restartNumberingAfterBreak="0">
+  <w:abstractNum w:abstractNumId="41" w15:restartNumberingAfterBreak="0">
     <w:nsid w:val="39A07A1F"/>
     <w:multiLevelType w:val="multilevel"/>
     <w:tmpl w:val="89EC9978"/>
@@ -36207,7 +37616,7 @@
       </w:rPr>
     </w:lvl>
   </w:abstractNum>
-  <w:abstractNum w:abstractNumId="39" w15:restartNumberingAfterBreak="0">
+  <w:abstractNum w:abstractNumId="42" w15:restartNumberingAfterBreak="0">
     <w:nsid w:val="3B9336A9"/>
     <w:multiLevelType w:val="multilevel"/>
     <w:tmpl w:val="550E6BF2"/>
@@ -36356,7 +37765,7 @@
       </w:rPr>
     </w:lvl>
   </w:abstractNum>
-  <w:abstractNum w:abstractNumId="40" w15:restartNumberingAfterBreak="0">
+  <w:abstractNum w:abstractNumId="43" w15:restartNumberingAfterBreak="0">
     <w:nsid w:val="3BE62D01"/>
     <w:multiLevelType w:val="multilevel"/>
     <w:tmpl w:val="8D34A898"/>
@@ -36505,7 +37914,7 @@
       </w:rPr>
     </w:lvl>
   </w:abstractNum>
-  <w:abstractNum w:abstractNumId="41" w15:restartNumberingAfterBreak="0">
+  <w:abstractNum w:abstractNumId="44" w15:restartNumberingAfterBreak="0">
     <w:nsid w:val="3C82159D"/>
     <w:multiLevelType w:val="multilevel"/>
     <w:tmpl w:val="B9240E62"/>
@@ -36654,7 +38063,7 @@
       </w:rPr>
     </w:lvl>
   </w:abstractNum>
-  <w:abstractNum w:abstractNumId="42" w15:restartNumberingAfterBreak="0">
+  <w:abstractNum w:abstractNumId="45" w15:restartNumberingAfterBreak="0">
     <w:nsid w:val="3E8541E8"/>
     <w:multiLevelType w:val="hybridMultilevel"/>
     <w:tmpl w:val="3D961D7C"/>
@@ -36767,7 +38176,7 @@
       </w:rPr>
     </w:lvl>
   </w:abstractNum>
-  <w:abstractNum w:abstractNumId="43" w15:restartNumberingAfterBreak="0">
+  <w:abstractNum w:abstractNumId="46" w15:restartNumberingAfterBreak="0">
     <w:nsid w:val="410A522B"/>
     <w:multiLevelType w:val="multilevel"/>
     <w:tmpl w:val="E708C29E"/>
@@ -36916,7 +38325,156 @@
       </w:rPr>
     </w:lvl>
   </w:abstractNum>
-  <w:abstractNum w:abstractNumId="44" w15:restartNumberingAfterBreak="0">
+  <w:abstractNum w:abstractNumId="47" w15:restartNumberingAfterBreak="0">
+    <w:nsid w:val="415E72F8"/>
+    <w:multiLevelType w:val="multilevel"/>
+    <w:tmpl w:val="DC74FF6C"/>
+    <w:lvl w:ilvl="0">
+      <w:start w:val="1"/>
+      <w:numFmt w:val="bullet"/>
+      <w:lvlText w:val=""/>
+      <w:lvlJc w:val="left"/>
+      <w:pPr>
+        <w:tabs>
+          <w:tab w:val="num" w:pos="720"/>
+        </w:tabs>
+        <w:ind w:left="720" w:hanging="360"/>
+      </w:pPr>
+      <w:rPr>
+        <w:rFonts w:ascii="Symbol" w:hAnsi="Symbol" w:hint="default"/>
+        <w:sz w:val="20"/>
+      </w:rPr>
+    </w:lvl>
+    <w:lvl w:ilvl="1" w:tentative="1">
+      <w:start w:val="1"/>
+      <w:numFmt w:val="bullet"/>
+      <w:lvlText w:val="o"/>
+      <w:lvlJc w:val="left"/>
+      <w:pPr>
+        <w:tabs>
+          <w:tab w:val="num" w:pos="1440"/>
+        </w:tabs>
+        <w:ind w:left="1440" w:hanging="360"/>
+      </w:pPr>
+      <w:rPr>
+        <w:rFonts w:ascii="Courier New" w:hAnsi="Courier New" w:hint="default"/>
+        <w:sz w:val="20"/>
+      </w:rPr>
+    </w:lvl>
+    <w:lvl w:ilvl="2" w:tentative="1">
+      <w:start w:val="1"/>
+      <w:numFmt w:val="bullet"/>
+      <w:lvlText w:val=""/>
+      <w:lvlJc w:val="left"/>
+      <w:pPr>
+        <w:tabs>
+          <w:tab w:val="num" w:pos="2160"/>
+        </w:tabs>
+        <w:ind w:left="2160" w:hanging="360"/>
+      </w:pPr>
+      <w:rPr>
+        <w:rFonts w:ascii="Wingdings" w:hAnsi="Wingdings" w:hint="default"/>
+        <w:sz w:val="20"/>
+      </w:rPr>
+    </w:lvl>
+    <w:lvl w:ilvl="3" w:tentative="1">
+      <w:start w:val="1"/>
+      <w:numFmt w:val="bullet"/>
+      <w:lvlText w:val=""/>
+      <w:lvlJc w:val="left"/>
+      <w:pPr>
+        <w:tabs>
+          <w:tab w:val="num" w:pos="2880"/>
+        </w:tabs>
+        <w:ind w:left="2880" w:hanging="360"/>
+      </w:pPr>
+      <w:rPr>
+        <w:rFonts w:ascii="Wingdings" w:hAnsi="Wingdings" w:hint="default"/>
+        <w:sz w:val="20"/>
+      </w:rPr>
+    </w:lvl>
+    <w:lvl w:ilvl="4" w:tentative="1">
+      <w:start w:val="1"/>
+      <w:numFmt w:val="bullet"/>
+      <w:lvlText w:val=""/>
+      <w:lvlJc w:val="left"/>
+      <w:pPr>
+        <w:tabs>
+          <w:tab w:val="num" w:pos="3600"/>
+        </w:tabs>
+        <w:ind w:left="3600" w:hanging="360"/>
+      </w:pPr>
+      <w:rPr>
+        <w:rFonts w:ascii="Wingdings" w:hAnsi="Wingdings" w:hint="default"/>
+        <w:sz w:val="20"/>
+      </w:rPr>
+    </w:lvl>
+    <w:lvl w:ilvl="5" w:tentative="1">
+      <w:start w:val="1"/>
+      <w:numFmt w:val="bullet"/>
+      <w:lvlText w:val=""/>
+      <w:lvlJc w:val="left"/>
+      <w:pPr>
+        <w:tabs>
+          <w:tab w:val="num" w:pos="4320"/>
+        </w:tabs>
+        <w:ind w:left="4320" w:hanging="360"/>
+      </w:pPr>
+      <w:rPr>
+        <w:rFonts w:ascii="Wingdings" w:hAnsi="Wingdings" w:hint="default"/>
+        <w:sz w:val="20"/>
+      </w:rPr>
+    </w:lvl>
+    <w:lvl w:ilvl="6" w:tentative="1">
+      <w:start w:val="1"/>
+      <w:numFmt w:val="bullet"/>
+      <w:lvlText w:val=""/>
+      <w:lvlJc w:val="left"/>
+      <w:pPr>
+        <w:tabs>
+          <w:tab w:val="num" w:pos="5040"/>
+        </w:tabs>
+        <w:ind w:left="5040" w:hanging="360"/>
+      </w:pPr>
+      <w:rPr>
+        <w:rFonts w:ascii="Wingdings" w:hAnsi="Wingdings" w:hint="default"/>
+        <w:sz w:val="20"/>
+      </w:rPr>
+    </w:lvl>
+    <w:lvl w:ilvl="7" w:tentative="1">
+      <w:start w:val="1"/>
+      <w:numFmt w:val="bullet"/>
+      <w:lvlText w:val=""/>
+      <w:lvlJc w:val="left"/>
+      <w:pPr>
+        <w:tabs>
+          <w:tab w:val="num" w:pos="5760"/>
+        </w:tabs>
+        <w:ind w:left="5760" w:hanging="360"/>
+      </w:pPr>
+      <w:rPr>
+        <w:rFonts w:ascii="Wingdings" w:hAnsi="Wingdings" w:hint="default"/>
+        <w:sz w:val="20"/>
+      </w:rPr>
+    </w:lvl>
+    <w:lvl w:ilvl="8" w:tentative="1">
+      <w:start w:val="1"/>
+      <w:numFmt w:val="bullet"/>
+      <w:lvlText w:val=""/>
+      <w:lvlJc w:val="left"/>
+      <w:pPr>
+        <w:tabs>
+          <w:tab w:val="num" w:pos="6480"/>
+        </w:tabs>
+        <w:ind w:left="6480" w:hanging="360"/>
+      </w:pPr>
+      <w:rPr>
+        <w:rFonts w:ascii="Wingdings" w:hAnsi="Wingdings" w:hint="default"/>
+        <w:sz w:val="20"/>
+      </w:rPr>
+    </w:lvl>
+  </w:abstractNum>
+  <w:abstractNum w:abstractNumId="48" w15:restartNumberingAfterBreak="0">
     <w:nsid w:val="41756C19"/>
     <w:multiLevelType w:val="multilevel"/>
     <w:tmpl w:val="A988792C"/>
@@ -37065,7 +38623,7 @@
       </w:rPr>
     </w:lvl>
   </w:abstractNum>
-  <w:abstractNum w:abstractNumId="45" w15:restartNumberingAfterBreak="0">
+  <w:abstractNum w:abstractNumId="49" w15:restartNumberingAfterBreak="0">
     <w:nsid w:val="42267B6C"/>
     <w:multiLevelType w:val="hybridMultilevel"/>
     <w:tmpl w:val="8334E5E0"/>
@@ -37151,7 +38709,7 @@
       </w:pPr>
     </w:lvl>
   </w:abstractNum>
-  <w:abstractNum w:abstractNumId="46" w15:restartNumberingAfterBreak="0">
+  <w:abstractNum w:abstractNumId="50" w15:restartNumberingAfterBreak="0">
     <w:nsid w:val="42770EFF"/>
     <w:multiLevelType w:val="multilevel"/>
     <w:tmpl w:val="19F4E990"/>
@@ -37300,7 +38858,7 @@
       </w:rPr>
     </w:lvl>
   </w:abstractNum>
-  <w:abstractNum w:abstractNumId="47" w15:restartNumberingAfterBreak="0">
+  <w:abstractNum w:abstractNumId="51" w15:restartNumberingAfterBreak="0">
     <w:nsid w:val="458D00E6"/>
     <w:multiLevelType w:val="multilevel"/>
     <w:tmpl w:val="31A86FB6"/>
@@ -37449,7 +39007,7 @@
       </w:rPr>
     </w:lvl>
   </w:abstractNum>
-  <w:abstractNum w:abstractNumId="48" w15:restartNumberingAfterBreak="0">
+  <w:abstractNum w:abstractNumId="52" w15:restartNumberingAfterBreak="0">
     <w:nsid w:val="48407528"/>
     <w:multiLevelType w:val="multilevel"/>
     <w:tmpl w:val="915A8B9E"/>
@@ -37598,7 +39156,7 @@
       </w:rPr>
     </w:lvl>
   </w:abstractNum>
-  <w:abstractNum w:abstractNumId="49" w15:restartNumberingAfterBreak="0">
+  <w:abstractNum w:abstractNumId="53" w15:restartNumberingAfterBreak="0">
     <w:nsid w:val="488E2179"/>
     <w:multiLevelType w:val="multilevel"/>
     <w:tmpl w:val="BDA4E8A8"/>
@@ -37747,7 +39305,156 @@
       </w:rPr>
     </w:lvl>
   </w:abstractNum>
-  <w:abstractNum w:abstractNumId="50" w15:restartNumberingAfterBreak="0">
+  <w:abstractNum w:abstractNumId="54" w15:restartNumberingAfterBreak="0">
+    <w:nsid w:val="4AAB4838"/>
+    <w:multiLevelType w:val="multilevel"/>
+    <w:tmpl w:val="C58C4622"/>
+    <w:lvl w:ilvl="0">
+      <w:start w:val="1"/>
+      <w:numFmt w:val="bullet"/>
+      <w:lvlText w:val=""/>
+      <w:lvlJc w:val="left"/>
+      <w:pPr>
+        <w:tabs>
+          <w:tab w:val="num" w:pos="720"/>
+        </w:tabs>
+        <w:ind w:left="720" w:hanging="360"/>
+      </w:pPr>
+      <w:rPr>
+        <w:rFonts w:ascii="Symbol" w:hAnsi="Symbol" w:hint="default"/>
+        <w:sz w:val="20"/>
+      </w:rPr>
+    </w:lvl>
+    <w:lvl w:ilvl="1" w:tentative="1">
+      <w:start w:val="1"/>
+      <w:numFmt w:val="bullet"/>
+      <w:lvlText w:val="o"/>
+      <w:lvlJc w:val="left"/>
+      <w:pPr>
+        <w:tabs>
+          <w:tab w:val="num" w:pos="1440"/>
+        </w:tabs>
+        <w:ind w:left="1440" w:hanging="360"/>
+      </w:pPr>
+      <w:rPr>
+        <w:rFonts w:ascii="Courier New" w:hAnsi="Courier New" w:hint="default"/>
+        <w:sz w:val="20"/>
+      </w:rPr>
+    </w:lvl>
+    <w:lvl w:ilvl="2" w:tentative="1">
+      <w:start w:val="1"/>
+      <w:numFmt w:val="bullet"/>
+      <w:lvlText w:val=""/>
+      <w:lvlJc w:val="left"/>
+      <w:pPr>
+        <w:tabs>
+          <w:tab w:val="num" w:pos="2160"/>
+        </w:tabs>
+        <w:ind w:left="2160" w:hanging="360"/>
+      </w:pPr>
+      <w:rPr>
+        <w:rFonts w:ascii="Wingdings" w:hAnsi="Wingdings" w:hint="default"/>
+        <w:sz w:val="20"/>
+      </w:rPr>
+    </w:lvl>
+    <w:lvl w:ilvl="3" w:tentative="1">
+      <w:start w:val="1"/>
+      <w:numFmt w:val="bullet"/>
+      <w:lvlText w:val=""/>
+      <w:lvlJc w:val="left"/>
+      <w:pPr>
+        <w:tabs>
+          <w:tab w:val="num" w:pos="2880"/>
+        </w:tabs>
+        <w:ind w:left="2880" w:hanging="360"/>
+      </w:pPr>
+      <w:rPr>
+        <w:rFonts w:ascii="Wingdings" w:hAnsi="Wingdings" w:hint="default"/>
+        <w:sz w:val="20"/>
+      </w:rPr>
+    </w:lvl>
+    <w:lvl w:ilvl="4" w:tentative="1">
+      <w:start w:val="1"/>
+      <w:numFmt w:val="bullet"/>
+      <w:lvlText w:val=""/>
+      <w:lvlJc w:val="left"/>
+      <w:pPr>
+        <w:tabs>
+          <w:tab w:val="num" w:pos="3600"/>
+        </w:tabs>
+        <w:ind w:left="3600" w:hanging="360"/>
+      </w:pPr>
+      <w:rPr>
+        <w:rFonts w:ascii="Wingdings" w:hAnsi="Wingdings" w:hint="default"/>
+        <w:sz w:val="20"/>
+      </w:rPr>
+    </w:lvl>
+    <w:lvl w:ilvl="5" w:tentative="1">
+      <w:start w:val="1"/>
+      <w:numFmt w:val="bullet"/>
+      <w:lvlText w:val=""/>
+      <w:lvlJc w:val="left"/>
+      <w:pPr>
+        <w:tabs>
+          <w:tab w:val="num" w:pos="4320"/>
+        </w:tabs>
+        <w:ind w:left="4320" w:hanging="360"/>
+      </w:pPr>
+      <w:rPr>
+        <w:rFonts w:ascii="Wingdings" w:hAnsi="Wingdings" w:hint="default"/>
+        <w:sz w:val="20"/>
+      </w:rPr>
+    </w:lvl>
+    <w:lvl w:ilvl="6" w:tentative="1">
+      <w:start w:val="1"/>
+      <w:numFmt w:val="bullet"/>
+      <w:lvlText w:val=""/>
+      <w:lvlJc w:val="left"/>
+      <w:pPr>
+        <w:tabs>
+          <w:tab w:val="num" w:pos="5040"/>
+        </w:tabs>
+        <w:ind w:left="5040" w:hanging="360"/>
+      </w:pPr>
+      <w:rPr>
+        <w:rFonts w:ascii="Wingdings" w:hAnsi="Wingdings" w:hint="default"/>
+        <w:sz w:val="20"/>
+      </w:rPr>
+    </w:lvl>
+    <w:lvl w:ilvl="7" w:tentative="1">
+      <w:start w:val="1"/>
+      <w:numFmt w:val="bullet"/>
+      <w:lvlText w:val=""/>
+      <w:lvlJc w:val="left"/>
+      <w:pPr>
+        <w:tabs>
+          <w:tab w:val="num" w:pos="5760"/>
+        </w:tabs>
+        <w:ind w:left="5760" w:hanging="360"/>
+      </w:pPr>
+      <w:rPr>
+        <w:rFonts w:ascii="Wingdings" w:hAnsi="Wingdings" w:hint="default"/>
+        <w:sz w:val="20"/>
+      </w:rPr>
+    </w:lvl>
+    <w:lvl w:ilvl="8" w:tentative="1">
+      <w:start w:val="1"/>
+      <w:numFmt w:val="bullet"/>
+      <w:lvlText w:val=""/>
+      <w:lvlJc w:val="left"/>
+      <w:pPr>
+        <w:tabs>
+          <w:tab w:val="num" w:pos="6480"/>
+        </w:tabs>
+        <w:ind w:left="6480" w:hanging="360"/>
+      </w:pPr>
+      <w:rPr>
+        <w:rFonts w:ascii="Wingdings" w:hAnsi="Wingdings" w:hint="default"/>
+        <w:sz w:val="20"/>
+      </w:rPr>
+    </w:lvl>
+  </w:abstractNum>
+  <w:abstractNum w:abstractNumId="55" w15:restartNumberingAfterBreak="0">
     <w:nsid w:val="4C1B6826"/>
     <w:multiLevelType w:val="multilevel"/>
     <w:tmpl w:val="AC3855CA"/>
@@ -37896,7 +39603,7 @@
       </w:rPr>
     </w:lvl>
   </w:abstractNum>
-  <w:abstractNum w:abstractNumId="51" w15:restartNumberingAfterBreak="0">
+  <w:abstractNum w:abstractNumId="56" w15:restartNumberingAfterBreak="0">
     <w:nsid w:val="4C25684E"/>
     <w:multiLevelType w:val="multilevel"/>
     <w:tmpl w:val="6D28F582"/>
@@ -38045,7 +39752,7 @@
       </w:rPr>
     </w:lvl>
   </w:abstractNum>
-  <w:abstractNum w:abstractNumId="52" w15:restartNumberingAfterBreak="0">
+  <w:abstractNum w:abstractNumId="57" w15:restartNumberingAfterBreak="0">
     <w:nsid w:val="511565ED"/>
     <w:multiLevelType w:val="multilevel"/>
     <w:tmpl w:val="AA9245E2"/>
@@ -38191,7 +39898,156 @@
       </w:rPr>
     </w:lvl>
   </w:abstractNum>
-  <w:abstractNum w:abstractNumId="53" w15:restartNumberingAfterBreak="0">
+  <w:abstractNum w:abstractNumId="58" w15:restartNumberingAfterBreak="0">
+    <w:nsid w:val="51672ECD"/>
+    <w:multiLevelType w:val="multilevel"/>
+    <w:tmpl w:val="55425346"/>
+    <w:lvl w:ilvl="0">
+      <w:start w:val="1"/>
+      <w:numFmt w:val="bullet"/>
+      <w:lvlText w:val=""/>
+      <w:lvlJc w:val="left"/>
+      <w:pPr>
+        <w:tabs>
+          <w:tab w:val="num" w:pos="720"/>
+        </w:tabs>
+        <w:ind w:left="720" w:hanging="360"/>
+      </w:pPr>
+      <w:rPr>
+        <w:rFonts w:ascii="Symbol" w:hAnsi="Symbol" w:hint="default"/>
+        <w:sz w:val="20"/>
+      </w:rPr>
+    </w:lvl>
+    <w:lvl w:ilvl="1" w:tentative="1">
+      <w:start w:val="1"/>
+      <w:numFmt w:val="bullet"/>
+      <w:lvlText w:val="o"/>
+      <w:lvlJc w:val="left"/>
+      <w:pPr>
+        <w:tabs>
+          <w:tab w:val="num" w:pos="1440"/>
+        </w:tabs>
+        <w:ind w:left="1440" w:hanging="360"/>
+      </w:pPr>
+      <w:rPr>
+        <w:rFonts w:ascii="Courier New" w:hAnsi="Courier New" w:hint="default"/>
+        <w:sz w:val="20"/>
+      </w:rPr>
+    </w:lvl>
+    <w:lvl w:ilvl="2" w:tentative="1">
+      <w:start w:val="1"/>
+      <w:numFmt w:val="bullet"/>
+      <w:lvlText w:val=""/>
+      <w:lvlJc w:val="left"/>
+      <w:pPr>
+        <w:tabs>
+          <w:tab w:val="num" w:pos="2160"/>
+        </w:tabs>
+        <w:ind w:left="2160" w:hanging="360"/>
+      </w:pPr>
+      <w:rPr>
+        <w:rFonts w:ascii="Wingdings" w:hAnsi="Wingdings" w:hint="default"/>
+        <w:sz w:val="20"/>
+      </w:rPr>
+    </w:lvl>
+    <w:lvl w:ilvl="3" w:tentative="1">
+      <w:start w:val="1"/>
+      <w:numFmt w:val="bullet"/>
+      <w:lvlText w:val=""/>
+      <w:lvlJc w:val="left"/>
+      <w:pPr>
+        <w:tabs>
+          <w:tab w:val="num" w:pos="2880"/>
+        </w:tabs>
+        <w:ind w:left="2880" w:hanging="360"/>
+      </w:pPr>
+      <w:rPr>
+        <w:rFonts w:ascii="Wingdings" w:hAnsi="Wingdings" w:hint="default"/>
+        <w:sz w:val="20"/>
+      </w:rPr>
+    </w:lvl>
+    <w:lvl w:ilvl="4" w:tentative="1">
+      <w:start w:val="1"/>
+      <w:numFmt w:val="bullet"/>
+      <w:lvlText w:val=""/>
+      <w:lvlJc w:val="left"/>
+      <w:pPr>
+        <w:tabs>
+          <w:tab w:val="num" w:pos="3600"/>
+        </w:tabs>
+        <w:ind w:left="3600" w:hanging="360"/>
+      </w:pPr>
+      <w:rPr>
+        <w:rFonts w:ascii="Wingdings" w:hAnsi="Wingdings" w:hint="default"/>
+        <w:sz w:val="20"/>
+      </w:rPr>
+    </w:lvl>
+    <w:lvl w:ilvl="5" w:tentative="1">
+      <w:start w:val="1"/>
+      <w:numFmt w:val="bullet"/>
+      <w:lvlText w:val=""/>
+      <w:lvlJc w:val="left"/>
+      <w:pPr>
+        <w:tabs>
+          <w:tab w:val="num" w:pos="4320"/>
+        </w:tabs>
+        <w:ind w:left="4320" w:hanging="360"/>
+      </w:pPr>
+      <w:rPr>
+        <w:rFonts w:ascii="Wingdings" w:hAnsi="Wingdings" w:hint="default"/>
+        <w:sz w:val="20"/>
+      </w:rPr>
+    </w:lvl>
+    <w:lvl w:ilvl="6" w:tentative="1">
+      <w:start w:val="1"/>
+      <w:numFmt w:val="bullet"/>
+      <w:lvlText w:val=""/>
+      <w:lvlJc w:val="left"/>
+      <w:pPr>
+        <w:tabs>
+          <w:tab w:val="num" w:pos="5040"/>
+        </w:tabs>
+        <w:ind w:left="5040" w:hanging="360"/>
+      </w:pPr>
+      <w:rPr>
+        <w:rFonts w:ascii="Wingdings" w:hAnsi="Wingdings" w:hint="default"/>
+        <w:sz w:val="20"/>
+      </w:rPr>
+    </w:lvl>
+    <w:lvl w:ilvl="7" w:tentative="1">
+      <w:start w:val="1"/>
+      <w:numFmt w:val="bullet"/>
+      <w:lvlText w:val=""/>
+      <w:lvlJc w:val="left"/>
+      <w:pPr>
+        <w:tabs>
+          <w:tab w:val="num" w:pos="5760"/>
+        </w:tabs>
+        <w:ind w:left="5760" w:hanging="360"/>
+      </w:pPr>
+      <w:rPr>
+        <w:rFonts w:ascii="Wingdings" w:hAnsi="Wingdings" w:hint="default"/>
+        <w:sz w:val="20"/>
+      </w:rPr>
+    </w:lvl>
+    <w:lvl w:ilvl="8" w:tentative="1">
+      <w:start w:val="1"/>
+      <w:numFmt w:val="bullet"/>
+      <w:lvlText w:val=""/>
+      <w:lvlJc w:val="left"/>
+      <w:pPr>
+        <w:tabs>
+          <w:tab w:val="num" w:pos="6480"/>
+        </w:tabs>
+        <w:ind w:left="6480" w:hanging="360"/>
+      </w:pPr>
+      <w:rPr>
+        <w:rFonts w:ascii="Wingdings" w:hAnsi="Wingdings" w:hint="default"/>
+        <w:sz w:val="20"/>
+      </w:rPr>
+    </w:lvl>
+  </w:abstractNum>
+  <w:abstractNum w:abstractNumId="59" w15:restartNumberingAfterBreak="0">
     <w:nsid w:val="51D17BE7"/>
     <w:multiLevelType w:val="multilevel"/>
     <w:tmpl w:val="3B28D7EA"/>
@@ -38340,7 +40196,7 @@
       </w:rPr>
     </w:lvl>
   </w:abstractNum>
-  <w:abstractNum w:abstractNumId="54" w15:restartNumberingAfterBreak="0">
+  <w:abstractNum w:abstractNumId="60" w15:restartNumberingAfterBreak="0">
     <w:nsid w:val="521956E0"/>
     <w:multiLevelType w:val="multilevel"/>
     <w:tmpl w:val="347E4178"/>
@@ -38489,7 +40345,7 @@
       </w:rPr>
     </w:lvl>
   </w:abstractNum>
-  <w:abstractNum w:abstractNumId="55" w15:restartNumberingAfterBreak="0">
+  <w:abstractNum w:abstractNumId="61" w15:restartNumberingAfterBreak="0">
     <w:nsid w:val="56A11EA9"/>
     <w:multiLevelType w:val="multilevel"/>
     <w:tmpl w:val="03B20816"/>
@@ -38638,7 +40494,156 @@
       </w:rPr>
     </w:lvl>
   </w:abstractNum>
-  <w:abstractNum w:abstractNumId="56" w15:restartNumberingAfterBreak="0">
+  <w:abstractNum w:abstractNumId="62" w15:restartNumberingAfterBreak="0">
+    <w:nsid w:val="57BD25D4"/>
+    <w:multiLevelType w:val="multilevel"/>
+    <w:tmpl w:val="E4180750"/>
+    <w:lvl w:ilvl="0">
+      <w:start w:val="1"/>
+      <w:numFmt w:val="bullet"/>
+      <w:lvlText w:val=""/>
+      <w:lvlJc w:val="left"/>
+      <w:pPr>
+        <w:tabs>
+          <w:tab w:val="num" w:pos="720"/>
+        </w:tabs>
+        <w:ind w:left="720" w:hanging="360"/>
+      </w:pPr>
+      <w:rPr>
+        <w:rFonts w:ascii="Symbol" w:hAnsi="Symbol" w:hint="default"/>
+        <w:sz w:val="20"/>
+      </w:rPr>
+    </w:lvl>
+    <w:lvl w:ilvl="1" w:tentative="1">
+      <w:start w:val="1"/>
+      <w:numFmt w:val="bullet"/>
+      <w:lvlText w:val="o"/>
+      <w:lvlJc w:val="left"/>
+      <w:pPr>
+        <w:tabs>
+          <w:tab w:val="num" w:pos="1440"/>
+        </w:tabs>
+        <w:ind w:left="1440" w:hanging="360"/>
+      </w:pPr>
+      <w:rPr>
+        <w:rFonts w:ascii="Courier New" w:hAnsi="Courier New" w:hint="default"/>
+        <w:sz w:val="20"/>
+      </w:rPr>
+    </w:lvl>
+    <w:lvl w:ilvl="2" w:tentative="1">
+      <w:start w:val="1"/>
+      <w:numFmt w:val="bullet"/>
+      <w:lvlText w:val=""/>
+      <w:lvlJc w:val="left"/>
+      <w:pPr>
+        <w:tabs>
+          <w:tab w:val="num" w:pos="2160"/>
+        </w:tabs>
+        <w:ind w:left="2160" w:hanging="360"/>
+      </w:pPr>
+      <w:rPr>
+        <w:rFonts w:ascii="Wingdings" w:hAnsi="Wingdings" w:hint="default"/>
+        <w:sz w:val="20"/>
+      </w:rPr>
+    </w:lvl>
+    <w:lvl w:ilvl="3" w:tentative="1">
+      <w:start w:val="1"/>
+      <w:numFmt w:val="bullet"/>
+      <w:lvlText w:val=""/>
+      <w:lvlJc w:val="left"/>
+      <w:pPr>
+        <w:tabs>
+          <w:tab w:val="num" w:pos="2880"/>
+        </w:tabs>
+        <w:ind w:left="2880" w:hanging="360"/>
+      </w:pPr>
+      <w:rPr>
+        <w:rFonts w:ascii="Wingdings" w:hAnsi="Wingdings" w:hint="default"/>
+        <w:sz w:val="20"/>
+      </w:rPr>
+    </w:lvl>
+    <w:lvl w:ilvl="4" w:tentative="1">
+      <w:start w:val="1"/>
+      <w:numFmt w:val="bullet"/>
+      <w:lvlText w:val=""/>
+      <w:lvlJc w:val="left"/>
+      <w:pPr>
+        <w:tabs>
+          <w:tab w:val="num" w:pos="3600"/>
+        </w:tabs>
+        <w:ind w:left="3600" w:hanging="360"/>
+      </w:pPr>
+      <w:rPr>
+        <w:rFonts w:ascii="Wingdings" w:hAnsi="Wingdings" w:hint="default"/>
+        <w:sz w:val="20"/>
+      </w:rPr>
+    </w:lvl>
+    <w:lvl w:ilvl="5" w:tentative="1">
+      <w:start w:val="1"/>
+      <w:numFmt w:val="bullet"/>
+      <w:lvlText w:val=""/>
+      <w:lvlJc w:val="left"/>
+      <w:pPr>
+        <w:tabs>
+          <w:tab w:val="num" w:pos="4320"/>
+        </w:tabs>
+        <w:ind w:left="4320" w:hanging="360"/>
+      </w:pPr>
+      <w:rPr>
+        <w:rFonts w:ascii="Wingdings" w:hAnsi="Wingdings" w:hint="default"/>
+        <w:sz w:val="20"/>
+      </w:rPr>
+    </w:lvl>
+    <w:lvl w:ilvl="6" w:tentative="1">
+      <w:start w:val="1"/>
+      <w:numFmt w:val="bullet"/>
+      <w:lvlText w:val=""/>
+      <w:lvlJc w:val="left"/>
+      <w:pPr>
+        <w:tabs>
+          <w:tab w:val="num" w:pos="5040"/>
+        </w:tabs>
+        <w:ind w:left="5040" w:hanging="360"/>
+      </w:pPr>
+      <w:rPr>
+        <w:rFonts w:ascii="Wingdings" w:hAnsi="Wingdings" w:hint="default"/>
+        <w:sz w:val="20"/>
+      </w:rPr>
+    </w:lvl>
+    <w:lvl w:ilvl="7" w:tentative="1">
+      <w:start w:val="1"/>
+      <w:numFmt w:val="bullet"/>
+      <w:lvlText w:val=""/>
+      <w:lvlJc w:val="left"/>
+      <w:pPr>
+        <w:tabs>
+          <w:tab w:val="num" w:pos="5760"/>
+        </w:tabs>
+        <w:ind w:left="5760" w:hanging="360"/>
+      </w:pPr>
+      <w:rPr>
+        <w:rFonts w:ascii="Wingdings" w:hAnsi="Wingdings" w:hint="default"/>
+        <w:sz w:val="20"/>
+      </w:rPr>
+    </w:lvl>
+    <w:lvl w:ilvl="8" w:tentative="1">
+      <w:start w:val="1"/>
+      <w:numFmt w:val="bullet"/>
+      <w:lvlText w:val=""/>
+      <w:lvlJc w:val="left"/>
+      <w:pPr>
+        <w:tabs>
+          <w:tab w:val="num" w:pos="6480"/>
+        </w:tabs>
+        <w:ind w:left="6480" w:hanging="360"/>
+      </w:pPr>
+      <w:rPr>
+        <w:rFonts w:ascii="Wingdings" w:hAnsi="Wingdings" w:hint="default"/>
+        <w:sz w:val="20"/>
+      </w:rPr>
+    </w:lvl>
+  </w:abstractNum>
+  <w:abstractNum w:abstractNumId="63" w15:restartNumberingAfterBreak="0">
     <w:nsid w:val="58883170"/>
     <w:multiLevelType w:val="multilevel"/>
     <w:tmpl w:val="BE24EF12"/>
@@ -38787,7 +40792,7 @@
       </w:rPr>
     </w:lvl>
   </w:abstractNum>
-  <w:abstractNum w:abstractNumId="57" w15:restartNumberingAfterBreak="0">
+  <w:abstractNum w:abstractNumId="64" w15:restartNumberingAfterBreak="0">
     <w:nsid w:val="58B71FB5"/>
     <w:multiLevelType w:val="hybridMultilevel"/>
     <w:tmpl w:val="2A880276"/>
@@ -38900,7 +40905,7 @@
       </w:rPr>
     </w:lvl>
   </w:abstractNum>
-  <w:abstractNum w:abstractNumId="58" w15:restartNumberingAfterBreak="0">
+  <w:abstractNum w:abstractNumId="65" w15:restartNumberingAfterBreak="0">
     <w:nsid w:val="58CE0E47"/>
     <w:multiLevelType w:val="multilevel"/>
     <w:tmpl w:val="F5DC8E2C"/>
@@ -39049,7 +41054,7 @@
       </w:rPr>
     </w:lvl>
   </w:abstractNum>
-  <w:abstractNum w:abstractNumId="59" w15:restartNumberingAfterBreak="0">
+  <w:abstractNum w:abstractNumId="66" w15:restartNumberingAfterBreak="0">
     <w:nsid w:val="5CAE50E3"/>
     <w:multiLevelType w:val="multilevel"/>
     <w:tmpl w:val="A0123ED2"/>
@@ -39198,7 +41203,156 @@
       </w:rPr>
     </w:lvl>
   </w:abstractNum>
-  <w:abstractNum w:abstractNumId="60" w15:restartNumberingAfterBreak="0">
+  <w:abstractNum w:abstractNumId="67" w15:restartNumberingAfterBreak="0">
+    <w:nsid w:val="5CB713C0"/>
+    <w:multiLevelType w:val="multilevel"/>
+    <w:tmpl w:val="B35EA726"/>
+    <w:lvl w:ilvl="0">
+      <w:start w:val="1"/>
+      <w:numFmt w:val="bullet"/>
+      <w:lvlText w:val=""/>
+      <w:lvlJc w:val="left"/>
+      <w:pPr>
+        <w:tabs>
+          <w:tab w:val="num" w:pos="720"/>
+        </w:tabs>
+        <w:ind w:left="720" w:hanging="360"/>
+      </w:pPr>
+      <w:rPr>
+        <w:rFonts w:ascii="Symbol" w:hAnsi="Symbol" w:hint="default"/>
+        <w:sz w:val="20"/>
+      </w:rPr>
+    </w:lvl>
+    <w:lvl w:ilvl="1" w:tentative="1">
+      <w:start w:val="1"/>
+      <w:numFmt w:val="bullet"/>
+      <w:lvlText w:val="o"/>
+      <w:lvlJc w:val="left"/>
+      <w:pPr>
+        <w:tabs>
+          <w:tab w:val="num" w:pos="1440"/>
+        </w:tabs>
+        <w:ind w:left="1440" w:hanging="360"/>
+      </w:pPr>
+      <w:rPr>
+        <w:rFonts w:ascii="Courier New" w:hAnsi="Courier New" w:hint="default"/>
+        <w:sz w:val="20"/>
+      </w:rPr>
+    </w:lvl>
+    <w:lvl w:ilvl="2" w:tentative="1">
+      <w:start w:val="1"/>
+      <w:numFmt w:val="bullet"/>
+      <w:lvlText w:val=""/>
+      <w:lvlJc w:val="left"/>
+      <w:pPr>
+        <w:tabs>
+          <w:tab w:val="num" w:pos="2160"/>
+        </w:tabs>
+        <w:ind w:left="2160" w:hanging="360"/>
+      </w:pPr>
+      <w:rPr>
+        <w:rFonts w:ascii="Wingdings" w:hAnsi="Wingdings" w:hint="default"/>
+        <w:sz w:val="20"/>
+      </w:rPr>
+    </w:lvl>
+    <w:lvl w:ilvl="3" w:tentative="1">
+      <w:start w:val="1"/>
+      <w:numFmt w:val="bullet"/>
+      <w:lvlText w:val=""/>
+      <w:lvlJc w:val="left"/>
+      <w:pPr>
+        <w:tabs>
+          <w:tab w:val="num" w:pos="2880"/>
+        </w:tabs>
+        <w:ind w:left="2880" w:hanging="360"/>
+      </w:pPr>
+      <w:rPr>
+        <w:rFonts w:ascii="Wingdings" w:hAnsi="Wingdings" w:hint="default"/>
+        <w:sz w:val="20"/>
+      </w:rPr>
+    </w:lvl>
+    <w:lvl w:ilvl="4" w:tentative="1">
+      <w:start w:val="1"/>
+      <w:numFmt w:val="bullet"/>
+      <w:lvlText w:val=""/>
+      <w:lvlJc w:val="left"/>
+      <w:pPr>
+        <w:tabs>
+          <w:tab w:val="num" w:pos="3600"/>
+        </w:tabs>
+        <w:ind w:left="3600" w:hanging="360"/>
+      </w:pPr>
+      <w:rPr>
+        <w:rFonts w:ascii="Wingdings" w:hAnsi="Wingdings" w:hint="default"/>
+        <w:sz w:val="20"/>
+      </w:rPr>
+    </w:lvl>
+    <w:lvl w:ilvl="5" w:tentative="1">
+      <w:start w:val="1"/>
+      <w:numFmt w:val="bullet"/>
+      <w:lvlText w:val=""/>
+      <w:lvlJc w:val="left"/>
+      <w:pPr>
+        <w:tabs>
+          <w:tab w:val="num" w:pos="4320"/>
+        </w:tabs>
+        <w:ind w:left="4320" w:hanging="360"/>
+      </w:pPr>
+      <w:rPr>
+        <w:rFonts w:ascii="Wingdings" w:hAnsi="Wingdings" w:hint="default"/>
+        <w:sz w:val="20"/>
+      </w:rPr>
+    </w:lvl>
+    <w:lvl w:ilvl="6" w:tentative="1">
+      <w:start w:val="1"/>
+      <w:numFmt w:val="bullet"/>
+      <w:lvlText w:val=""/>
+      <w:lvlJc w:val="left"/>
+      <w:pPr>
+        <w:tabs>
+          <w:tab w:val="num" w:pos="5040"/>
+        </w:tabs>
+        <w:ind w:left="5040" w:hanging="360"/>
+      </w:pPr>
+      <w:rPr>
+        <w:rFonts w:ascii="Wingdings" w:hAnsi="Wingdings" w:hint="default"/>
+        <w:sz w:val="20"/>
+      </w:rPr>
+    </w:lvl>
+    <w:lvl w:ilvl="7" w:tentative="1">
+      <w:start w:val="1"/>
+      <w:numFmt w:val="bullet"/>
+      <w:lvlText w:val=""/>
+      <w:lvlJc w:val="left"/>
+      <w:pPr>
+        <w:tabs>
+          <w:tab w:val="num" w:pos="5760"/>
+        </w:tabs>
+        <w:ind w:left="5760" w:hanging="360"/>
+      </w:pPr>
+      <w:rPr>
+        <w:rFonts w:ascii="Wingdings" w:hAnsi="Wingdings" w:hint="default"/>
+        <w:sz w:val="20"/>
+      </w:rPr>
+    </w:lvl>
+    <w:lvl w:ilvl="8" w:tentative="1">
+      <w:start w:val="1"/>
+      <w:numFmt w:val="bullet"/>
+      <w:lvlText w:val=""/>
+      <w:lvlJc w:val="left"/>
+      <w:pPr>
+        <w:tabs>
+          <w:tab w:val="num" w:pos="6480"/>
+        </w:tabs>
+        <w:ind w:left="6480" w:hanging="360"/>
+      </w:pPr>
+      <w:rPr>
+        <w:rFonts w:ascii="Wingdings" w:hAnsi="Wingdings" w:hint="default"/>
+        <w:sz w:val="20"/>
+      </w:rPr>
+    </w:lvl>
+  </w:abstractNum>
+  <w:abstractNum w:abstractNumId="68" w15:restartNumberingAfterBreak="0">
     <w:nsid w:val="5EE012DA"/>
     <w:multiLevelType w:val="multilevel"/>
     <w:tmpl w:val="C08E97E2"/>
@@ -39347,7 +41501,7 @@
       </w:rPr>
     </w:lvl>
   </w:abstractNum>
-  <w:abstractNum w:abstractNumId="61" w15:restartNumberingAfterBreak="0">
+  <w:abstractNum w:abstractNumId="69" w15:restartNumberingAfterBreak="0">
     <w:nsid w:val="5F231286"/>
     <w:multiLevelType w:val="hybridMultilevel"/>
     <w:tmpl w:val="D960EF48"/>
@@ -39436,7 +41590,7 @@
       </w:pPr>
     </w:lvl>
   </w:abstractNum>
-  <w:abstractNum w:abstractNumId="62" w15:restartNumberingAfterBreak="0">
+  <w:abstractNum w:abstractNumId="70" w15:restartNumberingAfterBreak="0">
     <w:nsid w:val="5F382121"/>
     <w:multiLevelType w:val="multilevel"/>
     <w:tmpl w:val="323C9B84"/>
@@ -39585,7 +41739,7 @@
       </w:rPr>
     </w:lvl>
   </w:abstractNum>
-  <w:abstractNum w:abstractNumId="63" w15:restartNumberingAfterBreak="0">
+  <w:abstractNum w:abstractNumId="71" w15:restartNumberingAfterBreak="0">
     <w:nsid w:val="61425A3C"/>
     <w:multiLevelType w:val="multilevel"/>
     <w:tmpl w:val="0360D826"/>
@@ -39734,7 +41888,7 @@
       </w:rPr>
     </w:lvl>
   </w:abstractNum>
-  <w:abstractNum w:abstractNumId="64" w15:restartNumberingAfterBreak="0">
+  <w:abstractNum w:abstractNumId="72" w15:restartNumberingAfterBreak="0">
     <w:nsid w:val="64BF4F7C"/>
     <w:multiLevelType w:val="multilevel"/>
     <w:tmpl w:val="22429BCC"/>
@@ -39883,7 +42037,7 @@
       </w:rPr>
     </w:lvl>
   </w:abstractNum>
-  <w:abstractNum w:abstractNumId="65" w15:restartNumberingAfterBreak="0">
+  <w:abstractNum w:abstractNumId="73" w15:restartNumberingAfterBreak="0">
     <w:nsid w:val="6573464C"/>
     <w:multiLevelType w:val="multilevel"/>
     <w:tmpl w:val="064CE33E"/>
@@ -40032,7 +42186,7 @@
       </w:rPr>
     </w:lvl>
   </w:abstractNum>
-  <w:abstractNum w:abstractNumId="66" w15:restartNumberingAfterBreak="0">
+  <w:abstractNum w:abstractNumId="74" w15:restartNumberingAfterBreak="0">
     <w:nsid w:val="65DB59C8"/>
     <w:multiLevelType w:val="multilevel"/>
     <w:tmpl w:val="1F22AECE"/>
@@ -40181,7 +42335,7 @@
       </w:rPr>
     </w:lvl>
   </w:abstractNum>
-  <w:abstractNum w:abstractNumId="67" w15:restartNumberingAfterBreak="0">
+  <w:abstractNum w:abstractNumId="75" w15:restartNumberingAfterBreak="0">
     <w:nsid w:val="664A7E53"/>
     <w:multiLevelType w:val="multilevel"/>
     <w:tmpl w:val="1C74F5BA"/>
@@ -40330,7 +42484,7 @@
       </w:rPr>
     </w:lvl>
   </w:abstractNum>
-  <w:abstractNum w:abstractNumId="68" w15:restartNumberingAfterBreak="0">
+  <w:abstractNum w:abstractNumId="76" w15:restartNumberingAfterBreak="0">
     <w:nsid w:val="66744980"/>
     <w:multiLevelType w:val="hybridMultilevel"/>
     <w:tmpl w:val="01F6B306"/>
@@ -40443,7 +42597,7 @@
       </w:rPr>
     </w:lvl>
   </w:abstractNum>
-  <w:abstractNum w:abstractNumId="69" w15:restartNumberingAfterBreak="0">
+  <w:abstractNum w:abstractNumId="77" w15:restartNumberingAfterBreak="0">
     <w:nsid w:val="67D3505E"/>
     <w:multiLevelType w:val="hybridMultilevel"/>
     <w:tmpl w:val="78FE4A4A"/>
@@ -40533,7 +42687,7 @@
       </w:pPr>
     </w:lvl>
   </w:abstractNum>
-  <w:abstractNum w:abstractNumId="70" w15:restartNumberingAfterBreak="0">
+  <w:abstractNum w:abstractNumId="78" w15:restartNumberingAfterBreak="0">
     <w:nsid w:val="68611B75"/>
     <w:multiLevelType w:val="hybridMultilevel"/>
     <w:tmpl w:val="E9FE6782"/>
@@ -40646,7 +42800,7 @@
       </w:rPr>
     </w:lvl>
   </w:abstractNum>
-  <w:abstractNum w:abstractNumId="71" w15:restartNumberingAfterBreak="0">
+  <w:abstractNum w:abstractNumId="79" w15:restartNumberingAfterBreak="0">
     <w:nsid w:val="68B10E99"/>
     <w:multiLevelType w:val="multilevel"/>
     <w:tmpl w:val="70E0A478"/>
@@ -40795,7 +42949,7 @@
       </w:rPr>
     </w:lvl>
   </w:abstractNum>
-  <w:abstractNum w:abstractNumId="72" w15:restartNumberingAfterBreak="0">
+  <w:abstractNum w:abstractNumId="80" w15:restartNumberingAfterBreak="0">
     <w:nsid w:val="690D5F72"/>
     <w:multiLevelType w:val="multilevel"/>
     <w:tmpl w:val="D6D4FB54"/>
@@ -40944,7 +43098,7 @@
       </w:rPr>
     </w:lvl>
   </w:abstractNum>
-  <w:abstractNum w:abstractNumId="73" w15:restartNumberingAfterBreak="0">
+  <w:abstractNum w:abstractNumId="81" w15:restartNumberingAfterBreak="0">
     <w:nsid w:val="69361112"/>
     <w:multiLevelType w:val="multilevel"/>
     <w:tmpl w:val="299A6364"/>
@@ -41093,7 +43247,7 @@
       </w:rPr>
     </w:lvl>
   </w:abstractNum>
-  <w:abstractNum w:abstractNumId="74" w15:restartNumberingAfterBreak="0">
+  <w:abstractNum w:abstractNumId="82" w15:restartNumberingAfterBreak="0">
     <w:nsid w:val="6A79018D"/>
     <w:multiLevelType w:val="multilevel"/>
     <w:tmpl w:val="6CD6A800"/>
@@ -41242,7 +43396,7 @@
       </w:rPr>
     </w:lvl>
   </w:abstractNum>
-  <w:abstractNum w:abstractNumId="75" w15:restartNumberingAfterBreak="0">
+  <w:abstractNum w:abstractNumId="83" w15:restartNumberingAfterBreak="0">
     <w:nsid w:val="6BAF6CF0"/>
     <w:multiLevelType w:val="hybridMultilevel"/>
     <w:tmpl w:val="F98E7FF0"/>
@@ -41355,7 +43509,7 @@
       </w:rPr>
     </w:lvl>
   </w:abstractNum>
-  <w:abstractNum w:abstractNumId="76" w15:restartNumberingAfterBreak="0">
+  <w:abstractNum w:abstractNumId="84" w15:restartNumberingAfterBreak="0">
     <w:nsid w:val="6C3E67E8"/>
     <w:multiLevelType w:val="multilevel"/>
     <w:tmpl w:val="01EC1F9A"/>
@@ -41504,7 +43658,7 @@
       </w:rPr>
     </w:lvl>
   </w:abstractNum>
-  <w:abstractNum w:abstractNumId="77" w15:restartNumberingAfterBreak="0">
+  <w:abstractNum w:abstractNumId="85" w15:restartNumberingAfterBreak="0">
     <w:nsid w:val="6C571A9F"/>
     <w:multiLevelType w:val="multilevel"/>
     <w:tmpl w:val="082A7192"/>
@@ -41653,7 +43807,7 @@
       </w:rPr>
     </w:lvl>
   </w:abstractNum>
-  <w:abstractNum w:abstractNumId="78" w15:restartNumberingAfterBreak="0">
+  <w:abstractNum w:abstractNumId="86" w15:restartNumberingAfterBreak="0">
     <w:nsid w:val="6C595225"/>
     <w:multiLevelType w:val="multilevel"/>
     <w:tmpl w:val="282A3324"/>
@@ -41802,7 +43956,7 @@
       </w:rPr>
     </w:lvl>
   </w:abstractNum>
-  <w:abstractNum w:abstractNumId="79" w15:restartNumberingAfterBreak="0">
+  <w:abstractNum w:abstractNumId="87" w15:restartNumberingAfterBreak="0">
     <w:nsid w:val="6EB73FE3"/>
     <w:multiLevelType w:val="multilevel"/>
     <w:tmpl w:val="46188CBC"/>
@@ -41951,7 +44105,7 @@
       </w:rPr>
     </w:lvl>
   </w:abstractNum>
-  <w:abstractNum w:abstractNumId="80" w15:restartNumberingAfterBreak="0">
+  <w:abstractNum w:abstractNumId="88" w15:restartNumberingAfterBreak="0">
     <w:nsid w:val="6F765573"/>
     <w:multiLevelType w:val="multilevel"/>
     <w:tmpl w:val="AB54285C"/>
@@ -42100,7 +44254,7 @@
       </w:rPr>
     </w:lvl>
   </w:abstractNum>
-  <w:abstractNum w:abstractNumId="81" w15:restartNumberingAfterBreak="0">
+  <w:abstractNum w:abstractNumId="89" w15:restartNumberingAfterBreak="0">
     <w:nsid w:val="71371A81"/>
     <w:multiLevelType w:val="multilevel"/>
     <w:tmpl w:val="00C62AAE"/>
@@ -42249,7 +44403,7 @@
       </w:rPr>
     </w:lvl>
   </w:abstractNum>
-  <w:abstractNum w:abstractNumId="82" w15:restartNumberingAfterBreak="0">
+  <w:abstractNum w:abstractNumId="90" w15:restartNumberingAfterBreak="0">
     <w:nsid w:val="73746DF9"/>
     <w:multiLevelType w:val="multilevel"/>
     <w:tmpl w:val="850C92E8"/>
@@ -42398,7 +44552,7 @@
       </w:rPr>
     </w:lvl>
   </w:abstractNum>
-  <w:abstractNum w:abstractNumId="83" w15:restartNumberingAfterBreak="0">
+  <w:abstractNum w:abstractNumId="91" w15:restartNumberingAfterBreak="0">
     <w:nsid w:val="73AB2BA1"/>
     <w:multiLevelType w:val="hybridMultilevel"/>
     <w:tmpl w:val="FD623808"/>
@@ -42511,7 +44665,7 @@
       </w:rPr>
     </w:lvl>
   </w:abstractNum>
-  <w:abstractNum w:abstractNumId="84" w15:restartNumberingAfterBreak="0">
+  <w:abstractNum w:abstractNumId="92" w15:restartNumberingAfterBreak="0">
     <w:nsid w:val="74D97B91"/>
     <w:multiLevelType w:val="multilevel"/>
     <w:tmpl w:val="93A46F46"/>
@@ -42660,7 +44814,7 @@
       </w:rPr>
     </w:lvl>
   </w:abstractNum>
-  <w:abstractNum w:abstractNumId="85" w15:restartNumberingAfterBreak="0">
+  <w:abstractNum w:abstractNumId="93" w15:restartNumberingAfterBreak="0">
     <w:nsid w:val="75300FDD"/>
     <w:multiLevelType w:val="multilevel"/>
     <w:tmpl w:val="8222D0C4"/>
@@ -42809,7 +44963,7 @@
       </w:rPr>
     </w:lvl>
   </w:abstractNum>
-  <w:abstractNum w:abstractNumId="86" w15:restartNumberingAfterBreak="0">
+  <w:abstractNum w:abstractNumId="94" w15:restartNumberingAfterBreak="0">
     <w:nsid w:val="76876B47"/>
     <w:multiLevelType w:val="multilevel"/>
     <w:tmpl w:val="A1106B1C"/>
@@ -42926,7 +45080,7 @@
       </w:pPr>
     </w:lvl>
   </w:abstractNum>
-  <w:abstractNum w:abstractNumId="87" w15:restartNumberingAfterBreak="0">
+  <w:abstractNum w:abstractNumId="95" w15:restartNumberingAfterBreak="0">
     <w:nsid w:val="77A9713A"/>
     <w:multiLevelType w:val="multilevel"/>
     <w:tmpl w:val="11AC5F6A"/>
@@ -43075,7 +45229,7 @@
       </w:rPr>
     </w:lvl>
   </w:abstractNum>
-  <w:abstractNum w:abstractNumId="88" w15:restartNumberingAfterBreak="0">
+  <w:abstractNum w:abstractNumId="96" w15:restartNumberingAfterBreak="0">
     <w:nsid w:val="77E71C99"/>
     <w:multiLevelType w:val="multilevel"/>
     <w:tmpl w:val="891C927E"/>
@@ -43224,7 +45378,7 @@
       </w:rPr>
     </w:lvl>
   </w:abstractNum>
-  <w:abstractNum w:abstractNumId="89" w15:restartNumberingAfterBreak="0">
+  <w:abstractNum w:abstractNumId="97" w15:restartNumberingAfterBreak="0">
     <w:nsid w:val="782F7228"/>
     <w:multiLevelType w:val="multilevel"/>
     <w:tmpl w:val="6038E22C"/>
@@ -43373,7 +45527,7 @@
       </w:rPr>
     </w:lvl>
   </w:abstractNum>
-  <w:abstractNum w:abstractNumId="90" w15:restartNumberingAfterBreak="0">
+  <w:abstractNum w:abstractNumId="98" w15:restartNumberingAfterBreak="0">
     <w:nsid w:val="78B03EEF"/>
     <w:multiLevelType w:val="multilevel"/>
     <w:tmpl w:val="2DE4FCDE"/>
@@ -43522,7 +45676,7 @@
       </w:rPr>
     </w:lvl>
   </w:abstractNum>
-  <w:abstractNum w:abstractNumId="91" w15:restartNumberingAfterBreak="0">
+  <w:abstractNum w:abstractNumId="99" w15:restartNumberingAfterBreak="0">
     <w:nsid w:val="7B780D17"/>
     <w:multiLevelType w:val="multilevel"/>
     <w:tmpl w:val="DA382F94"/>
@@ -43671,7 +45825,7 @@
       </w:rPr>
     </w:lvl>
   </w:abstractNum>
-  <w:abstractNum w:abstractNumId="92" w15:restartNumberingAfterBreak="0">
+  <w:abstractNum w:abstractNumId="100" w15:restartNumberingAfterBreak="0">
     <w:nsid w:val="7E8E6514"/>
     <w:multiLevelType w:val="multilevel"/>
     <w:tmpl w:val="E89AF72E"/>
@@ -43820,7 +45974,7 @@
       </w:rPr>
     </w:lvl>
   </w:abstractNum>
-  <w:abstractNum w:abstractNumId="93" w15:restartNumberingAfterBreak="0">
+  <w:abstractNum w:abstractNumId="101" w15:restartNumberingAfterBreak="0">
     <w:nsid w:val="7EF25DD1"/>
     <w:multiLevelType w:val="multilevel"/>
     <w:tmpl w:val="A42E1570"/>
@@ -43969,7 +46123,7 @@
       </w:rPr>
     </w:lvl>
   </w:abstractNum>
-  <w:abstractNum w:abstractNumId="94" w15:restartNumberingAfterBreak="0">
+  <w:abstractNum w:abstractNumId="102" w15:restartNumberingAfterBreak="0">
     <w:nsid w:val="7F72158B"/>
     <w:multiLevelType w:val="multilevel"/>
     <w:tmpl w:val="31145DC4"/>
@@ -44119,109 +46273,109 @@
     </w:lvl>
   </w:abstractNum>
   <w:num w:numId="1" w16cid:durableId="60979753">
-    <w:abstractNumId w:val="33"/>
+    <w:abstractNumId w:val="36"/>
   </w:num>
   <w:num w:numId="2" w16cid:durableId="1136878942">
-    <w:abstractNumId w:val="50"/>
+    <w:abstractNumId w:val="55"/>
   </w:num>
   <w:num w:numId="3" w16cid:durableId="1430615124">
     <w:abstractNumId w:val="4"/>
   </w:num>
   <w:num w:numId="4" w16cid:durableId="673461528">
-    <w:abstractNumId w:val="8"/>
+    <w:abstractNumId w:val="9"/>
   </w:num>
   <w:num w:numId="5" w16cid:durableId="1361201955">
-    <w:abstractNumId w:val="85"/>
+    <w:abstractNumId w:val="93"/>
   </w:num>
   <w:num w:numId="6" w16cid:durableId="1573468963">
-    <w:abstractNumId w:val="70"/>
+    <w:abstractNumId w:val="78"/>
   </w:num>
   <w:num w:numId="7" w16cid:durableId="1401556319">
-    <w:abstractNumId w:val="86"/>
+    <w:abstractNumId w:val="94"/>
   </w:num>
   <w:num w:numId="8" w16cid:durableId="119493563">
-    <w:abstractNumId w:val="23"/>
+    <w:abstractNumId w:val="25"/>
   </w:num>
   <w:num w:numId="9" w16cid:durableId="1544244145">
-    <w:abstractNumId w:val="94"/>
+    <w:abstractNumId w:val="102"/>
   </w:num>
   <w:num w:numId="10" w16cid:durableId="1049651362">
-    <w:abstractNumId w:val="69"/>
+    <w:abstractNumId w:val="77"/>
   </w:num>
   <w:num w:numId="11" w16cid:durableId="572668786">
-    <w:abstractNumId w:val="45"/>
+    <w:abstractNumId w:val="49"/>
   </w:num>
   <w:num w:numId="12" w16cid:durableId="1522550627">
-    <w:abstractNumId w:val="75"/>
+    <w:abstractNumId w:val="83"/>
   </w:num>
   <w:num w:numId="13" w16cid:durableId="12845333">
-    <w:abstractNumId w:val="54"/>
+    <w:abstractNumId w:val="60"/>
   </w:num>
   <w:num w:numId="14" w16cid:durableId="422729153">
-    <w:abstractNumId w:val="38"/>
+    <w:abstractNumId w:val="41"/>
   </w:num>
   <w:num w:numId="15" w16cid:durableId="206576850">
-    <w:abstractNumId w:val="22"/>
+    <w:abstractNumId w:val="24"/>
   </w:num>
   <w:num w:numId="16" w16cid:durableId="1161652368">
-    <w:abstractNumId w:val="55"/>
+    <w:abstractNumId w:val="61"/>
   </w:num>
   <w:num w:numId="17" w16cid:durableId="164512509">
-    <w:abstractNumId w:val="13"/>
+    <w:abstractNumId w:val="14"/>
   </w:num>
   <w:num w:numId="18" w16cid:durableId="341783372">
-    <w:abstractNumId w:val="44"/>
+    <w:abstractNumId w:val="48"/>
   </w:num>
   <w:num w:numId="19" w16cid:durableId="39135884">
-    <w:abstractNumId w:val="87"/>
+    <w:abstractNumId w:val="95"/>
   </w:num>
   <w:num w:numId="20" w16cid:durableId="1825077323">
-    <w:abstractNumId w:val="63"/>
+    <w:abstractNumId w:val="71"/>
   </w:num>
   <w:num w:numId="21" w16cid:durableId="955602578">
     <w:abstractNumId w:val="5"/>
   </w:num>
   <w:num w:numId="22" w16cid:durableId="702294193">
-    <w:abstractNumId w:val="82"/>
+    <w:abstractNumId w:val="90"/>
   </w:num>
   <w:num w:numId="23" w16cid:durableId="288165155">
-    <w:abstractNumId w:val="49"/>
+    <w:abstractNumId w:val="53"/>
   </w:num>
   <w:num w:numId="24" w16cid:durableId="429082169">
-    <w:abstractNumId w:val="28"/>
+    <w:abstractNumId w:val="31"/>
   </w:num>
   <w:num w:numId="25" w16cid:durableId="948704314">
-    <w:abstractNumId w:val="25"/>
+    <w:abstractNumId w:val="27"/>
   </w:num>
   <w:num w:numId="26" w16cid:durableId="2113428111">
-    <w:abstractNumId w:val="61"/>
+    <w:abstractNumId w:val="69"/>
   </w:num>
   <w:num w:numId="27" w16cid:durableId="853571151">
-    <w:abstractNumId w:val="18"/>
+    <w:abstractNumId w:val="19"/>
   </w:num>
   <w:num w:numId="28" w16cid:durableId="400294677">
     <w:abstractNumId w:val="3"/>
   </w:num>
   <w:num w:numId="29" w16cid:durableId="565646523">
-    <w:abstractNumId w:val="32"/>
+    <w:abstractNumId w:val="35"/>
   </w:num>
   <w:num w:numId="30" w16cid:durableId="1837184518">
-    <w:abstractNumId w:val="76"/>
+    <w:abstractNumId w:val="84"/>
   </w:num>
   <w:num w:numId="31" w16cid:durableId="297030461">
-    <w:abstractNumId w:val="51"/>
+    <w:abstractNumId w:val="56"/>
   </w:num>
   <w:num w:numId="32" w16cid:durableId="1860972327">
     <w:abstractNumId w:val="1"/>
   </w:num>
   <w:num w:numId="33" w16cid:durableId="1273391448">
-    <w:abstractNumId w:val="15"/>
+    <w:abstractNumId w:val="16"/>
   </w:num>
   <w:num w:numId="34" w16cid:durableId="1540163932">
-    <w:abstractNumId w:val="9"/>
+    <w:abstractNumId w:val="10"/>
   </w:num>
   <w:num w:numId="35" w16cid:durableId="1018432894">
-    <w:abstractNumId w:val="42"/>
+    <w:abstractNumId w:val="45"/>
   </w:num>
   <w:num w:numId="36" w16cid:durableId="1974083">
     <w:abstractNumId w:val="2"/>
@@ -44230,178 +46384,202 @@
     <w:abstractNumId w:val="0"/>
   </w:num>
   <w:num w:numId="38" w16cid:durableId="886335120">
+    <w:abstractNumId w:val="76"/>
+  </w:num>
+  <w:num w:numId="39" w16cid:durableId="54473941">
+    <w:abstractNumId w:val="11"/>
+  </w:num>
+  <w:num w:numId="40" w16cid:durableId="533688943">
+    <w:abstractNumId w:val="21"/>
+  </w:num>
+  <w:num w:numId="41" w16cid:durableId="1628663297">
+    <w:abstractNumId w:val="59"/>
+  </w:num>
+  <w:num w:numId="42" w16cid:durableId="1340423698">
+    <w:abstractNumId w:val="82"/>
+  </w:num>
+  <w:num w:numId="43" w16cid:durableId="1543708978">
+    <w:abstractNumId w:val="101"/>
+  </w:num>
+  <w:num w:numId="44" w16cid:durableId="1617978281">
+    <w:abstractNumId w:val="70"/>
+  </w:num>
+  <w:num w:numId="45" w16cid:durableId="1139491930">
+    <w:abstractNumId w:val="99"/>
+  </w:num>
+  <w:num w:numId="46" w16cid:durableId="1312446574">
+    <w:abstractNumId w:val="87"/>
+  </w:num>
+  <w:num w:numId="47" w16cid:durableId="1473014466">
+    <w:abstractNumId w:val="42"/>
+  </w:num>
+  <w:num w:numId="48" w16cid:durableId="1494687537">
+    <w:abstractNumId w:val="65"/>
+  </w:num>
+  <w:num w:numId="49" w16cid:durableId="1546332924">
+    <w:abstractNumId w:val="50"/>
+  </w:num>
+  <w:num w:numId="50" w16cid:durableId="148059033">
+    <w:abstractNumId w:val="38"/>
+  </w:num>
+  <w:num w:numId="51" w16cid:durableId="838615759">
+    <w:abstractNumId w:val="57"/>
+  </w:num>
+  <w:num w:numId="52" w16cid:durableId="1313604255">
+    <w:abstractNumId w:val="52"/>
+  </w:num>
+  <w:num w:numId="53" w16cid:durableId="972173161">
+    <w:abstractNumId w:val="17"/>
+  </w:num>
+  <w:num w:numId="54" w16cid:durableId="2090271717">
+    <w:abstractNumId w:val="51"/>
+  </w:num>
+  <w:num w:numId="55" w16cid:durableId="1170677161">
+    <w:abstractNumId w:val="20"/>
+  </w:num>
+  <w:num w:numId="56" w16cid:durableId="1353268228">
+    <w:abstractNumId w:val="74"/>
+  </w:num>
+  <w:num w:numId="57" w16cid:durableId="424960836">
+    <w:abstractNumId w:val="13"/>
+  </w:num>
+  <w:num w:numId="58" w16cid:durableId="1137798931">
+    <w:abstractNumId w:val="72"/>
+  </w:num>
+  <w:num w:numId="59" w16cid:durableId="626084181">
+    <w:abstractNumId w:val="39"/>
+  </w:num>
+  <w:num w:numId="60" w16cid:durableId="1248928165">
+    <w:abstractNumId w:val="8"/>
+  </w:num>
+  <w:num w:numId="61" w16cid:durableId="891306582">
+    <w:abstractNumId w:val="92"/>
+  </w:num>
+  <w:num w:numId="62" w16cid:durableId="955715304">
+    <w:abstractNumId w:val="43"/>
+  </w:num>
+  <w:num w:numId="63" w16cid:durableId="415060601">
+    <w:abstractNumId w:val="100"/>
+  </w:num>
+  <w:num w:numId="64" w16cid:durableId="1786000242">
+    <w:abstractNumId w:val="28"/>
+  </w:num>
+  <w:num w:numId="65" w16cid:durableId="750348364">
+    <w:abstractNumId w:val="66"/>
+  </w:num>
+  <w:num w:numId="66" w16cid:durableId="1156216280">
+    <w:abstractNumId w:val="75"/>
+  </w:num>
+  <w:num w:numId="67" w16cid:durableId="1449009044">
+    <w:abstractNumId w:val="34"/>
+  </w:num>
+  <w:num w:numId="68" w16cid:durableId="1783842453">
+    <w:abstractNumId w:val="91"/>
+  </w:num>
+  <w:num w:numId="69" w16cid:durableId="1236673024">
+    <w:abstractNumId w:val="81"/>
+  </w:num>
+  <w:num w:numId="70" w16cid:durableId="1214654908">
+    <w:abstractNumId w:val="85"/>
+  </w:num>
+  <w:num w:numId="71" w16cid:durableId="1286694906">
+    <w:abstractNumId w:val="98"/>
+  </w:num>
+  <w:num w:numId="72" w16cid:durableId="163979959">
+    <w:abstractNumId w:val="12"/>
+  </w:num>
+  <w:num w:numId="73" w16cid:durableId="1013647731">
+    <w:abstractNumId w:val="86"/>
+  </w:num>
+  <w:num w:numId="74" w16cid:durableId="1052576929">
+    <w:abstractNumId w:val="33"/>
+  </w:num>
+  <w:num w:numId="75" w16cid:durableId="1215001706">
+    <w:abstractNumId w:val="64"/>
+  </w:num>
+  <w:num w:numId="76" w16cid:durableId="1947151389">
+    <w:abstractNumId w:val="15"/>
+  </w:num>
+  <w:num w:numId="77" w16cid:durableId="1167480403">
+    <w:abstractNumId w:val="32"/>
+  </w:num>
+  <w:num w:numId="78" w16cid:durableId="545334753">
+    <w:abstractNumId w:val="97"/>
+  </w:num>
+  <w:num w:numId="79" w16cid:durableId="971908256">
+    <w:abstractNumId w:val="80"/>
+  </w:num>
+  <w:num w:numId="80" w16cid:durableId="480927786">
+    <w:abstractNumId w:val="40"/>
+  </w:num>
+  <w:num w:numId="81" w16cid:durableId="1805150117">
+    <w:abstractNumId w:val="89"/>
+  </w:num>
+  <w:num w:numId="82" w16cid:durableId="190728736">
+    <w:abstractNumId w:val="29"/>
+  </w:num>
+  <w:num w:numId="83" w16cid:durableId="169954851">
+    <w:abstractNumId w:val="44"/>
+  </w:num>
+  <w:num w:numId="84" w16cid:durableId="1347488597">
+    <w:abstractNumId w:val="46"/>
+  </w:num>
+  <w:num w:numId="85" w16cid:durableId="727262526">
     <w:abstractNumId w:val="68"/>
   </w:num>
-  <w:num w:numId="39" w16cid:durableId="54473941">
-    <w:abstractNumId w:val="10"/>
-  </w:num>
-  <w:num w:numId="40" w16cid:durableId="533688943">
-    <w:abstractNumId w:val="20"/>
-  </w:num>
-  <w:num w:numId="41" w16cid:durableId="1628663297">
-    <w:abstractNumId w:val="53"/>
-  </w:num>
-  <w:num w:numId="42" w16cid:durableId="1340423698">
-    <w:abstractNumId w:val="74"/>
-  </w:num>
-  <w:num w:numId="43" w16cid:durableId="1543708978">
-    <w:abstractNumId w:val="93"/>
-  </w:num>
-  <w:num w:numId="44" w16cid:durableId="1617978281">
-    <w:abstractNumId w:val="62"/>
-  </w:num>
-  <w:num w:numId="45" w16cid:durableId="1139491930">
-    <w:abstractNumId w:val="91"/>
-  </w:num>
-  <w:num w:numId="46" w16cid:durableId="1312446574">
+  <w:num w:numId="86" w16cid:durableId="26179630">
     <w:abstractNumId w:val="79"/>
   </w:num>
-  <w:num w:numId="47" w16cid:durableId="1473014466">
-    <w:abstractNumId w:val="39"/>
+  <w:num w:numId="87" w16cid:durableId="908728166">
+    <w:abstractNumId w:val="23"/>
   </w:num>
-  <w:num w:numId="48" w16cid:durableId="1494687537">
-    <w:abstractNumId w:val="58"/>
-  </w:num>
-  <w:num w:numId="49" w16cid:durableId="1546332924">
-    <w:abstractNumId w:val="46"/>
-  </w:num>
-  <w:num w:numId="50" w16cid:durableId="148059033">
-    <w:abstractNumId w:val="35"/>
-  </w:num>
-  <w:num w:numId="51" w16cid:durableId="838615759">
-    <w:abstractNumId w:val="52"/>
-  </w:num>
-  <w:num w:numId="52" w16cid:durableId="1313604255">
-    <w:abstractNumId w:val="48"/>
-  </w:num>
-  <w:num w:numId="53" w16cid:durableId="972173161">
-    <w:abstractNumId w:val="16"/>
-  </w:num>
-  <w:num w:numId="54" w16cid:durableId="2090271717">
-    <w:abstractNumId w:val="47"/>
-  </w:num>
-  <w:num w:numId="55" w16cid:durableId="1170677161">
-    <w:abstractNumId w:val="19"/>
-  </w:num>
-  <w:num w:numId="56" w16cid:durableId="1353268228">
-    <w:abstractNumId w:val="66"/>
-  </w:num>
-  <w:num w:numId="57" w16cid:durableId="424960836">
-    <w:abstractNumId w:val="12"/>
-  </w:num>
-  <w:num w:numId="58" w16cid:durableId="1137798931">
-    <w:abstractNumId w:val="64"/>
-  </w:num>
-  <w:num w:numId="59" w16cid:durableId="626084181">
-    <w:abstractNumId w:val="36"/>
-  </w:num>
-  <w:num w:numId="60" w16cid:durableId="1248928165">
-    <w:abstractNumId w:val="7"/>
-  </w:num>
-  <w:num w:numId="61" w16cid:durableId="891306582">
-    <w:abstractNumId w:val="84"/>
-  </w:num>
-  <w:num w:numId="62" w16cid:durableId="955715304">
-    <w:abstractNumId w:val="40"/>
-  </w:num>
-  <w:num w:numId="63" w16cid:durableId="415060601">
-    <w:abstractNumId w:val="92"/>
-  </w:num>
-  <w:num w:numId="64" w16cid:durableId="1786000242">
+  <w:num w:numId="88" w16cid:durableId="116683245">
     <w:abstractNumId w:val="26"/>
   </w:num>
-  <w:num w:numId="65" w16cid:durableId="750348364">
-    <w:abstractNumId w:val="59"/>
-  </w:num>
-  <w:num w:numId="66" w16cid:durableId="1156216280">
-    <w:abstractNumId w:val="67"/>
-  </w:num>
-  <w:num w:numId="67" w16cid:durableId="1449009044">
-    <w:abstractNumId w:val="31"/>
-  </w:num>
-  <w:num w:numId="68" w16cid:durableId="1783842453">
-    <w:abstractNumId w:val="83"/>
-  </w:num>
-  <w:num w:numId="69" w16cid:durableId="1236673024">
-    <w:abstractNumId w:val="73"/>
-  </w:num>
-  <w:num w:numId="70" w16cid:durableId="1214654908">
-    <w:abstractNumId w:val="77"/>
-  </w:num>
-  <w:num w:numId="71" w16cid:durableId="1286694906">
-    <w:abstractNumId w:val="90"/>
-  </w:num>
-  <w:num w:numId="72" w16cid:durableId="163979959">
-    <w:abstractNumId w:val="11"/>
-  </w:num>
-  <w:num w:numId="73" w16cid:durableId="1013647731">
-    <w:abstractNumId w:val="78"/>
-  </w:num>
-  <w:num w:numId="74" w16cid:durableId="1052576929">
-    <w:abstractNumId w:val="30"/>
-  </w:num>
-  <w:num w:numId="75" w16cid:durableId="1215001706">
-    <w:abstractNumId w:val="57"/>
-  </w:num>
-  <w:num w:numId="76" w16cid:durableId="1947151389">
-    <w:abstractNumId w:val="14"/>
-  </w:num>
-  <w:num w:numId="77" w16cid:durableId="1167480403">
-    <w:abstractNumId w:val="29"/>
-  </w:num>
-  <w:num w:numId="78" w16cid:durableId="545334753">
-    <w:abstractNumId w:val="89"/>
-  </w:num>
-  <w:num w:numId="79" w16cid:durableId="971908256">
-    <w:abstractNumId w:val="72"/>
-  </w:num>
-  <w:num w:numId="80" w16cid:durableId="480927786">
+  <w:num w:numId="89" w16cid:durableId="2047949674">
     <w:abstractNumId w:val="37"/>
-  </w:num>
-  <w:num w:numId="81" w16cid:durableId="1805150117">
-    <w:abstractNumId w:val="81"/>
-  </w:num>
-  <w:num w:numId="82" w16cid:durableId="190728736">
-    <w:abstractNumId w:val="27"/>
-  </w:num>
-  <w:num w:numId="83" w16cid:durableId="169954851">
-    <w:abstractNumId w:val="41"/>
-  </w:num>
-  <w:num w:numId="84" w16cid:durableId="1347488597">
-    <w:abstractNumId w:val="43"/>
-  </w:num>
-  <w:num w:numId="85" w16cid:durableId="727262526">
-    <w:abstractNumId w:val="60"/>
-  </w:num>
-  <w:num w:numId="86" w16cid:durableId="26179630">
-    <w:abstractNumId w:val="71"/>
-  </w:num>
-  <w:num w:numId="87" w16cid:durableId="908728166">
-    <w:abstractNumId w:val="21"/>
-  </w:num>
-  <w:num w:numId="88" w16cid:durableId="116683245">
-    <w:abstractNumId w:val="24"/>
-  </w:num>
-  <w:num w:numId="89" w16cid:durableId="2047949674">
-    <w:abstractNumId w:val="34"/>
   </w:num>
   <w:num w:numId="90" w16cid:durableId="291521982">
     <w:abstractNumId w:val="6"/>
   </w:num>
   <w:num w:numId="91" w16cid:durableId="363021128">
-    <w:abstractNumId w:val="56"/>
+    <w:abstractNumId w:val="63"/>
   </w:num>
   <w:num w:numId="92" w16cid:durableId="1042828779">
+    <w:abstractNumId w:val="96"/>
+  </w:num>
+  <w:num w:numId="93" w16cid:durableId="1840928311">
     <w:abstractNumId w:val="88"/>
   </w:num>
-  <w:num w:numId="93" w16cid:durableId="1840928311">
-    <w:abstractNumId w:val="80"/>
-  </w:num>
   <w:num w:numId="94" w16cid:durableId="1912351239">
-    <w:abstractNumId w:val="17"/>
+    <w:abstractNumId w:val="18"/>
   </w:num>
   <w:num w:numId="95" w16cid:durableId="855391310">
-    <w:abstractNumId w:val="65"/>
+    <w:abstractNumId w:val="73"/>
+  </w:num>
+  <w:num w:numId="96" w16cid:durableId="1690911476">
+    <w:abstractNumId w:val="62"/>
+  </w:num>
+  <w:num w:numId="97" w16cid:durableId="453788060">
+    <w:abstractNumId w:val="58"/>
+  </w:num>
+  <w:num w:numId="98" w16cid:durableId="2072463409">
+    <w:abstractNumId w:val="30"/>
+  </w:num>
+  <w:num w:numId="99" w16cid:durableId="1031220510">
+    <w:abstractNumId w:val="47"/>
+  </w:num>
+  <w:num w:numId="100" w16cid:durableId="428816886">
+    <w:abstractNumId w:val="7"/>
+  </w:num>
+  <w:num w:numId="101" w16cid:durableId="2005426456">
+    <w:abstractNumId w:val="54"/>
+  </w:num>
+  <w:num w:numId="102" w16cid:durableId="888079499">
+    <w:abstractNumId w:val="22"/>
+  </w:num>
+  <w:num w:numId="103" w16cid:durableId="1791507714">
+    <w:abstractNumId w:val="67"/>
   </w:num>
 </w:numbering>
 </file>
@@ -45009,6 +47187,7 @@
   <w:style w:type="character" w:default="1" w:styleId="DefaultParagraphFont">
     <w:name w:val="Default Paragraph Font"/>
     <w:uiPriority w:val="1"/>
+    <w:semiHidden/>
     <w:unhideWhenUsed/>
   </w:style>
   <w:style w:type="table" w:default="1" w:styleId="TableNormal">
@@ -46415,6 +48594,82 @@
       </w:tcPr>
     </w:tblStylePr>
   </w:style>
+  <w:style w:type="table" w:styleId="GridTable4-Accent3">
+    <w:name w:val="Grid Table 4 Accent 3"/>
+    <w:basedOn w:val="TableNormal"/>
+    <w:uiPriority w:val="49"/>
+    <w:rsid w:val="00BB6467"/>
+    <w:pPr>
+      <w:spacing w:after="0" w:line="240" w:lineRule="auto"/>
+    </w:pPr>
+    <w:tblPr>
+      <w:tblStyleRowBandSize w:val="1"/>
+      <w:tblStyleColBandSize w:val="1"/>
+      <w:tblBorders>
+        <w:top w:val="single" w:sz="4" w:space="0" w:color="47D459" w:themeColor="accent3" w:themeTint="99"/>
+        <w:left w:val="single" w:sz="4" w:space="0" w:color="47D459" w:themeColor="accent3" w:themeTint="99"/>
+        <w:bottom w:val="single" w:sz="4" w:space="0" w:color="47D459" w:themeColor="accent3" w:themeTint="99"/>
+        <w:right w:val="single" w:sz="4" w:space="0" w:color="47D459" w:themeColor="accent3" w:themeTint="99"/>
+        <w:insideH w:val="single" w:sz="4" w:space="0" w:color="47D459" w:themeColor="accent3" w:themeTint="99"/>
+        <w:insideV w:val="single" w:sz="4" w:space="0" w:color="47D459" w:themeColor="accent3" w:themeTint="99"/>
+      </w:tblBorders>
+    </w:tblPr>
+    <w:tblStylePr w:type="firstRow">
+      <w:rPr>
+        <w:b/>
+        <w:bCs/>
+        <w:color w:val="FFFFFF" w:themeColor="background1"/>
+      </w:rPr>
+      <w:tblPr/>
+      <w:tcPr>
+        <w:tcBorders>
+          <w:top w:val="single" w:sz="4" w:space="0" w:color="196B24" w:themeColor="accent3"/>
+          <w:left w:val="single" w:sz="4" w:space="0" w:color="196B24" w:themeColor="accent3"/>
+          <w:bottom w:val="single" w:sz="4" w:space="0" w:color="196B24" w:themeColor="accent3"/>
+          <w:right w:val="single" w:sz="4" w:space="0" w:color="196B24" w:themeColor="accent3"/>
+          <w:insideH w:val="nil"/>
+          <w:insideV w:val="nil"/>
+        </w:tcBorders>
+        <w:shd w:val="clear" w:color="auto" w:fill="196B24" w:themeFill="accent3"/>
+      </w:tcPr>
+    </w:tblStylePr>
+    <w:tblStylePr w:type="lastRow">
+      <w:rPr>
+        <w:b/>
+        <w:bCs/>
+      </w:rPr>
+      <w:tblPr/>
+      <w:tcPr>
+        <w:tcBorders>
+          <w:top w:val="double" w:sz="4" w:space="0" w:color="196B24" w:themeColor="accent3"/>
+        </w:tcBorders>
+      </w:tcPr>
+    </w:tblStylePr>
+    <w:tblStylePr w:type="firstCol">
+      <w:rPr>
+        <w:b/>
+        <w:bCs/>
+      </w:rPr>
+    </w:tblStylePr>
+    <w:tblStylePr w:type="lastCol">
+      <w:rPr>
+        <w:b/>
+        <w:bCs/>
+      </w:rPr>
+    </w:tblStylePr>
+    <w:tblStylePr w:type="band1Vert">
+      <w:tblPr/>
+      <w:tcPr>
+        <w:shd w:val="clear" w:color="auto" w:fill="C1F0C7" w:themeFill="accent3" w:themeFillTint="33"/>
+      </w:tcPr>
+    </w:tblStylePr>
+    <w:tblStylePr w:type="band1Horz">
+      <w:tblPr/>
+      <w:tcPr>
+        <w:shd w:val="clear" w:color="auto" w:fill="C1F0C7" w:themeFill="accent3" w:themeFillTint="33"/>
+      </w:tcPr>
+    </w:tblStylePr>
+  </w:style>
 </w:styles>
 </file>
 
